--- a/rapports/2026-06-06/EQ3/EQ3_sup_v2/DR_014301220014/81-90-63-97.docx
+++ b/rapports/2026-06-06/EQ3/EQ3_sup_v2/DR_014301220014/81-90-63-97.docx
@@ -297,7 +297,7 @@
           <w:color w:val="1F6FEB"/>
           <w:sz w:val="22"/>
         </w:rPr>
-        <w:t>⚠ INCOHÉRENCES À CORRIGER (83)</w:t>
+        <w:t>⚠ INCOHÉRENCES À CORRIGER (77)</w:t>
       </w:r>
     </w:p>
     <w:tbl>
@@ -1354,7 +1354,7 @@
                 <w:color w:val="16A34A"/>
                 <w:sz w:val="16"/>
               </w:rPr>
-              <w:t>—</w:t>
+              <w:t>s00q10, s01q35, s01q36, s01q37, s02q04, s02q15, s01q00b, s02q17_code</w:t>
             </w:r>
           </w:p>
         </w:tc>
@@ -1385,7 +1385,7 @@
                 <w:i w:val="0"/>
                 <w:sz w:val="17"/>
               </w:rPr>
-              <w:t>Incohérence!!! seulement les écoles privées paient les frais de scolarité (y compris les frais d'inscription).</w:t>
+              <w:t>Avertissement!!! L'âge (21 ans) de Cheikhouna Diouf avec son niveau d'étude (4ème année Secondaire 1 (Moyen) Général) semble incoherent, veuillez confirmer cette information avec le QG ou corriger l'incohérence.</w:t>
             </w:r>
           </w:p>
         </w:tc>
@@ -1444,7 +1444,7 @@
                 <w:color w:val="16A34A"/>
                 <w:sz w:val="16"/>
               </w:rPr>
-              <w:t>s00q10, s01q35, s01q36, s01q37, s02q04, s02q15, s01q00b, s02q17_code</w:t>
+              <w:t>s02q33, s01q00b</w:t>
             </w:r>
           </w:p>
         </w:tc>
@@ -1475,7 +1475,7 @@
                 <w:i w:val="0"/>
                 <w:sz w:val="17"/>
               </w:rPr>
-              <w:t>Avertissement!!! L'âge (21 ans) de Cheikhouna Diouf avec son niveau d'étude (4ème année Secondaire 1 (Moyen) Général) semble incoherent, veuillez confirmer cette information avec le QG ou corriger l'incohérence.</w:t>
+              <w:t>Incoherent!!! La dernière fois que Adji Aïssatou Diallo a  fréquenté l'école est 9999.</w:t>
             </w:r>
           </w:p>
         </w:tc>
@@ -1565,7 +1565,7 @@
                 <w:i w:val="0"/>
                 <w:sz w:val="17"/>
               </w:rPr>
-              <w:t>Incoherent!!! La dernière fois que Adji Aïssatou Diallo a  fréquenté l'école est 9999.</w:t>
+              <w:t>Incoherent!!! La dernière fois que Yama mendy a  fréquenté l'école est 9999.</w:t>
             </w:r>
           </w:p>
         </w:tc>
@@ -1624,7 +1624,7 @@
                 <w:color w:val="16A34A"/>
                 <w:sz w:val="16"/>
               </w:rPr>
-              <w:t>s02q33, s01q00b</w:t>
+              <w:t>s00q14, s00q16, s00q18, s01q39, s01q42__1, s01q42__2, s02q30, s02q34</w:t>
             </w:r>
           </w:p>
         </w:tc>
@@ -1655,7 +1655,7 @@
                 <w:i w:val="0"/>
                 <w:sz w:val="17"/>
               </w:rPr>
-              <w:t>Incoherent!!! La dernière fois que Yama mendy a  fréquenté l'école est 9999.</w:t>
+              <w:t>Incohérence!! Le niveau d'études le plus élevé atteint par Badara Diallo est superieur et le diplôme le plus elevé obtenu par Badara Diallo est DEF ou CEP OU CAP.</w:t>
             </w:r>
           </w:p>
         </w:tc>
@@ -1714,7 +1714,7 @@
                 <w:color w:val="16A34A"/>
                 <w:sz w:val="16"/>
               </w:rPr>
-              <w:t>s00q14, s00q16, s00q18, s01q39, s01q42__1, s01q42__2, s02q30, s02q34</w:t>
+              <w:t>s02q33, s01q00b</w:t>
             </w:r>
           </w:p>
         </w:tc>
@@ -1745,7 +1745,7 @@
                 <w:i w:val="0"/>
                 <w:sz w:val="17"/>
               </w:rPr>
-              <w:t>Incohérence!! Le niveau d'études le plus élevé atteint par Badara Diallo est superieur et le diplôme le plus elevé obtenu par Badara Diallo est DEF ou CEP OU CAP.</w:t>
+              <w:t>Incoherent!!! La dernière fois que Badara Diallo a  fréquenté l'école est 9999.</w:t>
             </w:r>
           </w:p>
         </w:tc>
@@ -1778,6 +1778,816 @@
                 <w:i w:val="0"/>
                 <w:sz w:val="16"/>
               </w:rPr>
+              <w:t>S11</w:t>
+              <w:br/>
+            </w:r>
+            <w:r>
+              <w:rPr>
+                <w:b w:val="0"/>
+                <w:i w:val="0"/>
+                <w:color w:val="64748B"/>
+                <w:sz w:val="14"/>
+              </w:rPr>
+              <w:t>Logement / cadre de vie</w:t>
+            </w:r>
+          </w:p>
+        </w:tc>
+        <w:tc>
+          <w:tcPr>
+            <w:tcW w:type="dxa" w:w="1531"/>
+          </w:tcPr>
+          <w:p>
+            <w:r>
+              <w:rPr>
+                <w:b/>
+                <w:i w:val="0"/>
+                <w:color w:val="16A34A"/>
+                <w:sz w:val="16"/>
+              </w:rPr>
+              <w:t>—</w:t>
+            </w:r>
+          </w:p>
+        </w:tc>
+        <w:tc>
+          <w:tcPr>
+            <w:tcW w:type="dxa" w:w="1191"/>
+          </w:tcPr>
+          <w:p>
+            <w:r>
+              <w:rPr>
+                <w:b w:val="0"/>
+                <w:i w:val="0"/>
+                <w:color w:val="64748B"/>
+                <w:sz w:val="16"/>
+              </w:rPr>
+              <w:t>GT-CQ</w:t>
+            </w:r>
+          </w:p>
+        </w:tc>
+        <w:tc>
+          <w:tcPr>
+            <w:tcW w:type="dxa" w:w="4706"/>
+          </w:tcPr>
+          <w:p>
+            <w:r>
+              <w:rPr>
+                <w:b w:val="0"/>
+                <w:i w:val="0"/>
+                <w:sz w:val="17"/>
+              </w:rPr>
+              <w:t>Incoherent!!! Le nombre de pièces occupés (8) est superieur aux nombres de personnes vivant dans le ménage.</w:t>
+            </w:r>
+          </w:p>
+        </w:tc>
+      </w:tr>
+      <w:tr>
+        <w:tc>
+          <w:tcPr>
+            <w:tcW w:type="dxa" w:w="964"/>
+          </w:tcPr>
+          <w:p>
+            <w:r>
+              <w:rPr>
+                <w:b/>
+                <w:i w:val="0"/>
+                <w:color w:val="DC2626"/>
+                <w:sz w:val="16"/>
+              </w:rPr>
+              <w:t>Haute</w:t>
+            </w:r>
+          </w:p>
+        </w:tc>
+        <w:tc>
+          <w:tcPr>
+            <w:tcW w:type="dxa" w:w="1247"/>
+          </w:tcPr>
+          <w:p>
+            <w:r>
+              <w:rPr>
+                <w:b/>
+                <w:i w:val="0"/>
+                <w:sz w:val="16"/>
+              </w:rPr>
+              <w:t>S11</w:t>
+              <w:br/>
+            </w:r>
+            <w:r>
+              <w:rPr>
+                <w:b w:val="0"/>
+                <w:i w:val="0"/>
+                <w:color w:val="64748B"/>
+                <w:sz w:val="14"/>
+              </w:rPr>
+              <w:t>Logement / cadre de vie</w:t>
+            </w:r>
+          </w:p>
+        </w:tc>
+        <w:tc>
+          <w:tcPr>
+            <w:tcW w:type="dxa" w:w="1531"/>
+          </w:tcPr>
+          <w:p>
+            <w:r>
+              <w:rPr>
+                <w:b/>
+                <w:i w:val="0"/>
+                <w:color w:val="16A34A"/>
+                <w:sz w:val="16"/>
+              </w:rPr>
+              <w:t>—</w:t>
+            </w:r>
+          </w:p>
+        </w:tc>
+        <w:tc>
+          <w:tcPr>
+            <w:tcW w:type="dxa" w:w="1191"/>
+          </w:tcPr>
+          <w:p>
+            <w:r>
+              <w:rPr>
+                <w:b w:val="0"/>
+                <w:i w:val="0"/>
+                <w:color w:val="64748B"/>
+                <w:sz w:val="16"/>
+              </w:rPr>
+              <w:t>GT-CQ</w:t>
+            </w:r>
+          </w:p>
+        </w:tc>
+        <w:tc>
+          <w:tcPr>
+            <w:tcW w:type="dxa" w:w="4706"/>
+          </w:tcPr>
+          <w:p>
+            <w:r>
+              <w:rPr>
+                <w:b w:val="0"/>
+                <w:i w:val="0"/>
+                <w:sz w:val="17"/>
+              </w:rPr>
+              <w:t>Prière de corriger cette incohérence.</w:t>
+            </w:r>
+          </w:p>
+        </w:tc>
+      </w:tr>
+      <w:tr>
+        <w:tc>
+          <w:tcPr>
+            <w:tcW w:type="dxa" w:w="964"/>
+          </w:tcPr>
+          <w:p>
+            <w:r>
+              <w:rPr>
+                <w:b/>
+                <w:i w:val="0"/>
+                <w:color w:val="DC2626"/>
+                <w:sz w:val="16"/>
+              </w:rPr>
+              <w:t>Haute</w:t>
+            </w:r>
+          </w:p>
+        </w:tc>
+        <w:tc>
+          <w:tcPr>
+            <w:tcW w:type="dxa" w:w="1247"/>
+          </w:tcPr>
+          <w:p>
+            <w:r>
+              <w:rPr>
+                <w:b/>
+                <w:i w:val="0"/>
+                <w:sz w:val="16"/>
+              </w:rPr>
+              <w:t>S13</w:t>
+              <w:br/>
+            </w:r>
+            <w:r>
+              <w:rPr>
+                <w:b w:val="0"/>
+                <w:i w:val="0"/>
+                <w:color w:val="64748B"/>
+                <w:sz w:val="14"/>
+              </w:rPr>
+              <w:t>Transferts</w:t>
+            </w:r>
+          </w:p>
+        </w:tc>
+        <w:tc>
+          <w:tcPr>
+            <w:tcW w:type="dxa" w:w="1531"/>
+          </w:tcPr>
+          <w:p>
+            <w:r>
+              <w:rPr>
+                <w:b/>
+                <w:i w:val="0"/>
+                <w:color w:val="16A34A"/>
+                <w:sz w:val="16"/>
+              </w:rPr>
+              <w:t>s00q27, s01q00a, s01q12, s01q13, s02q04, s03q11, s03q12, s01q01</w:t>
+            </w:r>
+          </w:p>
+        </w:tc>
+        <w:tc>
+          <w:tcPr>
+            <w:tcW w:type="dxa" w:w="1191"/>
+          </w:tcPr>
+          <w:p>
+            <w:r>
+              <w:rPr>
+                <w:b w:val="0"/>
+                <w:i w:val="0"/>
+                <w:color w:val="64748B"/>
+                <w:sz w:val="16"/>
+              </w:rPr>
+              <w:t>GT-CQ</w:t>
+            </w:r>
+          </w:p>
+        </w:tc>
+        <w:tc>
+          <w:tcPr>
+            <w:tcW w:type="dxa" w:w="4706"/>
+          </w:tcPr>
+          <w:p>
+            <w:r>
+              <w:rPr>
+                <w:b w:val="0"/>
+                <w:i w:val="0"/>
+                <w:sz w:val="17"/>
+              </w:rPr>
+              <w:t>L'âge du béneficiaire d'argent dans la section 13b (Transfert emis) semble incoherent voir élévé, prière de verifier ou corriger.</w:t>
+            </w:r>
+          </w:p>
+        </w:tc>
+      </w:tr>
+      <w:tr>
+        <w:tc>
+          <w:tcPr>
+            <w:tcW w:type="dxa" w:w="964"/>
+          </w:tcPr>
+          <w:p>
+            <w:r>
+              <w:rPr>
+                <w:b/>
+                <w:i w:val="0"/>
+                <w:color w:val="EA580C"/>
+                <w:sz w:val="16"/>
+              </w:rPr>
+              <w:t>Moyenne</w:t>
+            </w:r>
+          </w:p>
+        </w:tc>
+        <w:tc>
+          <w:tcPr>
+            <w:tcW w:type="dxa" w:w="1247"/>
+          </w:tcPr>
+          <w:p>
+            <w:r>
+              <w:rPr>
+                <w:b/>
+                <w:i w:val="0"/>
+                <w:sz w:val="16"/>
+              </w:rPr>
+              <w:t>S00</w:t>
+              <w:br/>
+            </w:r>
+            <w:r>
+              <w:rPr>
+                <w:b w:val="0"/>
+                <w:i w:val="0"/>
+                <w:color w:val="64748B"/>
+                <w:sz w:val="14"/>
+              </w:rPr>
+              <w:t>Identification</w:t>
+            </w:r>
+          </w:p>
+        </w:tc>
+        <w:tc>
+          <w:tcPr>
+            <w:tcW w:type="dxa" w:w="1531"/>
+          </w:tcPr>
+          <w:p>
+            <w:r>
+              <w:rPr>
+                <w:b/>
+                <w:i w:val="0"/>
+                <w:color w:val="16A34A"/>
+                <w:sz w:val="16"/>
+              </w:rPr>
+              <w:t>s00q27</w:t>
+            </w:r>
+          </w:p>
+        </w:tc>
+        <w:tc>
+          <w:tcPr>
+            <w:tcW w:type="dxa" w:w="1191"/>
+          </w:tcPr>
+          <w:p>
+            <w:r>
+              <w:rPr>
+                <w:b w:val="0"/>
+                <w:i w:val="0"/>
+                <w:color w:val="64748B"/>
+                <w:sz w:val="16"/>
+              </w:rPr>
+              <w:t>GT-CQ</w:t>
+            </w:r>
+          </w:p>
+        </w:tc>
+        <w:tc>
+          <w:tcPr>
+            <w:tcW w:type="dxa" w:w="4706"/>
+          </w:tcPr>
+          <w:p>
+            <w:r>
+              <w:rPr>
+                <w:b w:val="0"/>
+                <w:i w:val="0"/>
+                <w:sz w:val="17"/>
+              </w:rPr>
+              <w:t>Le questionnaire semble ne pas être complètement fini mais le questionnaire est en statut complet, prière de compléter le questionnaire.</w:t>
+            </w:r>
+          </w:p>
+        </w:tc>
+      </w:tr>
+      <w:tr>
+        <w:tc>
+          <w:tcPr>
+            <w:tcW w:type="dxa" w:w="964"/>
+          </w:tcPr>
+          <w:p>
+            <w:r>
+              <w:rPr>
+                <w:b/>
+                <w:i w:val="0"/>
+                <w:color w:val="EA580C"/>
+                <w:sz w:val="16"/>
+              </w:rPr>
+              <w:t>Moyenne</w:t>
+            </w:r>
+          </w:p>
+        </w:tc>
+        <w:tc>
+          <w:tcPr>
+            <w:tcW w:type="dxa" w:w="1247"/>
+          </w:tcPr>
+          <w:p>
+            <w:r>
+              <w:rPr>
+                <w:b/>
+                <w:i w:val="0"/>
+                <w:sz w:val="16"/>
+              </w:rPr>
+              <w:t>S00</w:t>
+              <w:br/>
+            </w:r>
+            <w:r>
+              <w:rPr>
+                <w:b w:val="0"/>
+                <w:i w:val="0"/>
+                <w:color w:val="64748B"/>
+                <w:sz w:val="14"/>
+              </w:rPr>
+              <w:t>Identification</w:t>
+            </w:r>
+          </w:p>
+        </w:tc>
+        <w:tc>
+          <w:tcPr>
+            <w:tcW w:type="dxa" w:w="1531"/>
+          </w:tcPr>
+          <w:p>
+            <w:r>
+              <w:rPr>
+                <w:b/>
+                <w:i w:val="0"/>
+                <w:color w:val="16A34A"/>
+                <w:sz w:val="16"/>
+              </w:rPr>
+              <w:t>—</w:t>
+            </w:r>
+          </w:p>
+        </w:tc>
+        <w:tc>
+          <w:tcPr>
+            <w:tcW w:type="dxa" w:w="1191"/>
+          </w:tcPr>
+          <w:p>
+            <w:r>
+              <w:rPr>
+                <w:b w:val="0"/>
+                <w:i w:val="0"/>
+                <w:color w:val="64748B"/>
+                <w:sz w:val="16"/>
+              </w:rPr>
+              <w:t>GT-CQ</w:t>
+            </w:r>
+          </w:p>
+        </w:tc>
+        <w:tc>
+          <w:tcPr>
+            <w:tcW w:type="dxa" w:w="4706"/>
+          </w:tcPr>
+          <w:p>
+            <w:r>
+              <w:rPr>
+                <w:b w:val="0"/>
+                <w:i w:val="0"/>
+                <w:sz w:val="17"/>
+              </w:rPr>
+              <w:t>L'adresse ou la localisation du ménage doit être bien renseignée, ne doit pas contenir des numéros de téléphone et elle semble courte pour être une adresse.</w:t>
+            </w:r>
+          </w:p>
+        </w:tc>
+      </w:tr>
+      <w:tr>
+        <w:tc>
+          <w:tcPr>
+            <w:tcW w:type="dxa" w:w="964"/>
+          </w:tcPr>
+          <w:p>
+            <w:r>
+              <w:rPr>
+                <w:b/>
+                <w:i w:val="0"/>
+                <w:color w:val="EA580C"/>
+                <w:sz w:val="16"/>
+              </w:rPr>
+              <w:t>Moyenne</w:t>
+            </w:r>
+          </w:p>
+        </w:tc>
+        <w:tc>
+          <w:tcPr>
+            <w:tcW w:type="dxa" w:w="1247"/>
+          </w:tcPr>
+          <w:p>
+            <w:r>
+              <w:rPr>
+                <w:b/>
+                <w:i w:val="0"/>
+                <w:sz w:val="16"/>
+              </w:rPr>
+              <w:t>S00</w:t>
+              <w:br/>
+            </w:r>
+            <w:r>
+              <w:rPr>
+                <w:b w:val="0"/>
+                <w:i w:val="0"/>
+                <w:color w:val="64748B"/>
+                <w:sz w:val="14"/>
+              </w:rPr>
+              <w:t>Identification</w:t>
+            </w:r>
+          </w:p>
+        </w:tc>
+        <w:tc>
+          <w:tcPr>
+            <w:tcW w:type="dxa" w:w="1531"/>
+          </w:tcPr>
+          <w:p>
+            <w:r>
+              <w:rPr>
+                <w:b/>
+                <w:i w:val="0"/>
+                <w:color w:val="16A34A"/>
+                <w:sz w:val="16"/>
+              </w:rPr>
+              <w:t>—</w:t>
+            </w:r>
+          </w:p>
+        </w:tc>
+        <w:tc>
+          <w:tcPr>
+            <w:tcW w:type="dxa" w:w="1191"/>
+          </w:tcPr>
+          <w:p>
+            <w:r>
+              <w:rPr>
+                <w:b w:val="0"/>
+                <w:i w:val="0"/>
+                <w:color w:val="64748B"/>
+                <w:sz w:val="16"/>
+              </w:rPr>
+              <w:t>GT-CQ</w:t>
+            </w:r>
+          </w:p>
+        </w:tc>
+        <w:tc>
+          <w:tcPr>
+            <w:tcW w:type="dxa" w:w="4706"/>
+          </w:tcPr>
+          <w:p>
+            <w:r>
+              <w:rPr>
+                <w:b w:val="0"/>
+                <w:i w:val="0"/>
+                <w:sz w:val="17"/>
+              </w:rPr>
+              <w:t>Prière de renseigner la bonne adresse.</w:t>
+            </w:r>
+          </w:p>
+        </w:tc>
+      </w:tr>
+      <w:tr>
+        <w:tc>
+          <w:tcPr>
+            <w:tcW w:type="dxa" w:w="964"/>
+          </w:tcPr>
+          <w:p>
+            <w:r>
+              <w:rPr>
+                <w:b/>
+                <w:i w:val="0"/>
+                <w:color w:val="EA580C"/>
+                <w:sz w:val="16"/>
+              </w:rPr>
+              <w:t>Moyenne</w:t>
+            </w:r>
+          </w:p>
+        </w:tc>
+        <w:tc>
+          <w:tcPr>
+            <w:tcW w:type="dxa" w:w="1247"/>
+          </w:tcPr>
+          <w:p>
+            <w:r>
+              <w:rPr>
+                <w:b/>
+                <w:i w:val="0"/>
+                <w:sz w:val="16"/>
+              </w:rPr>
+              <w:t>S01</w:t>
+              <w:br/>
+            </w:r>
+            <w:r>
+              <w:rPr>
+                <w:b w:val="0"/>
+                <w:i w:val="0"/>
+                <w:color w:val="64748B"/>
+                <w:sz w:val="14"/>
+              </w:rPr>
+              <w:t>Démographie</w:t>
+            </w:r>
+          </w:p>
+        </w:tc>
+        <w:tc>
+          <w:tcPr>
+            <w:tcW w:type="dxa" w:w="1531"/>
+          </w:tcPr>
+          <w:p>
+            <w:r>
+              <w:rPr>
+                <w:b/>
+                <w:i w:val="0"/>
+                <w:color w:val="16A34A"/>
+                <w:sz w:val="16"/>
+              </w:rPr>
+              <w:t>—</w:t>
+            </w:r>
+          </w:p>
+        </w:tc>
+        <w:tc>
+          <w:tcPr>
+            <w:tcW w:type="dxa" w:w="1191"/>
+          </w:tcPr>
+          <w:p>
+            <w:r>
+              <w:rPr>
+                <w:b w:val="0"/>
+                <w:i w:val="0"/>
+                <w:color w:val="64748B"/>
+                <w:sz w:val="16"/>
+              </w:rPr>
+              <w:t>GT-CQ</w:t>
+            </w:r>
+          </w:p>
+        </w:tc>
+        <w:tc>
+          <w:tcPr>
+            <w:tcW w:type="dxa" w:w="4706"/>
+          </w:tcPr>
+          <w:p>
+            <w:r>
+              <w:rPr>
+                <w:b w:val="0"/>
+                <w:i w:val="0"/>
+                <w:sz w:val="17"/>
+              </w:rPr>
+              <w:t>Prière de verifier l'information donnée par Badara Diallo ou corriger au niveau de la section 1.</w:t>
+            </w:r>
+          </w:p>
+        </w:tc>
+      </w:tr>
+      <w:tr>
+        <w:tc>
+          <w:tcPr>
+            <w:tcW w:type="dxa" w:w="964"/>
+          </w:tcPr>
+          <w:p>
+            <w:r>
+              <w:rPr>
+                <w:b/>
+                <w:i w:val="0"/>
+                <w:color w:val="EA580C"/>
+                <w:sz w:val="16"/>
+              </w:rPr>
+              <w:t>Moyenne</w:t>
+            </w:r>
+          </w:p>
+        </w:tc>
+        <w:tc>
+          <w:tcPr>
+            <w:tcW w:type="dxa" w:w="1247"/>
+          </w:tcPr>
+          <w:p>
+            <w:r>
+              <w:rPr>
+                <w:b/>
+                <w:i w:val="0"/>
+                <w:sz w:val="16"/>
+              </w:rPr>
+              <w:t>S01</w:t>
+              <w:br/>
+            </w:r>
+            <w:r>
+              <w:rPr>
+                <w:b w:val="0"/>
+                <w:i w:val="0"/>
+                <w:color w:val="64748B"/>
+                <w:sz w:val="14"/>
+              </w:rPr>
+              <w:t>Démographie</w:t>
+            </w:r>
+          </w:p>
+        </w:tc>
+        <w:tc>
+          <w:tcPr>
+            <w:tcW w:type="dxa" w:w="1531"/>
+          </w:tcPr>
+          <w:p>
+            <w:r>
+              <w:rPr>
+                <w:b/>
+                <w:i w:val="0"/>
+                <w:color w:val="16A34A"/>
+                <w:sz w:val="16"/>
+              </w:rPr>
+              <w:t>—</w:t>
+            </w:r>
+          </w:p>
+        </w:tc>
+        <w:tc>
+          <w:tcPr>
+            <w:tcW w:type="dxa" w:w="1191"/>
+          </w:tcPr>
+          <w:p>
+            <w:r>
+              <w:rPr>
+                <w:b w:val="0"/>
+                <w:i w:val="0"/>
+                <w:color w:val="64748B"/>
+                <w:sz w:val="16"/>
+              </w:rPr>
+              <w:t>GT-CQ</w:t>
+            </w:r>
+          </w:p>
+        </w:tc>
+        <w:tc>
+          <w:tcPr>
+            <w:tcW w:type="dxa" w:w="4706"/>
+          </w:tcPr>
+          <w:p>
+            <w:r>
+              <w:rPr>
+                <w:b w:val="0"/>
+                <w:i w:val="0"/>
+                <w:sz w:val="17"/>
+              </w:rPr>
+              <w:t>Prière de verifier l'information donnée par Caroline Diallo ou corriger au niveau de la section 1.</w:t>
+            </w:r>
+          </w:p>
+        </w:tc>
+      </w:tr>
+      <w:tr>
+        <w:tc>
+          <w:tcPr>
+            <w:tcW w:type="dxa" w:w="964"/>
+          </w:tcPr>
+          <w:p>
+            <w:r>
+              <w:rPr>
+                <w:b/>
+                <w:i w:val="0"/>
+                <w:color w:val="EA580C"/>
+                <w:sz w:val="16"/>
+              </w:rPr>
+              <w:t>Moyenne</w:t>
+            </w:r>
+          </w:p>
+        </w:tc>
+        <w:tc>
+          <w:tcPr>
+            <w:tcW w:type="dxa" w:w="1247"/>
+          </w:tcPr>
+          <w:p>
+            <w:r>
+              <w:rPr>
+                <w:b/>
+                <w:i w:val="0"/>
+                <w:sz w:val="16"/>
+              </w:rPr>
+              <w:t>S01</w:t>
+              <w:br/>
+            </w:r>
+            <w:r>
+              <w:rPr>
+                <w:b w:val="0"/>
+                <w:i w:val="0"/>
+                <w:color w:val="64748B"/>
+                <w:sz w:val="14"/>
+              </w:rPr>
+              <w:t>Démographie</w:t>
+            </w:r>
+          </w:p>
+        </w:tc>
+        <w:tc>
+          <w:tcPr>
+            <w:tcW w:type="dxa" w:w="1531"/>
+          </w:tcPr>
+          <w:p>
+            <w:r>
+              <w:rPr>
+                <w:b/>
+                <w:i w:val="0"/>
+                <w:color w:val="16A34A"/>
+                <w:sz w:val="16"/>
+              </w:rPr>
+              <w:t>—</w:t>
+            </w:r>
+          </w:p>
+        </w:tc>
+        <w:tc>
+          <w:tcPr>
+            <w:tcW w:type="dxa" w:w="1191"/>
+          </w:tcPr>
+          <w:p>
+            <w:r>
+              <w:rPr>
+                <w:b w:val="0"/>
+                <w:i w:val="0"/>
+                <w:color w:val="64748B"/>
+                <w:sz w:val="16"/>
+              </w:rPr>
+              <w:t>GT-CQ</w:t>
+            </w:r>
+          </w:p>
+        </w:tc>
+        <w:tc>
+          <w:tcPr>
+            <w:tcW w:type="dxa" w:w="4706"/>
+          </w:tcPr>
+          <w:p>
+            <w:r>
+              <w:rPr>
+                <w:b w:val="0"/>
+                <w:i w:val="0"/>
+                <w:sz w:val="17"/>
+              </w:rPr>
+              <w:t>Prière de verifier l'information donnée par Mame Diarra Diallo ou corriger au niveau de la section 1.</w:t>
+            </w:r>
+          </w:p>
+        </w:tc>
+      </w:tr>
+      <w:tr>
+        <w:tc>
+          <w:tcPr>
+            <w:tcW w:type="dxa" w:w="964"/>
+          </w:tcPr>
+          <w:p>
+            <w:r>
+              <w:rPr>
+                <w:b/>
+                <w:i w:val="0"/>
+                <w:color w:val="EA580C"/>
+                <w:sz w:val="16"/>
+              </w:rPr>
+              <w:t>Moyenne</w:t>
+            </w:r>
+          </w:p>
+        </w:tc>
+        <w:tc>
+          <w:tcPr>
+            <w:tcW w:type="dxa" w:w="1247"/>
+          </w:tcPr>
+          <w:p>
+            <w:r>
+              <w:rPr>
+                <w:b/>
+                <w:i w:val="0"/>
+                <w:sz w:val="16"/>
+              </w:rPr>
               <w:t>S02</w:t>
               <w:br/>
             </w:r>
@@ -1804,7 +2614,7 @@
                 <w:color w:val="16A34A"/>
                 <w:sz w:val="16"/>
               </w:rPr>
-              <w:t>s02q33, s01q00b</w:t>
+              <w:t>—</w:t>
             </w:r>
           </w:p>
         </w:tc>
@@ -1835,7 +2645,7 @@
                 <w:i w:val="0"/>
                 <w:sz w:val="17"/>
               </w:rPr>
-              <w:t>Incoherent!!! La dernière fois que Badara Diallo a  fréquenté l'école est 9999.</w:t>
+              <w:t>Prière de vous adresser à Adji Aïssatou Diallo pour avoir l'année exacte.</w:t>
             </w:r>
           </w:p>
         </w:tc>
@@ -1850,10 +2660,3430 @@
               <w:rPr>
                 <w:b/>
                 <w:i w:val="0"/>
-                <w:color w:val="DC2626"/>
+                <w:color w:val="EA580C"/>
                 <w:sz w:val="16"/>
               </w:rPr>
-              <w:t>Haute</w:t>
+              <w:t>Moyenne</w:t>
+            </w:r>
+          </w:p>
+        </w:tc>
+        <w:tc>
+          <w:tcPr>
+            <w:tcW w:type="dxa" w:w="1247"/>
+          </w:tcPr>
+          <w:p>
+            <w:r>
+              <w:rPr>
+                <w:b/>
+                <w:i w:val="0"/>
+                <w:sz w:val="16"/>
+              </w:rPr>
+              <w:t>S02</w:t>
+              <w:br/>
+            </w:r>
+            <w:r>
+              <w:rPr>
+                <w:b w:val="0"/>
+                <w:i w:val="0"/>
+                <w:color w:val="64748B"/>
+                <w:sz w:val="14"/>
+              </w:rPr>
+              <w:t>Éducation</w:t>
+            </w:r>
+          </w:p>
+        </w:tc>
+        <w:tc>
+          <w:tcPr>
+            <w:tcW w:type="dxa" w:w="1531"/>
+          </w:tcPr>
+          <w:p>
+            <w:r>
+              <w:rPr>
+                <w:b/>
+                <w:i w:val="0"/>
+                <w:color w:val="16A34A"/>
+                <w:sz w:val="16"/>
+              </w:rPr>
+              <w:t>—</w:t>
+            </w:r>
+          </w:p>
+        </w:tc>
+        <w:tc>
+          <w:tcPr>
+            <w:tcW w:type="dxa" w:w="1191"/>
+          </w:tcPr>
+          <w:p>
+            <w:r>
+              <w:rPr>
+                <w:b w:val="0"/>
+                <w:i w:val="0"/>
+                <w:color w:val="64748B"/>
+                <w:sz w:val="16"/>
+              </w:rPr>
+              <w:t>GT-CQ</w:t>
+            </w:r>
+          </w:p>
+        </w:tc>
+        <w:tc>
+          <w:tcPr>
+            <w:tcW w:type="dxa" w:w="4706"/>
+          </w:tcPr>
+          <w:p>
+            <w:r>
+              <w:rPr>
+                <w:b w:val="0"/>
+                <w:i w:val="0"/>
+                <w:sz w:val="17"/>
+              </w:rPr>
+              <w:t>Prière de vous adresser à Yama mendy pour avoir l'année exacte.</w:t>
+            </w:r>
+          </w:p>
+        </w:tc>
+      </w:tr>
+      <w:tr>
+        <w:tc>
+          <w:tcPr>
+            <w:tcW w:type="dxa" w:w="964"/>
+          </w:tcPr>
+          <w:p>
+            <w:r>
+              <w:rPr>
+                <w:b/>
+                <w:i w:val="0"/>
+                <w:color w:val="EA580C"/>
+                <w:sz w:val="16"/>
+              </w:rPr>
+              <w:t>Moyenne</w:t>
+            </w:r>
+          </w:p>
+        </w:tc>
+        <w:tc>
+          <w:tcPr>
+            <w:tcW w:type="dxa" w:w="1247"/>
+          </w:tcPr>
+          <w:p>
+            <w:r>
+              <w:rPr>
+                <w:b/>
+                <w:i w:val="0"/>
+                <w:sz w:val="16"/>
+              </w:rPr>
+              <w:t>S02</w:t>
+              <w:br/>
+            </w:r>
+            <w:r>
+              <w:rPr>
+                <w:b w:val="0"/>
+                <w:i w:val="0"/>
+                <w:color w:val="64748B"/>
+                <w:sz w:val="14"/>
+              </w:rPr>
+              <w:t>Éducation</w:t>
+            </w:r>
+          </w:p>
+        </w:tc>
+        <w:tc>
+          <w:tcPr>
+            <w:tcW w:type="dxa" w:w="1531"/>
+          </w:tcPr>
+          <w:p>
+            <w:r>
+              <w:rPr>
+                <w:b/>
+                <w:i w:val="0"/>
+                <w:color w:val="16A34A"/>
+                <w:sz w:val="16"/>
+              </w:rPr>
+              <w:t>—</w:t>
+            </w:r>
+          </w:p>
+        </w:tc>
+        <w:tc>
+          <w:tcPr>
+            <w:tcW w:type="dxa" w:w="1191"/>
+          </w:tcPr>
+          <w:p>
+            <w:r>
+              <w:rPr>
+                <w:b w:val="0"/>
+                <w:i w:val="0"/>
+                <w:color w:val="64748B"/>
+                <w:sz w:val="16"/>
+              </w:rPr>
+              <w:t>GT-CQ</w:t>
+            </w:r>
+          </w:p>
+        </w:tc>
+        <w:tc>
+          <w:tcPr>
+            <w:tcW w:type="dxa" w:w="4706"/>
+          </w:tcPr>
+          <w:p>
+            <w:r>
+              <w:rPr>
+                <w:b w:val="0"/>
+                <w:i w:val="0"/>
+                <w:sz w:val="17"/>
+              </w:rPr>
+              <w:t>Prière de vous adresser à Badara Diallo pour avoir l'année exacte.</w:t>
+            </w:r>
+          </w:p>
+        </w:tc>
+      </w:tr>
+      <w:tr>
+        <w:tc>
+          <w:tcPr>
+            <w:tcW w:type="dxa" w:w="964"/>
+          </w:tcPr>
+          <w:p>
+            <w:r>
+              <w:rPr>
+                <w:b/>
+                <w:i w:val="0"/>
+                <w:color w:val="EA580C"/>
+                <w:sz w:val="16"/>
+              </w:rPr>
+              <w:t>Moyenne</w:t>
+            </w:r>
+          </w:p>
+        </w:tc>
+        <w:tc>
+          <w:tcPr>
+            <w:tcW w:type="dxa" w:w="1247"/>
+          </w:tcPr>
+          <w:p>
+            <w:r>
+              <w:rPr>
+                <w:b/>
+                <w:i w:val="0"/>
+                <w:sz w:val="16"/>
+              </w:rPr>
+              <w:t>S03</w:t>
+              <w:br/>
+            </w:r>
+            <w:r>
+              <w:rPr>
+                <w:b w:val="0"/>
+                <w:i w:val="0"/>
+                <w:color w:val="64748B"/>
+                <w:sz w:val="14"/>
+              </w:rPr>
+              <w:t>Santé</w:t>
+            </w:r>
+          </w:p>
+        </w:tc>
+        <w:tc>
+          <w:tcPr>
+            <w:tcW w:type="dxa" w:w="1531"/>
+          </w:tcPr>
+          <w:p>
+            <w:r>
+              <w:rPr>
+                <w:b/>
+                <w:i w:val="0"/>
+                <w:color w:val="16A34A"/>
+                <w:sz w:val="16"/>
+              </w:rPr>
+              <w:t>s00q07a, s01q54a, s01q54b, s02q20, s02q21, s03q53, s01q00b</w:t>
+            </w:r>
+          </w:p>
+        </w:tc>
+        <w:tc>
+          <w:tcPr>
+            <w:tcW w:type="dxa" w:w="1191"/>
+          </w:tcPr>
+          <w:p>
+            <w:r>
+              <w:rPr>
+                <w:b w:val="0"/>
+                <w:i w:val="0"/>
+                <w:color w:val="64748B"/>
+                <w:sz w:val="16"/>
+              </w:rPr>
+              <w:t>GT-CQ</w:t>
+            </w:r>
+          </w:p>
+        </w:tc>
+        <w:tc>
+          <w:tcPr>
+            <w:tcW w:type="dxa" w:w="4706"/>
+          </w:tcPr>
+          <w:p>
+            <w:r>
+              <w:rPr>
+                <w:b w:val="0"/>
+                <w:i w:val="0"/>
+                <w:sz w:val="17"/>
+              </w:rPr>
+              <w:t>Le montant(20000 FCFA) des dépenses pour chaque visite prénatale de Yama mendy semble faible (voir nul) ou élevé, prière de corriger.</w:t>
+            </w:r>
+          </w:p>
+        </w:tc>
+      </w:tr>
+      <w:tr>
+        <w:tc>
+          <w:tcPr>
+            <w:tcW w:type="dxa" w:w="964"/>
+          </w:tcPr>
+          <w:p>
+            <w:r>
+              <w:rPr>
+                <w:b/>
+                <w:i w:val="0"/>
+                <w:color w:val="EA580C"/>
+                <w:sz w:val="16"/>
+              </w:rPr>
+              <w:t>Moyenne</w:t>
+            </w:r>
+          </w:p>
+        </w:tc>
+        <w:tc>
+          <w:tcPr>
+            <w:tcW w:type="dxa" w:w="1247"/>
+          </w:tcPr>
+          <w:p>
+            <w:r>
+              <w:rPr>
+                <w:b/>
+                <w:i w:val="0"/>
+                <w:sz w:val="16"/>
+              </w:rPr>
+              <w:t>S03</w:t>
+              <w:br/>
+            </w:r>
+            <w:r>
+              <w:rPr>
+                <w:b w:val="0"/>
+                <w:i w:val="0"/>
+                <w:color w:val="64748B"/>
+                <w:sz w:val="14"/>
+              </w:rPr>
+              <w:t>Santé</w:t>
+            </w:r>
+          </w:p>
+        </w:tc>
+        <w:tc>
+          <w:tcPr>
+            <w:tcW w:type="dxa" w:w="1531"/>
+          </w:tcPr>
+          <w:p>
+            <w:r>
+              <w:rPr>
+                <w:b/>
+                <w:i w:val="0"/>
+                <w:color w:val="16A34A"/>
+                <w:sz w:val="16"/>
+              </w:rPr>
+              <w:t>—</w:t>
+            </w:r>
+          </w:p>
+        </w:tc>
+        <w:tc>
+          <w:tcPr>
+            <w:tcW w:type="dxa" w:w="1191"/>
+          </w:tcPr>
+          <w:p>
+            <w:r>
+              <w:rPr>
+                <w:b w:val="0"/>
+                <w:i w:val="0"/>
+                <w:color w:val="64748B"/>
+                <w:sz w:val="16"/>
+              </w:rPr>
+              <w:t>GT-CQ</w:t>
+            </w:r>
+          </w:p>
+        </w:tc>
+        <w:tc>
+          <w:tcPr>
+            <w:tcW w:type="dxa" w:w="4706"/>
+          </w:tcPr>
+          <w:p>
+            <w:r>
+              <w:rPr>
+                <w:b w:val="0"/>
+                <w:i w:val="0"/>
+                <w:sz w:val="17"/>
+              </w:rPr>
+              <w:t>Veuillez revoir la section santé de ce ménage.</w:t>
+            </w:r>
+          </w:p>
+        </w:tc>
+      </w:tr>
+      <w:tr>
+        <w:tc>
+          <w:tcPr>
+            <w:tcW w:type="dxa" w:w="964"/>
+          </w:tcPr>
+          <w:p>
+            <w:r>
+              <w:rPr>
+                <w:b/>
+                <w:i w:val="0"/>
+                <w:color w:val="EA580C"/>
+                <w:sz w:val="16"/>
+              </w:rPr>
+              <w:t>Moyenne</w:t>
+            </w:r>
+          </w:p>
+        </w:tc>
+        <w:tc>
+          <w:tcPr>
+            <w:tcW w:type="dxa" w:w="1247"/>
+          </w:tcPr>
+          <w:p>
+            <w:r>
+              <w:rPr>
+                <w:b/>
+                <w:i w:val="0"/>
+                <w:sz w:val="16"/>
+              </w:rPr>
+              <w:t>S04</w:t>
+              <w:br/>
+            </w:r>
+            <w:r>
+              <w:rPr>
+                <w:b w:val="0"/>
+                <w:i w:val="0"/>
+                <w:color w:val="64748B"/>
+                <w:sz w:val="14"/>
+              </w:rPr>
+              <w:t>Emploi</w:t>
+            </w:r>
+          </w:p>
+        </w:tc>
+        <w:tc>
+          <w:tcPr>
+            <w:tcW w:type="dxa" w:w="1531"/>
+          </w:tcPr>
+          <w:p>
+            <w:r>
+              <w:rPr>
+                <w:b/>
+                <w:i w:val="0"/>
+                <w:color w:val="16A34A"/>
+                <w:sz w:val="16"/>
+              </w:rPr>
+              <w:t>—</w:t>
+            </w:r>
+          </w:p>
+        </w:tc>
+        <w:tc>
+          <w:tcPr>
+            <w:tcW w:type="dxa" w:w="1191"/>
+          </w:tcPr>
+          <w:p>
+            <w:r>
+              <w:rPr>
+                <w:b w:val="0"/>
+                <w:i w:val="0"/>
+                <w:color w:val="64748B"/>
+                <w:sz w:val="16"/>
+              </w:rPr>
+              <w:t>GT-CQ</w:t>
+            </w:r>
+          </w:p>
+        </w:tc>
+        <w:tc>
+          <w:tcPr>
+            <w:tcW w:type="dxa" w:w="4706"/>
+          </w:tcPr>
+          <w:p>
+            <w:r>
+              <w:rPr>
+                <w:b w:val="0"/>
+                <w:i w:val="0"/>
+                <w:sz w:val="17"/>
+              </w:rPr>
+              <w:t>Attention ! Le nombre de jours (6 jours) que Yama mendy a travaillés par mois semble être inférieur à 15.</w:t>
+            </w:r>
+          </w:p>
+        </w:tc>
+      </w:tr>
+      <w:tr>
+        <w:tc>
+          <w:tcPr>
+            <w:tcW w:type="dxa" w:w="964"/>
+          </w:tcPr>
+          <w:p>
+            <w:r>
+              <w:rPr>
+                <w:b/>
+                <w:i w:val="0"/>
+                <w:color w:val="EA580C"/>
+                <w:sz w:val="16"/>
+              </w:rPr>
+              <w:t>Moyenne</w:t>
+            </w:r>
+          </w:p>
+        </w:tc>
+        <w:tc>
+          <w:tcPr>
+            <w:tcW w:type="dxa" w:w="1247"/>
+          </w:tcPr>
+          <w:p>
+            <w:r>
+              <w:rPr>
+                <w:b/>
+                <w:i w:val="0"/>
+                <w:sz w:val="16"/>
+              </w:rPr>
+              <w:t>S04</w:t>
+              <w:br/>
+            </w:r>
+            <w:r>
+              <w:rPr>
+                <w:b w:val="0"/>
+                <w:i w:val="0"/>
+                <w:color w:val="64748B"/>
+                <w:sz w:val="14"/>
+              </w:rPr>
+              <w:t>Emploi</w:t>
+            </w:r>
+          </w:p>
+        </w:tc>
+        <w:tc>
+          <w:tcPr>
+            <w:tcW w:type="dxa" w:w="1531"/>
+          </w:tcPr>
+          <w:p>
+            <w:r>
+              <w:rPr>
+                <w:b/>
+                <w:i w:val="0"/>
+                <w:color w:val="16A34A"/>
+                <w:sz w:val="16"/>
+              </w:rPr>
+              <w:t>—</w:t>
+            </w:r>
+          </w:p>
+        </w:tc>
+        <w:tc>
+          <w:tcPr>
+            <w:tcW w:type="dxa" w:w="1191"/>
+          </w:tcPr>
+          <w:p>
+            <w:r>
+              <w:rPr>
+                <w:b w:val="0"/>
+                <w:i w:val="0"/>
+                <w:color w:val="64748B"/>
+                <w:sz w:val="16"/>
+              </w:rPr>
+              <w:t>GT-CQ</w:t>
+            </w:r>
+          </w:p>
+        </w:tc>
+        <w:tc>
+          <w:tcPr>
+            <w:tcW w:type="dxa" w:w="4706"/>
+          </w:tcPr>
+          <w:p>
+            <w:r>
+              <w:rPr>
+                <w:b w:val="0"/>
+                <w:i w:val="0"/>
+                <w:sz w:val="17"/>
+              </w:rPr>
+              <w:t>Veuillez, s'il vous plaît, confirmer cette information.</w:t>
+            </w:r>
+          </w:p>
+        </w:tc>
+      </w:tr>
+      <w:tr>
+        <w:tc>
+          <w:tcPr>
+            <w:tcW w:type="dxa" w:w="964"/>
+          </w:tcPr>
+          <w:p>
+            <w:r>
+              <w:rPr>
+                <w:b/>
+                <w:i w:val="0"/>
+                <w:color w:val="EA580C"/>
+                <w:sz w:val="16"/>
+              </w:rPr>
+              <w:t>Moyenne</w:t>
+            </w:r>
+          </w:p>
+        </w:tc>
+        <w:tc>
+          <w:tcPr>
+            <w:tcW w:type="dxa" w:w="1247"/>
+          </w:tcPr>
+          <w:p>
+            <w:r>
+              <w:rPr>
+                <w:b/>
+                <w:i w:val="0"/>
+                <w:sz w:val="16"/>
+              </w:rPr>
+              <w:t>S07</w:t>
+              <w:br/>
+            </w:r>
+            <w:r>
+              <w:rPr>
+                <w:b w:val="0"/>
+                <w:i w:val="0"/>
+                <w:color w:val="64748B"/>
+                <w:sz w:val="14"/>
+              </w:rPr>
+              <w:t>Consommation alimentaire</w:t>
+            </w:r>
+          </w:p>
+        </w:tc>
+        <w:tc>
+          <w:tcPr>
+            <w:tcW w:type="dxa" w:w="1531"/>
+          </w:tcPr>
+          <w:p>
+            <w:r>
+              <w:rPr>
+                <w:b/>
+                <w:i w:val="0"/>
+                <w:color w:val="16A34A"/>
+                <w:sz w:val="16"/>
+              </w:rPr>
+              <w:t>—</w:t>
+            </w:r>
+          </w:p>
+        </w:tc>
+        <w:tc>
+          <w:tcPr>
+            <w:tcW w:type="dxa" w:w="1191"/>
+          </w:tcPr>
+          <w:p>
+            <w:r>
+              <w:rPr>
+                <w:b w:val="0"/>
+                <w:i w:val="0"/>
+                <w:color w:val="64748B"/>
+                <w:sz w:val="16"/>
+              </w:rPr>
+              <w:t>GT-CQ</w:t>
+            </w:r>
+          </w:p>
+        </w:tc>
+        <w:tc>
+          <w:tcPr>
+            <w:tcW w:type="dxa" w:w="4706"/>
+          </w:tcPr>
+          <w:p>
+            <w:r>
+              <w:rPr>
+                <w:b w:val="0"/>
+                <w:i w:val="0"/>
+                <w:sz w:val="17"/>
+              </w:rPr>
+              <w:t>Attention ! Le prix unitaire d'achat (1200 Fcfa) de Banane douce en Kg (taille unique) est relativement élevé par rapport aux autres prix observés dans cette zone.</w:t>
+            </w:r>
+          </w:p>
+        </w:tc>
+      </w:tr>
+      <w:tr>
+        <w:tc>
+          <w:tcPr>
+            <w:tcW w:type="dxa" w:w="964"/>
+          </w:tcPr>
+          <w:p>
+            <w:r>
+              <w:rPr>
+                <w:b/>
+                <w:i w:val="0"/>
+                <w:color w:val="EA580C"/>
+                <w:sz w:val="16"/>
+              </w:rPr>
+              <w:t>Moyenne</w:t>
+            </w:r>
+          </w:p>
+        </w:tc>
+        <w:tc>
+          <w:tcPr>
+            <w:tcW w:type="dxa" w:w="1247"/>
+          </w:tcPr>
+          <w:p>
+            <w:r>
+              <w:rPr>
+                <w:b/>
+                <w:i w:val="0"/>
+                <w:sz w:val="16"/>
+              </w:rPr>
+              <w:t>S07</w:t>
+              <w:br/>
+            </w:r>
+            <w:r>
+              <w:rPr>
+                <w:b w:val="0"/>
+                <w:i w:val="0"/>
+                <w:color w:val="64748B"/>
+                <w:sz w:val="14"/>
+              </w:rPr>
+              <w:t>Consommation alimentaire</w:t>
+            </w:r>
+          </w:p>
+        </w:tc>
+        <w:tc>
+          <w:tcPr>
+            <w:tcW w:type="dxa" w:w="1531"/>
+          </w:tcPr>
+          <w:p>
+            <w:r>
+              <w:rPr>
+                <w:b/>
+                <w:i w:val="0"/>
+                <w:color w:val="16A34A"/>
+                <w:sz w:val="16"/>
+              </w:rPr>
+              <w:t>—</w:t>
+            </w:r>
+          </w:p>
+        </w:tc>
+        <w:tc>
+          <w:tcPr>
+            <w:tcW w:type="dxa" w:w="1191"/>
+          </w:tcPr>
+          <w:p>
+            <w:r>
+              <w:rPr>
+                <w:b w:val="0"/>
+                <w:i w:val="0"/>
+                <w:color w:val="64748B"/>
+                <w:sz w:val="16"/>
+              </w:rPr>
+              <w:t>GT-CQ</w:t>
+            </w:r>
+          </w:p>
+        </w:tc>
+        <w:tc>
+          <w:tcPr>
+            <w:tcW w:type="dxa" w:w="4706"/>
+          </w:tcPr>
+          <w:p>
+            <w:r>
+              <w:rPr>
+                <w:b w:val="0"/>
+                <w:i w:val="0"/>
+                <w:sz w:val="17"/>
+              </w:rPr>
+              <w:t>Prière de corriger ou de confirmer avec le QG.</w:t>
+            </w:r>
+          </w:p>
+        </w:tc>
+      </w:tr>
+      <w:tr>
+        <w:tc>
+          <w:tcPr>
+            <w:tcW w:type="dxa" w:w="964"/>
+          </w:tcPr>
+          <w:p>
+            <w:r>
+              <w:rPr>
+                <w:b/>
+                <w:i w:val="0"/>
+                <w:color w:val="EA580C"/>
+                <w:sz w:val="16"/>
+              </w:rPr>
+              <w:t>Moyenne</w:t>
+            </w:r>
+          </w:p>
+        </w:tc>
+        <w:tc>
+          <w:tcPr>
+            <w:tcW w:type="dxa" w:w="1247"/>
+          </w:tcPr>
+          <w:p>
+            <w:r>
+              <w:rPr>
+                <w:b/>
+                <w:i w:val="0"/>
+                <w:sz w:val="16"/>
+              </w:rPr>
+              <w:t>S07</w:t>
+              <w:br/>
+            </w:r>
+            <w:r>
+              <w:rPr>
+                <w:b w:val="0"/>
+                <w:i w:val="0"/>
+                <w:color w:val="64748B"/>
+                <w:sz w:val="14"/>
+              </w:rPr>
+              <w:t>Consommation alimentaire</w:t>
+            </w:r>
+          </w:p>
+        </w:tc>
+        <w:tc>
+          <w:tcPr>
+            <w:tcW w:type="dxa" w:w="1531"/>
+          </w:tcPr>
+          <w:p>
+            <w:r>
+              <w:rPr>
+                <w:b/>
+                <w:i w:val="0"/>
+                <w:color w:val="16A34A"/>
+                <w:sz w:val="16"/>
+              </w:rPr>
+              <w:t>—</w:t>
+            </w:r>
+          </w:p>
+        </w:tc>
+        <w:tc>
+          <w:tcPr>
+            <w:tcW w:type="dxa" w:w="1191"/>
+          </w:tcPr>
+          <w:p>
+            <w:r>
+              <w:rPr>
+                <w:b w:val="0"/>
+                <w:i w:val="0"/>
+                <w:color w:val="64748B"/>
+                <w:sz w:val="16"/>
+              </w:rPr>
+              <w:t>GT-CQ</w:t>
+            </w:r>
+          </w:p>
+        </w:tc>
+        <w:tc>
+          <w:tcPr>
+            <w:tcW w:type="dxa" w:w="4706"/>
+          </w:tcPr>
+          <w:p>
+            <w:r>
+              <w:rPr>
+                <w:b w:val="0"/>
+                <w:i w:val="0"/>
+                <w:sz w:val="17"/>
+              </w:rPr>
+              <w:t>Attention ! Le prix unitaire d'achat (200 Fcfa) de Tomate fraîche en Sachets (Petit) est relativement élevé par rapport aux autres prix observés dans cette zone.</w:t>
+            </w:r>
+          </w:p>
+        </w:tc>
+      </w:tr>
+      <w:tr>
+        <w:tc>
+          <w:tcPr>
+            <w:tcW w:type="dxa" w:w="964"/>
+          </w:tcPr>
+          <w:p>
+            <w:r>
+              <w:rPr>
+                <w:b/>
+                <w:i w:val="0"/>
+                <w:color w:val="EA580C"/>
+                <w:sz w:val="16"/>
+              </w:rPr>
+              <w:t>Moyenne</w:t>
+            </w:r>
+          </w:p>
+        </w:tc>
+        <w:tc>
+          <w:tcPr>
+            <w:tcW w:type="dxa" w:w="1247"/>
+          </w:tcPr>
+          <w:p>
+            <w:r>
+              <w:rPr>
+                <w:b/>
+                <w:i w:val="0"/>
+                <w:sz w:val="16"/>
+              </w:rPr>
+              <w:t>S07</w:t>
+              <w:br/>
+            </w:r>
+            <w:r>
+              <w:rPr>
+                <w:b w:val="0"/>
+                <w:i w:val="0"/>
+                <w:color w:val="64748B"/>
+                <w:sz w:val="14"/>
+              </w:rPr>
+              <w:t>Consommation alimentaire</w:t>
+            </w:r>
+          </w:p>
+        </w:tc>
+        <w:tc>
+          <w:tcPr>
+            <w:tcW w:type="dxa" w:w="1531"/>
+          </w:tcPr>
+          <w:p>
+            <w:r>
+              <w:rPr>
+                <w:b/>
+                <w:i w:val="0"/>
+                <w:color w:val="16A34A"/>
+                <w:sz w:val="16"/>
+              </w:rPr>
+              <w:t>—</w:t>
+            </w:r>
+          </w:p>
+        </w:tc>
+        <w:tc>
+          <w:tcPr>
+            <w:tcW w:type="dxa" w:w="1191"/>
+          </w:tcPr>
+          <w:p>
+            <w:r>
+              <w:rPr>
+                <w:b w:val="0"/>
+                <w:i w:val="0"/>
+                <w:color w:val="64748B"/>
+                <w:sz w:val="16"/>
+              </w:rPr>
+              <w:t>GT-CQ</w:t>
+            </w:r>
+          </w:p>
+        </w:tc>
+        <w:tc>
+          <w:tcPr>
+            <w:tcW w:type="dxa" w:w="4706"/>
+          </w:tcPr>
+          <w:p>
+            <w:r>
+              <w:rPr>
+                <w:b w:val="0"/>
+                <w:i w:val="0"/>
+                <w:sz w:val="17"/>
+              </w:rPr>
+              <w:t>Attention ! Le prix unitaire d'achat (500 Fcfa) de Sucre en poudre en Kg (taille unique) est relativement faible par rapport aux autres prix observés dans cette zone.</w:t>
+            </w:r>
+          </w:p>
+        </w:tc>
+      </w:tr>
+      <w:tr>
+        <w:tc>
+          <w:tcPr>
+            <w:tcW w:type="dxa" w:w="964"/>
+          </w:tcPr>
+          <w:p>
+            <w:r>
+              <w:rPr>
+                <w:b/>
+                <w:i w:val="0"/>
+                <w:color w:val="EA580C"/>
+                <w:sz w:val="16"/>
+              </w:rPr>
+              <w:t>Moyenne</w:t>
+            </w:r>
+          </w:p>
+        </w:tc>
+        <w:tc>
+          <w:tcPr>
+            <w:tcW w:type="dxa" w:w="1247"/>
+          </w:tcPr>
+          <w:p>
+            <w:r>
+              <w:rPr>
+                <w:b/>
+                <w:i w:val="0"/>
+                <w:sz w:val="16"/>
+              </w:rPr>
+              <w:t>S07</w:t>
+              <w:br/>
+            </w:r>
+            <w:r>
+              <w:rPr>
+                <w:b w:val="0"/>
+                <w:i w:val="0"/>
+                <w:color w:val="64748B"/>
+                <w:sz w:val="14"/>
+              </w:rPr>
+              <w:t>Consommation alimentaire</w:t>
+            </w:r>
+          </w:p>
+        </w:tc>
+        <w:tc>
+          <w:tcPr>
+            <w:tcW w:type="dxa" w:w="1531"/>
+          </w:tcPr>
+          <w:p>
+            <w:r>
+              <w:rPr>
+                <w:b/>
+                <w:i w:val="0"/>
+                <w:color w:val="16A34A"/>
+                <w:sz w:val="16"/>
+              </w:rPr>
+              <w:t>—</w:t>
+            </w:r>
+          </w:p>
+        </w:tc>
+        <w:tc>
+          <w:tcPr>
+            <w:tcW w:type="dxa" w:w="1191"/>
+          </w:tcPr>
+          <w:p>
+            <w:r>
+              <w:rPr>
+                <w:b w:val="0"/>
+                <w:i w:val="0"/>
+                <w:color w:val="64748B"/>
+                <w:sz w:val="16"/>
+              </w:rPr>
+              <w:t>GT-CQ</w:t>
+            </w:r>
+          </w:p>
+        </w:tc>
+        <w:tc>
+          <w:tcPr>
+            <w:tcW w:type="dxa" w:w="4706"/>
+          </w:tcPr>
+          <w:p>
+            <w:r>
+              <w:rPr>
+                <w:b w:val="0"/>
+                <w:i w:val="0"/>
+                <w:sz w:val="17"/>
+              </w:rPr>
+              <w:t>Attention ! Le prix unitaire d'achat (700 Fcfa) de Choux en Kg (taille unique) est relativement élevé par rapport aux autres prix observés dans cette zone.</w:t>
+            </w:r>
+          </w:p>
+        </w:tc>
+      </w:tr>
+      <w:tr>
+        <w:tc>
+          <w:tcPr>
+            <w:tcW w:type="dxa" w:w="964"/>
+          </w:tcPr>
+          <w:p>
+            <w:r>
+              <w:rPr>
+                <w:b/>
+                <w:i w:val="0"/>
+                <w:color w:val="EA580C"/>
+                <w:sz w:val="16"/>
+              </w:rPr>
+              <w:t>Moyenne</w:t>
+            </w:r>
+          </w:p>
+        </w:tc>
+        <w:tc>
+          <w:tcPr>
+            <w:tcW w:type="dxa" w:w="1247"/>
+          </w:tcPr>
+          <w:p>
+            <w:r>
+              <w:rPr>
+                <w:b/>
+                <w:i w:val="0"/>
+                <w:sz w:val="16"/>
+              </w:rPr>
+              <w:t>S07</w:t>
+              <w:br/>
+            </w:r>
+            <w:r>
+              <w:rPr>
+                <w:b w:val="0"/>
+                <w:i w:val="0"/>
+                <w:color w:val="64748B"/>
+                <w:sz w:val="14"/>
+              </w:rPr>
+              <w:t>Consommation alimentaire</w:t>
+            </w:r>
+          </w:p>
+        </w:tc>
+        <w:tc>
+          <w:tcPr>
+            <w:tcW w:type="dxa" w:w="1531"/>
+          </w:tcPr>
+          <w:p>
+            <w:r>
+              <w:rPr>
+                <w:b/>
+                <w:i w:val="0"/>
+                <w:color w:val="16A34A"/>
+                <w:sz w:val="16"/>
+              </w:rPr>
+              <w:t>s02q10, s06q13, s06q14, s06q15a, s07bq01, s07bq03b, s07bq03b1, s07bq03c1</w:t>
+            </w:r>
+          </w:p>
+        </w:tc>
+        <w:tc>
+          <w:tcPr>
+            <w:tcW w:type="dxa" w:w="1191"/>
+          </w:tcPr>
+          <w:p>
+            <w:r>
+              <w:rPr>
+                <w:b w:val="0"/>
+                <w:i w:val="0"/>
+                <w:color w:val="64748B"/>
+                <w:sz w:val="16"/>
+              </w:rPr>
+              <w:t>GT-CQ</w:t>
+            </w:r>
+          </w:p>
+        </w:tc>
+        <w:tc>
+          <w:tcPr>
+            <w:tcW w:type="dxa" w:w="4706"/>
+          </w:tcPr>
+          <w:p>
+            <w:r>
+              <w:rPr>
+                <w:b w:val="0"/>
+                <w:i w:val="0"/>
+                <w:sz w:val="17"/>
+              </w:rPr>
+              <w:t>Difficile de consommer le Sel en Boite (Autre que la boite/pot de tomate) Petit prière de verifier.</w:t>
+            </w:r>
+          </w:p>
+        </w:tc>
+      </w:tr>
+      <w:tr>
+        <w:tc>
+          <w:tcPr>
+            <w:tcW w:type="dxa" w:w="964"/>
+          </w:tcPr>
+          <w:p>
+            <w:r>
+              <w:rPr>
+                <w:b/>
+                <w:i w:val="0"/>
+                <w:color w:val="EA580C"/>
+                <w:sz w:val="16"/>
+              </w:rPr>
+              <w:t>Moyenne</w:t>
+            </w:r>
+          </w:p>
+        </w:tc>
+        <w:tc>
+          <w:tcPr>
+            <w:tcW w:type="dxa" w:w="1247"/>
+          </w:tcPr>
+          <w:p>
+            <w:r>
+              <w:rPr>
+                <w:b/>
+                <w:i w:val="0"/>
+                <w:sz w:val="16"/>
+              </w:rPr>
+              <w:t>S07</w:t>
+              <w:br/>
+            </w:r>
+            <w:r>
+              <w:rPr>
+                <w:b w:val="0"/>
+                <w:i w:val="0"/>
+                <w:color w:val="64748B"/>
+                <w:sz w:val="14"/>
+              </w:rPr>
+              <w:t>Consommation alimentaire</w:t>
+            </w:r>
+          </w:p>
+        </w:tc>
+        <w:tc>
+          <w:tcPr>
+            <w:tcW w:type="dxa" w:w="1531"/>
+          </w:tcPr>
+          <w:p>
+            <w:r>
+              <w:rPr>
+                <w:b/>
+                <w:i w:val="0"/>
+                <w:color w:val="16A34A"/>
+                <w:sz w:val="16"/>
+              </w:rPr>
+              <w:t>—</w:t>
+            </w:r>
+          </w:p>
+        </w:tc>
+        <w:tc>
+          <w:tcPr>
+            <w:tcW w:type="dxa" w:w="1191"/>
+          </w:tcPr>
+          <w:p>
+            <w:r>
+              <w:rPr>
+                <w:b w:val="0"/>
+                <w:i w:val="0"/>
+                <w:color w:val="64748B"/>
+                <w:sz w:val="16"/>
+              </w:rPr>
+              <w:t>GT-CQ</w:t>
+            </w:r>
+          </w:p>
+        </w:tc>
+        <w:tc>
+          <w:tcPr>
+            <w:tcW w:type="dxa" w:w="4706"/>
+          </w:tcPr>
+          <w:p>
+            <w:r>
+              <w:rPr>
+                <w:b w:val="0"/>
+                <w:i w:val="0"/>
+                <w:sz w:val="17"/>
+              </w:rPr>
+              <w:t>Peu plausible!! Ce ménage à consommer du sel en unité Boite (Autre que la boite/pot de tomate) .</w:t>
+            </w:r>
+          </w:p>
+        </w:tc>
+      </w:tr>
+      <w:tr>
+        <w:tc>
+          <w:tcPr>
+            <w:tcW w:type="dxa" w:w="964"/>
+          </w:tcPr>
+          <w:p>
+            <w:r>
+              <w:rPr>
+                <w:b/>
+                <w:i w:val="0"/>
+                <w:color w:val="EA580C"/>
+                <w:sz w:val="16"/>
+              </w:rPr>
+              <w:t>Moyenne</w:t>
+            </w:r>
+          </w:p>
+        </w:tc>
+        <w:tc>
+          <w:tcPr>
+            <w:tcW w:type="dxa" w:w="1247"/>
+          </w:tcPr>
+          <w:p>
+            <w:r>
+              <w:rPr>
+                <w:b/>
+                <w:i w:val="0"/>
+                <w:sz w:val="16"/>
+              </w:rPr>
+              <w:t>S07</w:t>
+              <w:br/>
+            </w:r>
+            <w:r>
+              <w:rPr>
+                <w:b w:val="0"/>
+                <w:i w:val="0"/>
+                <w:color w:val="64748B"/>
+                <w:sz w:val="14"/>
+              </w:rPr>
+              <w:t>Consommation alimentaire</w:t>
+            </w:r>
+          </w:p>
+        </w:tc>
+        <w:tc>
+          <w:tcPr>
+            <w:tcW w:type="dxa" w:w="1531"/>
+          </w:tcPr>
+          <w:p>
+            <w:r>
+              <w:rPr>
+                <w:b/>
+                <w:i w:val="0"/>
+                <w:color w:val="16A34A"/>
+                <w:sz w:val="16"/>
+              </w:rPr>
+              <w:t>—</w:t>
+            </w:r>
+          </w:p>
+        </w:tc>
+        <w:tc>
+          <w:tcPr>
+            <w:tcW w:type="dxa" w:w="1191"/>
+          </w:tcPr>
+          <w:p>
+            <w:r>
+              <w:rPr>
+                <w:b w:val="0"/>
+                <w:i w:val="0"/>
+                <w:color w:val="64748B"/>
+                <w:sz w:val="16"/>
+              </w:rPr>
+              <w:t>GT-CQ</w:t>
+            </w:r>
+          </w:p>
+        </w:tc>
+        <w:tc>
+          <w:tcPr>
+            <w:tcW w:type="dxa" w:w="4706"/>
+          </w:tcPr>
+          <w:p>
+            <w:r>
+              <w:rPr>
+                <w:b w:val="0"/>
+                <w:i w:val="0"/>
+                <w:sz w:val="17"/>
+              </w:rPr>
+              <w:t>Veuillez selectionner la bonne unité de consommation ou confirmez l'unité choisie avec le QG.</w:t>
+            </w:r>
+          </w:p>
+        </w:tc>
+      </w:tr>
+      <w:tr>
+        <w:tc>
+          <w:tcPr>
+            <w:tcW w:type="dxa" w:w="964"/>
+          </w:tcPr>
+          <w:p>
+            <w:r>
+              <w:rPr>
+                <w:b/>
+                <w:i w:val="0"/>
+                <w:color w:val="EA580C"/>
+                <w:sz w:val="16"/>
+              </w:rPr>
+              <w:t>Moyenne</w:t>
+            </w:r>
+          </w:p>
+        </w:tc>
+        <w:tc>
+          <w:tcPr>
+            <w:tcW w:type="dxa" w:w="1247"/>
+          </w:tcPr>
+          <w:p>
+            <w:r>
+              <w:rPr>
+                <w:b/>
+                <w:i w:val="0"/>
+                <w:sz w:val="16"/>
+              </w:rPr>
+              <w:t>S07</w:t>
+              <w:br/>
+            </w:r>
+            <w:r>
+              <w:rPr>
+                <w:b w:val="0"/>
+                <w:i w:val="0"/>
+                <w:color w:val="64748B"/>
+                <w:sz w:val="14"/>
+              </w:rPr>
+              <w:t>Consommation alimentaire</w:t>
+            </w:r>
+          </w:p>
+        </w:tc>
+        <w:tc>
+          <w:tcPr>
+            <w:tcW w:type="dxa" w:w="1531"/>
+          </w:tcPr>
+          <w:p>
+            <w:r>
+              <w:rPr>
+                <w:b/>
+                <w:i w:val="0"/>
+                <w:color w:val="16A34A"/>
+                <w:sz w:val="16"/>
+              </w:rPr>
+              <w:t>s07bq07a, s07bq07b, s07bq07c, s07bq08</w:t>
+            </w:r>
+          </w:p>
+        </w:tc>
+        <w:tc>
+          <w:tcPr>
+            <w:tcW w:type="dxa" w:w="1191"/>
+          </w:tcPr>
+          <w:p>
+            <w:r>
+              <w:rPr>
+                <w:b w:val="0"/>
+                <w:i w:val="0"/>
+                <w:color w:val="64748B"/>
+                <w:sz w:val="16"/>
+              </w:rPr>
+              <w:t>GT-CQ</w:t>
+            </w:r>
+          </w:p>
+        </w:tc>
+        <w:tc>
+          <w:tcPr>
+            <w:tcW w:type="dxa" w:w="4706"/>
+          </w:tcPr>
+          <w:p>
+            <w:r>
+              <w:rPr>
+                <w:b w:val="0"/>
+                <w:i w:val="0"/>
+                <w:sz w:val="17"/>
+              </w:rPr>
+              <w:t>Le prix d'achat unitaire (9000 Fcfa) de Poisson séché Guedj beurre en Kg de taille taille unique prière de regarder les reponses prises dans les questions s07bq07a s07bq07b s07bq07c s07bq08 pour mieux corriger.</w:t>
+            </w:r>
+          </w:p>
+        </w:tc>
+      </w:tr>
+      <w:tr>
+        <w:tc>
+          <w:tcPr>
+            <w:tcW w:type="dxa" w:w="964"/>
+          </w:tcPr>
+          <w:p>
+            <w:r>
+              <w:rPr>
+                <w:b/>
+                <w:i w:val="0"/>
+                <w:color w:val="EA580C"/>
+                <w:sz w:val="16"/>
+              </w:rPr>
+              <w:t>Moyenne</w:t>
+            </w:r>
+          </w:p>
+        </w:tc>
+        <w:tc>
+          <w:tcPr>
+            <w:tcW w:type="dxa" w:w="1247"/>
+          </w:tcPr>
+          <w:p>
+            <w:r>
+              <w:rPr>
+                <w:b/>
+                <w:i w:val="0"/>
+                <w:sz w:val="16"/>
+              </w:rPr>
+              <w:t>S07</w:t>
+              <w:br/>
+            </w:r>
+            <w:r>
+              <w:rPr>
+                <w:b w:val="0"/>
+                <w:i w:val="0"/>
+                <w:color w:val="64748B"/>
+                <w:sz w:val="14"/>
+              </w:rPr>
+              <w:t>Consommation alimentaire</w:t>
+            </w:r>
+          </w:p>
+        </w:tc>
+        <w:tc>
+          <w:tcPr>
+            <w:tcW w:type="dxa" w:w="1531"/>
+          </w:tcPr>
+          <w:p>
+            <w:r>
+              <w:rPr>
+                <w:b/>
+                <w:i w:val="0"/>
+                <w:color w:val="16A34A"/>
+                <w:sz w:val="16"/>
+              </w:rPr>
+              <w:t>—</w:t>
+            </w:r>
+          </w:p>
+        </w:tc>
+        <w:tc>
+          <w:tcPr>
+            <w:tcW w:type="dxa" w:w="1191"/>
+          </w:tcPr>
+          <w:p>
+            <w:r>
+              <w:rPr>
+                <w:b w:val="0"/>
+                <w:i w:val="0"/>
+                <w:color w:val="64748B"/>
+                <w:sz w:val="16"/>
+              </w:rPr>
+              <w:t>GT-CQ</w:t>
+            </w:r>
+          </w:p>
+        </w:tc>
+        <w:tc>
+          <w:tcPr>
+            <w:tcW w:type="dxa" w:w="4706"/>
+          </w:tcPr>
+          <w:p>
+            <w:r>
+              <w:rPr>
+                <w:b w:val="0"/>
+                <w:i w:val="0"/>
+                <w:sz w:val="17"/>
+              </w:rPr>
+              <w:t>Attention ! Le prix unitaire d'achat (9000 Fcfa) de Poisson séché Guedj beurre en Kg (taille unique) est relativement élevé par rapport aux autres prix observés dans cette zone.</w:t>
+            </w:r>
+          </w:p>
+        </w:tc>
+      </w:tr>
+      <w:tr>
+        <w:tc>
+          <w:tcPr>
+            <w:tcW w:type="dxa" w:w="964"/>
+          </w:tcPr>
+          <w:p>
+            <w:r>
+              <w:rPr>
+                <w:b/>
+                <w:i w:val="0"/>
+                <w:color w:val="EA580C"/>
+                <w:sz w:val="16"/>
+              </w:rPr>
+              <w:t>Moyenne</w:t>
+            </w:r>
+          </w:p>
+        </w:tc>
+        <w:tc>
+          <w:tcPr>
+            <w:tcW w:type="dxa" w:w="1247"/>
+          </w:tcPr>
+          <w:p>
+            <w:r>
+              <w:rPr>
+                <w:b/>
+                <w:i w:val="0"/>
+                <w:sz w:val="16"/>
+              </w:rPr>
+              <w:t>S09</w:t>
+              <w:br/>
+            </w:r>
+            <w:r>
+              <w:rPr>
+                <w:b w:val="0"/>
+                <w:i w:val="0"/>
+                <w:color w:val="64748B"/>
+                <w:sz w:val="14"/>
+              </w:rPr>
+              <w:t>Dépenses non alimentaires</w:t>
+            </w:r>
+          </w:p>
+        </w:tc>
+        <w:tc>
+          <w:tcPr>
+            <w:tcW w:type="dxa" w:w="1531"/>
+          </w:tcPr>
+          <w:p>
+            <w:r>
+              <w:rPr>
+                <w:b/>
+                <w:i w:val="0"/>
+                <w:color w:val="16A34A"/>
+                <w:sz w:val="16"/>
+              </w:rPr>
+              <w:t>—</w:t>
+            </w:r>
+          </w:p>
+        </w:tc>
+        <w:tc>
+          <w:tcPr>
+            <w:tcW w:type="dxa" w:w="1191"/>
+          </w:tcPr>
+          <w:p>
+            <w:r>
+              <w:rPr>
+                <w:b w:val="0"/>
+                <w:i w:val="0"/>
+                <w:color w:val="64748B"/>
+                <w:sz w:val="16"/>
+              </w:rPr>
+              <w:t>GT-CQ</w:t>
+            </w:r>
+          </w:p>
+        </w:tc>
+        <w:tc>
+          <w:tcPr>
+            <w:tcW w:type="dxa" w:w="4706"/>
+          </w:tcPr>
+          <w:p>
+            <w:r>
+              <w:rPr>
+                <w:b w:val="0"/>
+                <w:i w:val="0"/>
+                <w:sz w:val="17"/>
+              </w:rPr>
+              <w:t>Attention ! La dépense totale du ménage de Adji Assaïtou Diallo (23000 Fcfa) de la fête de Nouvel an 2026 est relativement élevé.</w:t>
+            </w:r>
+          </w:p>
+        </w:tc>
+      </w:tr>
+      <w:tr>
+        <w:tc>
+          <w:tcPr>
+            <w:tcW w:type="dxa" w:w="964"/>
+          </w:tcPr>
+          <w:p>
+            <w:r>
+              <w:rPr>
+                <w:b/>
+                <w:i w:val="0"/>
+                <w:color w:val="EA580C"/>
+                <w:sz w:val="16"/>
+              </w:rPr>
+              <w:t>Moyenne</w:t>
+            </w:r>
+          </w:p>
+        </w:tc>
+        <w:tc>
+          <w:tcPr>
+            <w:tcW w:type="dxa" w:w="1247"/>
+          </w:tcPr>
+          <w:p>
+            <w:r>
+              <w:rPr>
+                <w:b/>
+                <w:i w:val="0"/>
+                <w:sz w:val="16"/>
+              </w:rPr>
+              <w:t>S09</w:t>
+              <w:br/>
+            </w:r>
+            <w:r>
+              <w:rPr>
+                <w:b w:val="0"/>
+                <w:i w:val="0"/>
+                <w:color w:val="64748B"/>
+                <w:sz w:val="14"/>
+              </w:rPr>
+              <w:t>Dépenses non alimentaires</w:t>
+            </w:r>
+          </w:p>
+        </w:tc>
+        <w:tc>
+          <w:tcPr>
+            <w:tcW w:type="dxa" w:w="1531"/>
+          </w:tcPr>
+          <w:p>
+            <w:r>
+              <w:rPr>
+                <w:b/>
+                <w:i w:val="0"/>
+                <w:color w:val="16A34A"/>
+                <w:sz w:val="16"/>
+              </w:rPr>
+              <w:t>—</w:t>
+            </w:r>
+          </w:p>
+        </w:tc>
+        <w:tc>
+          <w:tcPr>
+            <w:tcW w:type="dxa" w:w="1191"/>
+          </w:tcPr>
+          <w:p>
+            <w:r>
+              <w:rPr>
+                <w:b w:val="0"/>
+                <w:i w:val="0"/>
+                <w:color w:val="64748B"/>
+                <w:sz w:val="16"/>
+              </w:rPr>
+              <w:t>GT-CQ</w:t>
+            </w:r>
+          </w:p>
+        </w:tc>
+        <w:tc>
+          <w:tcPr>
+            <w:tcW w:type="dxa" w:w="4706"/>
+          </w:tcPr>
+          <w:p>
+            <w:r>
+              <w:rPr>
+                <w:b w:val="0"/>
+                <w:i w:val="0"/>
+                <w:sz w:val="17"/>
+              </w:rPr>
+              <w:t>Prière de corriger ou de confirmer avec le QG.</w:t>
+            </w:r>
+          </w:p>
+        </w:tc>
+      </w:tr>
+      <w:tr>
+        <w:tc>
+          <w:tcPr>
+            <w:tcW w:type="dxa" w:w="964"/>
+          </w:tcPr>
+          <w:p>
+            <w:r>
+              <w:rPr>
+                <w:b/>
+                <w:i w:val="0"/>
+                <w:color w:val="EA580C"/>
+                <w:sz w:val="16"/>
+              </w:rPr>
+              <w:t>Moyenne</w:t>
+            </w:r>
+          </w:p>
+        </w:tc>
+        <w:tc>
+          <w:tcPr>
+            <w:tcW w:type="dxa" w:w="1247"/>
+          </w:tcPr>
+          <w:p>
+            <w:r>
+              <w:rPr>
+                <w:b/>
+                <w:i w:val="0"/>
+                <w:sz w:val="16"/>
+              </w:rPr>
+              <w:t>S09</w:t>
+              <w:br/>
+            </w:r>
+            <w:r>
+              <w:rPr>
+                <w:b w:val="0"/>
+                <w:i w:val="0"/>
+                <w:color w:val="64748B"/>
+                <w:sz w:val="14"/>
+              </w:rPr>
+              <w:t>Dépenses non alimentaires</w:t>
+            </w:r>
+          </w:p>
+        </w:tc>
+        <w:tc>
+          <w:tcPr>
+            <w:tcW w:type="dxa" w:w="1531"/>
+          </w:tcPr>
+          <w:p>
+            <w:r>
+              <w:rPr>
+                <w:b/>
+                <w:i w:val="0"/>
+                <w:color w:val="16A34A"/>
+                <w:sz w:val="16"/>
+              </w:rPr>
+              <w:t>—</w:t>
+            </w:r>
+          </w:p>
+        </w:tc>
+        <w:tc>
+          <w:tcPr>
+            <w:tcW w:type="dxa" w:w="1191"/>
+          </w:tcPr>
+          <w:p>
+            <w:r>
+              <w:rPr>
+                <w:b w:val="0"/>
+                <w:i w:val="0"/>
+                <w:color w:val="64748B"/>
+                <w:sz w:val="16"/>
+              </w:rPr>
+              <w:t>GT-CQ</w:t>
+            </w:r>
+          </w:p>
+        </w:tc>
+        <w:tc>
+          <w:tcPr>
+            <w:tcW w:type="dxa" w:w="4706"/>
+          </w:tcPr>
+          <w:p>
+            <w:r>
+              <w:rPr>
+                <w:b w:val="0"/>
+                <w:i w:val="0"/>
+                <w:sz w:val="17"/>
+              </w:rPr>
+              <w:t>Attention ! La dépense du ménage de Adji Assaïtou Diallo (15000 Fcfa) au cours de 7 derniers jours de Transport urbain en bus est relativement élevé.</w:t>
+            </w:r>
+          </w:p>
+        </w:tc>
+      </w:tr>
+      <w:tr>
+        <w:tc>
+          <w:tcPr>
+            <w:tcW w:type="dxa" w:w="964"/>
+          </w:tcPr>
+          <w:p>
+            <w:r>
+              <w:rPr>
+                <w:b/>
+                <w:i w:val="0"/>
+                <w:color w:val="EA580C"/>
+                <w:sz w:val="16"/>
+              </w:rPr>
+              <w:t>Moyenne</w:t>
+            </w:r>
+          </w:p>
+        </w:tc>
+        <w:tc>
+          <w:tcPr>
+            <w:tcW w:type="dxa" w:w="1247"/>
+          </w:tcPr>
+          <w:p>
+            <w:r>
+              <w:rPr>
+                <w:b/>
+                <w:i w:val="0"/>
+                <w:sz w:val="16"/>
+              </w:rPr>
+              <w:t>S09</w:t>
+              <w:br/>
+            </w:r>
+            <w:r>
+              <w:rPr>
+                <w:b w:val="0"/>
+                <w:i w:val="0"/>
+                <w:color w:val="64748B"/>
+                <w:sz w:val="14"/>
+              </w:rPr>
+              <w:t>Dépenses non alimentaires</w:t>
+            </w:r>
+          </w:p>
+        </w:tc>
+        <w:tc>
+          <w:tcPr>
+            <w:tcW w:type="dxa" w:w="1531"/>
+          </w:tcPr>
+          <w:p>
+            <w:r>
+              <w:rPr>
+                <w:b/>
+                <w:i w:val="0"/>
+                <w:color w:val="16A34A"/>
+                <w:sz w:val="16"/>
+              </w:rPr>
+              <w:t>—</w:t>
+            </w:r>
+          </w:p>
+        </w:tc>
+        <w:tc>
+          <w:tcPr>
+            <w:tcW w:type="dxa" w:w="1191"/>
+          </w:tcPr>
+          <w:p>
+            <w:r>
+              <w:rPr>
+                <w:b w:val="0"/>
+                <w:i w:val="0"/>
+                <w:color w:val="64748B"/>
+                <w:sz w:val="16"/>
+              </w:rPr>
+              <w:t>GT-CQ</w:t>
+            </w:r>
+          </w:p>
+        </w:tc>
+        <w:tc>
+          <w:tcPr>
+            <w:tcW w:type="dxa" w:w="4706"/>
+          </w:tcPr>
+          <w:p>
+            <w:r>
+              <w:rPr>
+                <w:b w:val="0"/>
+                <w:i w:val="0"/>
+                <w:sz w:val="17"/>
+              </w:rPr>
+              <w:t>Prière de corriger ou de confirmer avec le QG.</w:t>
+            </w:r>
+          </w:p>
+        </w:tc>
+      </w:tr>
+      <w:tr>
+        <w:tc>
+          <w:tcPr>
+            <w:tcW w:type="dxa" w:w="964"/>
+          </w:tcPr>
+          <w:p>
+            <w:r>
+              <w:rPr>
+                <w:b/>
+                <w:i w:val="0"/>
+                <w:color w:val="EA580C"/>
+                <w:sz w:val="16"/>
+              </w:rPr>
+              <w:t>Moyenne</w:t>
+            </w:r>
+          </w:p>
+        </w:tc>
+        <w:tc>
+          <w:tcPr>
+            <w:tcW w:type="dxa" w:w="1247"/>
+          </w:tcPr>
+          <w:p>
+            <w:r>
+              <w:rPr>
+                <w:b/>
+                <w:i w:val="0"/>
+                <w:sz w:val="16"/>
+              </w:rPr>
+              <w:t>S09</w:t>
+              <w:br/>
+            </w:r>
+            <w:r>
+              <w:rPr>
+                <w:b w:val="0"/>
+                <w:i w:val="0"/>
+                <w:color w:val="64748B"/>
+                <w:sz w:val="14"/>
+              </w:rPr>
+              <w:t>Dépenses non alimentaires</w:t>
+            </w:r>
+          </w:p>
+        </w:tc>
+        <w:tc>
+          <w:tcPr>
+            <w:tcW w:type="dxa" w:w="1531"/>
+          </w:tcPr>
+          <w:p>
+            <w:r>
+              <w:rPr>
+                <w:b/>
+                <w:i w:val="0"/>
+                <w:color w:val="16A34A"/>
+                <w:sz w:val="16"/>
+              </w:rPr>
+              <w:t>—</w:t>
+            </w:r>
+          </w:p>
+        </w:tc>
+        <w:tc>
+          <w:tcPr>
+            <w:tcW w:type="dxa" w:w="1191"/>
+          </w:tcPr>
+          <w:p>
+            <w:r>
+              <w:rPr>
+                <w:b w:val="0"/>
+                <w:i w:val="0"/>
+                <w:color w:val="64748B"/>
+                <w:sz w:val="16"/>
+              </w:rPr>
+              <w:t>GT-CQ</w:t>
+            </w:r>
+          </w:p>
+        </w:tc>
+        <w:tc>
+          <w:tcPr>
+            <w:tcW w:type="dxa" w:w="4706"/>
+          </w:tcPr>
+          <w:p>
+            <w:r>
+              <w:rPr>
+                <w:b w:val="0"/>
+                <w:i w:val="0"/>
+                <w:sz w:val="17"/>
+              </w:rPr>
+              <w:t>La dernière fois que vous avez acheté Frais de blanchiment des vêtements, linge, etc.</w:t>
+            </w:r>
+          </w:p>
+        </w:tc>
+      </w:tr>
+      <w:tr>
+        <w:tc>
+          <w:tcPr>
+            <w:tcW w:type="dxa" w:w="964"/>
+          </w:tcPr>
+          <w:p>
+            <w:r>
+              <w:rPr>
+                <w:b/>
+                <w:i w:val="0"/>
+                <w:color w:val="EA580C"/>
+                <w:sz w:val="16"/>
+              </w:rPr>
+              <w:t>Moyenne</w:t>
+            </w:r>
+          </w:p>
+        </w:tc>
+        <w:tc>
+          <w:tcPr>
+            <w:tcW w:type="dxa" w:w="1247"/>
+          </w:tcPr>
+          <w:p>
+            <w:r>
+              <w:rPr>
+                <w:b/>
+                <w:i w:val="0"/>
+                <w:sz w:val="16"/>
+              </w:rPr>
+              <w:t>S09</w:t>
+              <w:br/>
+            </w:r>
+            <w:r>
+              <w:rPr>
+                <w:b w:val="0"/>
+                <w:i w:val="0"/>
+                <w:color w:val="64748B"/>
+                <w:sz w:val="14"/>
+              </w:rPr>
+              <w:t>Dépenses non alimentaires</w:t>
+            </w:r>
+          </w:p>
+        </w:tc>
+        <w:tc>
+          <w:tcPr>
+            <w:tcW w:type="dxa" w:w="1531"/>
+          </w:tcPr>
+          <w:p>
+            <w:r>
+              <w:rPr>
+                <w:b/>
+                <w:i w:val="0"/>
+                <w:color w:val="16A34A"/>
+                <w:sz w:val="16"/>
+              </w:rPr>
+              <w:t>s01q23, s01q00b, s01q23_autre</w:t>
+            </w:r>
+          </w:p>
+        </w:tc>
+        <w:tc>
+          <w:tcPr>
+            <w:tcW w:type="dxa" w:w="1191"/>
+          </w:tcPr>
+          <w:p>
+            <w:r>
+              <w:rPr>
+                <w:b w:val="0"/>
+                <w:i w:val="0"/>
+                <w:color w:val="64748B"/>
+                <w:sz w:val="16"/>
+              </w:rPr>
+              <w:t>GT-CQ</w:t>
+            </w:r>
+          </w:p>
+        </w:tc>
+        <w:tc>
+          <w:tcPr>
+            <w:tcW w:type="dxa" w:w="4706"/>
+          </w:tcPr>
+          <w:p>
+            <w:r>
+              <w:rPr>
+                <w:b w:val="0"/>
+                <w:i w:val="0"/>
+                <w:sz w:val="17"/>
+              </w:rPr>
+              <w:t>(Pressing) est maison et semble exister dans les modalités, prière de prendre attache avec le QG pour plus d'explication afin de la classer bien.</w:t>
+            </w:r>
+          </w:p>
+        </w:tc>
+      </w:tr>
+      <w:tr>
+        <w:tc>
+          <w:tcPr>
+            <w:tcW w:type="dxa" w:w="964"/>
+          </w:tcPr>
+          <w:p>
+            <w:r>
+              <w:rPr>
+                <w:b/>
+                <w:i w:val="0"/>
+                <w:color w:val="EA580C"/>
+                <w:sz w:val="16"/>
+              </w:rPr>
+              <w:t>Moyenne</w:t>
+            </w:r>
+          </w:p>
+        </w:tc>
+        <w:tc>
+          <w:tcPr>
+            <w:tcW w:type="dxa" w:w="1247"/>
+          </w:tcPr>
+          <w:p>
+            <w:r>
+              <w:rPr>
+                <w:b/>
+                <w:i w:val="0"/>
+                <w:sz w:val="16"/>
+              </w:rPr>
+              <w:t>S09</w:t>
+              <w:br/>
+            </w:r>
+            <w:r>
+              <w:rPr>
+                <w:b w:val="0"/>
+                <w:i w:val="0"/>
+                <w:color w:val="64748B"/>
+                <w:sz w:val="14"/>
+              </w:rPr>
+              <w:t>Dépenses non alimentaires</w:t>
+            </w:r>
+          </w:p>
+        </w:tc>
+        <w:tc>
+          <w:tcPr>
+            <w:tcW w:type="dxa" w:w="1531"/>
+          </w:tcPr>
+          <w:p>
+            <w:r>
+              <w:rPr>
+                <w:b/>
+                <w:i w:val="0"/>
+                <w:color w:val="16A34A"/>
+                <w:sz w:val="16"/>
+              </w:rPr>
+              <w:t>—</w:t>
+            </w:r>
+          </w:p>
+        </w:tc>
+        <w:tc>
+          <w:tcPr>
+            <w:tcW w:type="dxa" w:w="1191"/>
+          </w:tcPr>
+          <w:p>
+            <w:r>
+              <w:rPr>
+                <w:b w:val="0"/>
+                <w:i w:val="0"/>
+                <w:color w:val="64748B"/>
+                <w:sz w:val="16"/>
+              </w:rPr>
+              <w:t>GT-CQ</w:t>
+            </w:r>
+          </w:p>
+        </w:tc>
+        <w:tc>
+          <w:tcPr>
+            <w:tcW w:type="dxa" w:w="4706"/>
+          </w:tcPr>
+          <w:p>
+            <w:r>
+              <w:rPr>
+                <w:b w:val="0"/>
+                <w:i w:val="0"/>
+                <w:sz w:val="17"/>
+              </w:rPr>
+              <w:t>La dernière fois que vous avez acheté Salaire du personnel de maison (gardien, boy, chauffeur, cuisinier, etc.</w:t>
+            </w:r>
+          </w:p>
+        </w:tc>
+      </w:tr>
+      <w:tr>
+        <w:tc>
+          <w:tcPr>
+            <w:tcW w:type="dxa" w:w="964"/>
+          </w:tcPr>
+          <w:p>
+            <w:r>
+              <w:rPr>
+                <w:b/>
+                <w:i w:val="0"/>
+                <w:color w:val="EA580C"/>
+                <w:sz w:val="16"/>
+              </w:rPr>
+              <w:t>Moyenne</w:t>
+            </w:r>
+          </w:p>
+        </w:tc>
+        <w:tc>
+          <w:tcPr>
+            <w:tcW w:type="dxa" w:w="1247"/>
+          </w:tcPr>
+          <w:p>
+            <w:r>
+              <w:rPr>
+                <w:b/>
+                <w:i w:val="0"/>
+                <w:sz w:val="16"/>
+              </w:rPr>
+              <w:t>S09</w:t>
+              <w:br/>
+            </w:r>
+            <w:r>
+              <w:rPr>
+                <w:b w:val="0"/>
+                <w:i w:val="0"/>
+                <w:color w:val="64748B"/>
+                <w:sz w:val="14"/>
+              </w:rPr>
+              <w:t>Dépenses non alimentaires</w:t>
+            </w:r>
+          </w:p>
+        </w:tc>
+        <w:tc>
+          <w:tcPr>
+            <w:tcW w:type="dxa" w:w="1531"/>
+          </w:tcPr>
+          <w:p>
+            <w:r>
+              <w:rPr>
+                <w:b/>
+                <w:i w:val="0"/>
+                <w:color w:val="16A34A"/>
+                <w:sz w:val="16"/>
+              </w:rPr>
+              <w:t>s01q23, s01q00b, s01q23_autre</w:t>
+            </w:r>
+          </w:p>
+        </w:tc>
+        <w:tc>
+          <w:tcPr>
+            <w:tcW w:type="dxa" w:w="1191"/>
+          </w:tcPr>
+          <w:p>
+            <w:r>
+              <w:rPr>
+                <w:b w:val="0"/>
+                <w:i w:val="0"/>
+                <w:color w:val="64748B"/>
+                <w:sz w:val="16"/>
+              </w:rPr>
+              <w:t>GT-CQ</w:t>
+            </w:r>
+          </w:p>
+        </w:tc>
+        <w:tc>
+          <w:tcPr>
+            <w:tcW w:type="dxa" w:w="4706"/>
+          </w:tcPr>
+          <w:p>
+            <w:r>
+              <w:rPr>
+                <w:b w:val="0"/>
+                <w:i w:val="0"/>
+                <w:sz w:val="17"/>
+              </w:rPr>
+              <w:t>) est maison et semble exister dans les modalités, prière de prendre attache avec le QG pour plus d'explication afin de la classer bien.</w:t>
+            </w:r>
+          </w:p>
+        </w:tc>
+      </w:tr>
+      <w:tr>
+        <w:tc>
+          <w:tcPr>
+            <w:tcW w:type="dxa" w:w="964"/>
+          </w:tcPr>
+          <w:p>
+            <w:r>
+              <w:rPr>
+                <w:b/>
+                <w:i w:val="0"/>
+                <w:color w:val="EA580C"/>
+                <w:sz w:val="16"/>
+              </w:rPr>
+              <w:t>Moyenne</w:t>
+            </w:r>
+          </w:p>
+        </w:tc>
+        <w:tc>
+          <w:tcPr>
+            <w:tcW w:type="dxa" w:w="1247"/>
+          </w:tcPr>
+          <w:p>
+            <w:r>
+              <w:rPr>
+                <w:b/>
+                <w:i w:val="0"/>
+                <w:sz w:val="16"/>
+              </w:rPr>
+              <w:t>S09</w:t>
+              <w:br/>
+            </w:r>
+            <w:r>
+              <w:rPr>
+                <w:b w:val="0"/>
+                <w:i w:val="0"/>
+                <w:color w:val="64748B"/>
+                <w:sz w:val="14"/>
+              </w:rPr>
+              <w:t>Dépenses non alimentaires</w:t>
+            </w:r>
+          </w:p>
+        </w:tc>
+        <w:tc>
+          <w:tcPr>
+            <w:tcW w:type="dxa" w:w="1531"/>
+          </w:tcPr>
+          <w:p>
+            <w:r>
+              <w:rPr>
+                <w:b/>
+                <w:i w:val="0"/>
+                <w:color w:val="16A34A"/>
+                <w:sz w:val="16"/>
+              </w:rPr>
+              <w:t>—</w:t>
+            </w:r>
+          </w:p>
+        </w:tc>
+        <w:tc>
+          <w:tcPr>
+            <w:tcW w:type="dxa" w:w="1191"/>
+          </w:tcPr>
+          <w:p>
+            <w:r>
+              <w:rPr>
+                <w:b w:val="0"/>
+                <w:i w:val="0"/>
+                <w:color w:val="64748B"/>
+                <w:sz w:val="16"/>
+              </w:rPr>
+              <w:t>GT-CQ</w:t>
+            </w:r>
+          </w:p>
+        </w:tc>
+        <w:tc>
+          <w:tcPr>
+            <w:tcW w:type="dxa" w:w="4706"/>
+          </w:tcPr>
+          <w:p>
+            <w:r>
+              <w:rPr>
+                <w:b w:val="0"/>
+                <w:i w:val="0"/>
+                <w:sz w:val="17"/>
+              </w:rPr>
+              <w:t>Attention ! La dépense du ménage de Adji Assaïtou Diallo (50000 Fcfa) au cours de 30 derniers jours de Salaire du personnel de maison (gardien, boy, chauffeur, cuisinier, etc.</w:t>
+            </w:r>
+          </w:p>
+        </w:tc>
+      </w:tr>
+      <w:tr>
+        <w:tc>
+          <w:tcPr>
+            <w:tcW w:type="dxa" w:w="964"/>
+          </w:tcPr>
+          <w:p>
+            <w:r>
+              <w:rPr>
+                <w:b/>
+                <w:i w:val="0"/>
+                <w:color w:val="EA580C"/>
+                <w:sz w:val="16"/>
+              </w:rPr>
+              <w:t>Moyenne</w:t>
+            </w:r>
+          </w:p>
+        </w:tc>
+        <w:tc>
+          <w:tcPr>
+            <w:tcW w:type="dxa" w:w="1247"/>
+          </w:tcPr>
+          <w:p>
+            <w:r>
+              <w:rPr>
+                <w:b/>
+                <w:i w:val="0"/>
+                <w:sz w:val="16"/>
+              </w:rPr>
+              <w:t>S09</w:t>
+              <w:br/>
+            </w:r>
+            <w:r>
+              <w:rPr>
+                <w:b w:val="0"/>
+                <w:i w:val="0"/>
+                <w:color w:val="64748B"/>
+                <w:sz w:val="14"/>
+              </w:rPr>
+              <w:t>Dépenses non alimentaires</w:t>
+            </w:r>
+          </w:p>
+        </w:tc>
+        <w:tc>
+          <w:tcPr>
+            <w:tcW w:type="dxa" w:w="1531"/>
+          </w:tcPr>
+          <w:p>
+            <w:r>
+              <w:rPr>
+                <w:b/>
+                <w:i w:val="0"/>
+                <w:color w:val="16A34A"/>
+                <w:sz w:val="16"/>
+              </w:rPr>
+              <w:t>—</w:t>
+            </w:r>
+          </w:p>
+        </w:tc>
+        <w:tc>
+          <w:tcPr>
+            <w:tcW w:type="dxa" w:w="1191"/>
+          </w:tcPr>
+          <w:p>
+            <w:r>
+              <w:rPr>
+                <w:b w:val="0"/>
+                <w:i w:val="0"/>
+                <w:color w:val="64748B"/>
+                <w:sz w:val="16"/>
+              </w:rPr>
+              <w:t>GT-CQ</w:t>
+            </w:r>
+          </w:p>
+        </w:tc>
+        <w:tc>
+          <w:tcPr>
+            <w:tcW w:type="dxa" w:w="4706"/>
+          </w:tcPr>
+          <w:p>
+            <w:r>
+              <w:rPr>
+                <w:b w:val="0"/>
+                <w:i w:val="0"/>
+                <w:sz w:val="17"/>
+              </w:rPr>
+              <w:t>) est relativement élevé.</w:t>
+            </w:r>
+          </w:p>
+        </w:tc>
+      </w:tr>
+      <w:tr>
+        <w:tc>
+          <w:tcPr>
+            <w:tcW w:type="dxa" w:w="964"/>
+          </w:tcPr>
+          <w:p>
+            <w:r>
+              <w:rPr>
+                <w:b/>
+                <w:i w:val="0"/>
+                <w:color w:val="EA580C"/>
+                <w:sz w:val="16"/>
+              </w:rPr>
+              <w:t>Moyenne</w:t>
+            </w:r>
+          </w:p>
+        </w:tc>
+        <w:tc>
+          <w:tcPr>
+            <w:tcW w:type="dxa" w:w="1247"/>
+          </w:tcPr>
+          <w:p>
+            <w:r>
+              <w:rPr>
+                <w:b/>
+                <w:i w:val="0"/>
+                <w:sz w:val="16"/>
+              </w:rPr>
+              <w:t>S09</w:t>
+              <w:br/>
+            </w:r>
+            <w:r>
+              <w:rPr>
+                <w:b w:val="0"/>
+                <w:i w:val="0"/>
+                <w:color w:val="64748B"/>
+                <w:sz w:val="14"/>
+              </w:rPr>
+              <w:t>Dépenses non alimentaires</w:t>
+            </w:r>
+          </w:p>
+        </w:tc>
+        <w:tc>
+          <w:tcPr>
+            <w:tcW w:type="dxa" w:w="1531"/>
+          </w:tcPr>
+          <w:p>
+            <w:r>
+              <w:rPr>
+                <w:b/>
+                <w:i w:val="0"/>
+                <w:color w:val="16A34A"/>
+                <w:sz w:val="16"/>
+              </w:rPr>
+              <w:t>—</w:t>
+            </w:r>
+          </w:p>
+        </w:tc>
+        <w:tc>
+          <w:tcPr>
+            <w:tcW w:type="dxa" w:w="1191"/>
+          </w:tcPr>
+          <w:p>
+            <w:r>
+              <w:rPr>
+                <w:b w:val="0"/>
+                <w:i w:val="0"/>
+                <w:color w:val="64748B"/>
+                <w:sz w:val="16"/>
+              </w:rPr>
+              <w:t>GT-CQ</w:t>
+            </w:r>
+          </w:p>
+        </w:tc>
+        <w:tc>
+          <w:tcPr>
+            <w:tcW w:type="dxa" w:w="4706"/>
+          </w:tcPr>
+          <w:p>
+            <w:r>
+              <w:rPr>
+                <w:b w:val="0"/>
+                <w:i w:val="0"/>
+                <w:sz w:val="17"/>
+              </w:rPr>
+              <w:t>Prière de corriger ou de confirmer avec le QG.</w:t>
+            </w:r>
+          </w:p>
+        </w:tc>
+      </w:tr>
+      <w:tr>
+        <w:tc>
+          <w:tcPr>
+            <w:tcW w:type="dxa" w:w="964"/>
+          </w:tcPr>
+          <w:p>
+            <w:r>
+              <w:rPr>
+                <w:b/>
+                <w:i w:val="0"/>
+                <w:color w:val="EA580C"/>
+                <w:sz w:val="16"/>
+              </w:rPr>
+              <w:t>Moyenne</w:t>
+            </w:r>
+          </w:p>
+        </w:tc>
+        <w:tc>
+          <w:tcPr>
+            <w:tcW w:type="dxa" w:w="1247"/>
+          </w:tcPr>
+          <w:p>
+            <w:r>
+              <w:rPr>
+                <w:b/>
+                <w:i w:val="0"/>
+                <w:sz w:val="16"/>
+              </w:rPr>
+              <w:t>S09</w:t>
+              <w:br/>
+            </w:r>
+            <w:r>
+              <w:rPr>
+                <w:b w:val="0"/>
+                <w:i w:val="0"/>
+                <w:color w:val="64748B"/>
+                <w:sz w:val="14"/>
+              </w:rPr>
+              <w:t>Dépenses non alimentaires</w:t>
+            </w:r>
+          </w:p>
+        </w:tc>
+        <w:tc>
+          <w:tcPr>
+            <w:tcW w:type="dxa" w:w="1531"/>
+          </w:tcPr>
+          <w:p>
+            <w:r>
+              <w:rPr>
+                <w:b/>
+                <w:i w:val="0"/>
+                <w:color w:val="16A34A"/>
+                <w:sz w:val="16"/>
+              </w:rPr>
+              <w:t>—</w:t>
+            </w:r>
+          </w:p>
+        </w:tc>
+        <w:tc>
+          <w:tcPr>
+            <w:tcW w:type="dxa" w:w="1191"/>
+          </w:tcPr>
+          <w:p>
+            <w:r>
+              <w:rPr>
+                <w:b w:val="0"/>
+                <w:i w:val="0"/>
+                <w:color w:val="64748B"/>
+                <w:sz w:val="16"/>
+              </w:rPr>
+              <w:t>GT-CQ</w:t>
+            </w:r>
+          </w:p>
+        </w:tc>
+        <w:tc>
+          <w:tcPr>
+            <w:tcW w:type="dxa" w:w="4706"/>
+          </w:tcPr>
+          <w:p>
+            <w:r>
+              <w:rPr>
+                <w:b w:val="0"/>
+                <w:i w:val="0"/>
+                <w:sz w:val="17"/>
+              </w:rPr>
+              <w:t>Attention ! La dépense du ménage de Adji Assaïtou Diallo (10000 Fcfa) au cours de 6 derniers mois de Transport inter-localité par voitures est relativement élevé.</w:t>
+            </w:r>
+          </w:p>
+        </w:tc>
+      </w:tr>
+      <w:tr>
+        <w:tc>
+          <w:tcPr>
+            <w:tcW w:type="dxa" w:w="964"/>
+          </w:tcPr>
+          <w:p>
+            <w:r>
+              <w:rPr>
+                <w:b/>
+                <w:i w:val="0"/>
+                <w:color w:val="EA580C"/>
+                <w:sz w:val="16"/>
+              </w:rPr>
+              <w:t>Moyenne</w:t>
+            </w:r>
+          </w:p>
+        </w:tc>
+        <w:tc>
+          <w:tcPr>
+            <w:tcW w:type="dxa" w:w="1247"/>
+          </w:tcPr>
+          <w:p>
+            <w:r>
+              <w:rPr>
+                <w:b/>
+                <w:i w:val="0"/>
+                <w:sz w:val="16"/>
+              </w:rPr>
+              <w:t>S09</w:t>
+              <w:br/>
+            </w:r>
+            <w:r>
+              <w:rPr>
+                <w:b w:val="0"/>
+                <w:i w:val="0"/>
+                <w:color w:val="64748B"/>
+                <w:sz w:val="14"/>
+              </w:rPr>
+              <w:t>Dépenses non alimentaires</w:t>
+            </w:r>
+          </w:p>
+        </w:tc>
+        <w:tc>
+          <w:tcPr>
+            <w:tcW w:type="dxa" w:w="1531"/>
+          </w:tcPr>
+          <w:p>
+            <w:r>
+              <w:rPr>
+                <w:b/>
+                <w:i w:val="0"/>
+                <w:color w:val="16A34A"/>
+                <w:sz w:val="16"/>
+              </w:rPr>
+              <w:t>—</w:t>
+            </w:r>
+          </w:p>
+        </w:tc>
+        <w:tc>
+          <w:tcPr>
+            <w:tcW w:type="dxa" w:w="1191"/>
+          </w:tcPr>
+          <w:p>
+            <w:r>
+              <w:rPr>
+                <w:b w:val="0"/>
+                <w:i w:val="0"/>
+                <w:color w:val="64748B"/>
+                <w:sz w:val="16"/>
+              </w:rPr>
+              <w:t>GT-CQ</w:t>
+            </w:r>
+          </w:p>
+        </w:tc>
+        <w:tc>
+          <w:tcPr>
+            <w:tcW w:type="dxa" w:w="4706"/>
+          </w:tcPr>
+          <w:p>
+            <w:r>
+              <w:rPr>
+                <w:b w:val="0"/>
+                <w:i w:val="0"/>
+                <w:sz w:val="17"/>
+              </w:rPr>
+              <w:t>Prière de corriger ou de confirmer avec le QG.</w:t>
+            </w:r>
+          </w:p>
+        </w:tc>
+      </w:tr>
+      <w:tr>
+        <w:tc>
+          <w:tcPr>
+            <w:tcW w:type="dxa" w:w="964"/>
+          </w:tcPr>
+          <w:p>
+            <w:r>
+              <w:rPr>
+                <w:b/>
+                <w:i w:val="0"/>
+                <w:color w:val="EA580C"/>
+                <w:sz w:val="16"/>
+              </w:rPr>
+              <w:t>Moyenne</w:t>
+            </w:r>
+          </w:p>
+        </w:tc>
+        <w:tc>
+          <w:tcPr>
+            <w:tcW w:type="dxa" w:w="1247"/>
+          </w:tcPr>
+          <w:p>
+            <w:r>
+              <w:rPr>
+                <w:b/>
+                <w:i w:val="0"/>
+                <w:sz w:val="16"/>
+              </w:rPr>
+              <w:t>S09</w:t>
+              <w:br/>
+            </w:r>
+            <w:r>
+              <w:rPr>
+                <w:b w:val="0"/>
+                <w:i w:val="0"/>
+                <w:color w:val="64748B"/>
+                <w:sz w:val="14"/>
+              </w:rPr>
+              <w:t>Dépenses non alimentaires</w:t>
+            </w:r>
+          </w:p>
+        </w:tc>
+        <w:tc>
+          <w:tcPr>
+            <w:tcW w:type="dxa" w:w="1531"/>
+          </w:tcPr>
+          <w:p>
+            <w:r>
+              <w:rPr>
+                <w:b/>
+                <w:i w:val="0"/>
+                <w:color w:val="16A34A"/>
+                <w:sz w:val="16"/>
+              </w:rPr>
+              <w:t>—</w:t>
+            </w:r>
+          </w:p>
+        </w:tc>
+        <w:tc>
+          <w:tcPr>
+            <w:tcW w:type="dxa" w:w="1191"/>
+          </w:tcPr>
+          <w:p>
+            <w:r>
+              <w:rPr>
+                <w:b w:val="0"/>
+                <w:i w:val="0"/>
+                <w:color w:val="64748B"/>
+                <w:sz w:val="16"/>
+              </w:rPr>
+              <w:t>GT-CQ</w:t>
+            </w:r>
+          </w:p>
+        </w:tc>
+        <w:tc>
+          <w:tcPr>
+            <w:tcW w:type="dxa" w:w="4706"/>
+          </w:tcPr>
+          <w:p>
+            <w:r>
+              <w:rPr>
+                <w:b w:val="0"/>
+                <w:i w:val="0"/>
+                <w:sz w:val="17"/>
+              </w:rPr>
+              <w:t>Attention ! La dépense du ménage de Adji Assaïtou Diallo (14000 Fcfa) au cours de 6 derniers mois de Frais de confection et de réparation de vêtements enfants est relativement élevé.</w:t>
+            </w:r>
+          </w:p>
+        </w:tc>
+      </w:tr>
+      <w:tr>
+        <w:tc>
+          <w:tcPr>
+            <w:tcW w:type="dxa" w:w="964"/>
+          </w:tcPr>
+          <w:p>
+            <w:r>
+              <w:rPr>
+                <w:b/>
+                <w:i w:val="0"/>
+                <w:color w:val="EA580C"/>
+                <w:sz w:val="16"/>
+              </w:rPr>
+              <w:t>Moyenne</w:t>
+            </w:r>
+          </w:p>
+        </w:tc>
+        <w:tc>
+          <w:tcPr>
+            <w:tcW w:type="dxa" w:w="1247"/>
+          </w:tcPr>
+          <w:p>
+            <w:r>
+              <w:rPr>
+                <w:b/>
+                <w:i w:val="0"/>
+                <w:sz w:val="16"/>
+              </w:rPr>
+              <w:t>S09</w:t>
+              <w:br/>
+            </w:r>
+            <w:r>
+              <w:rPr>
+                <w:b w:val="0"/>
+                <w:i w:val="0"/>
+                <w:color w:val="64748B"/>
+                <w:sz w:val="14"/>
+              </w:rPr>
+              <w:t>Dépenses non alimentaires</w:t>
+            </w:r>
+          </w:p>
+        </w:tc>
+        <w:tc>
+          <w:tcPr>
+            <w:tcW w:type="dxa" w:w="1531"/>
+          </w:tcPr>
+          <w:p>
+            <w:r>
+              <w:rPr>
+                <w:b/>
+                <w:i w:val="0"/>
+                <w:color w:val="16A34A"/>
+                <w:sz w:val="16"/>
+              </w:rPr>
+              <w:t>—</w:t>
+            </w:r>
+          </w:p>
+        </w:tc>
+        <w:tc>
+          <w:tcPr>
+            <w:tcW w:type="dxa" w:w="1191"/>
+          </w:tcPr>
+          <w:p>
+            <w:r>
+              <w:rPr>
+                <w:b w:val="0"/>
+                <w:i w:val="0"/>
+                <w:color w:val="64748B"/>
+                <w:sz w:val="16"/>
+              </w:rPr>
+              <w:t>GT-CQ</w:t>
+            </w:r>
+          </w:p>
+        </w:tc>
+        <w:tc>
+          <w:tcPr>
+            <w:tcW w:type="dxa" w:w="4706"/>
+          </w:tcPr>
+          <w:p>
+            <w:r>
+              <w:rPr>
+                <w:b w:val="0"/>
+                <w:i w:val="0"/>
+                <w:sz w:val="17"/>
+              </w:rPr>
+              <w:t>Attention ! La dépense du ménage de Adji Assaïtou Diallo (15000 Fcfa) au cours de 6 derniers mois de Frais de confection et de réparation de vêtements femme: robe, pantalon, jupe, ensemble, réparation, location, etc.</w:t>
+            </w:r>
+          </w:p>
+        </w:tc>
+      </w:tr>
+      <w:tr>
+        <w:tc>
+          <w:tcPr>
+            <w:tcW w:type="dxa" w:w="964"/>
+          </w:tcPr>
+          <w:p>
+            <w:r>
+              <w:rPr>
+                <w:b/>
+                <w:i w:val="0"/>
+                <w:color w:val="EA580C"/>
+                <w:sz w:val="16"/>
+              </w:rPr>
+              <w:t>Moyenne</w:t>
+            </w:r>
+          </w:p>
+        </w:tc>
+        <w:tc>
+          <w:tcPr>
+            <w:tcW w:type="dxa" w:w="1247"/>
+          </w:tcPr>
+          <w:p>
+            <w:r>
+              <w:rPr>
+                <w:b/>
+                <w:i w:val="0"/>
+                <w:sz w:val="16"/>
+              </w:rPr>
+              <w:t>S09</w:t>
+              <w:br/>
+            </w:r>
+            <w:r>
+              <w:rPr>
+                <w:b w:val="0"/>
+                <w:i w:val="0"/>
+                <w:color w:val="64748B"/>
+                <w:sz w:val="14"/>
+              </w:rPr>
+              <w:t>Dépenses non alimentaires</w:t>
+            </w:r>
+          </w:p>
+        </w:tc>
+        <w:tc>
+          <w:tcPr>
+            <w:tcW w:type="dxa" w:w="1531"/>
+          </w:tcPr>
+          <w:p>
+            <w:r>
+              <w:rPr>
+                <w:b/>
+                <w:i w:val="0"/>
+                <w:color w:val="16A34A"/>
+                <w:sz w:val="16"/>
+              </w:rPr>
+              <w:t>—</w:t>
+            </w:r>
+          </w:p>
+        </w:tc>
+        <w:tc>
+          <w:tcPr>
+            <w:tcW w:type="dxa" w:w="1191"/>
+          </w:tcPr>
+          <w:p>
+            <w:r>
+              <w:rPr>
+                <w:b w:val="0"/>
+                <w:i w:val="0"/>
+                <w:color w:val="64748B"/>
+                <w:sz w:val="16"/>
+              </w:rPr>
+              <w:t>GT-CQ</w:t>
+            </w:r>
+          </w:p>
+        </w:tc>
+        <w:tc>
+          <w:tcPr>
+            <w:tcW w:type="dxa" w:w="4706"/>
+          </w:tcPr>
+          <w:p>
+            <w:r>
+              <w:rPr>
+                <w:b w:val="0"/>
+                <w:i w:val="0"/>
+                <w:sz w:val="17"/>
+              </w:rPr>
+              <w:t>est relativement élevé.</w:t>
+            </w:r>
+          </w:p>
+        </w:tc>
+      </w:tr>
+      <w:tr>
+        <w:tc>
+          <w:tcPr>
+            <w:tcW w:type="dxa" w:w="964"/>
+          </w:tcPr>
+          <w:p>
+            <w:r>
+              <w:rPr>
+                <w:b/>
+                <w:i w:val="0"/>
+                <w:color w:val="EA580C"/>
+                <w:sz w:val="16"/>
+              </w:rPr>
+              <w:t>Moyenne</w:t>
+            </w:r>
+          </w:p>
+        </w:tc>
+        <w:tc>
+          <w:tcPr>
+            <w:tcW w:type="dxa" w:w="1247"/>
+          </w:tcPr>
+          <w:p>
+            <w:r>
+              <w:rPr>
+                <w:b/>
+                <w:i w:val="0"/>
+                <w:sz w:val="16"/>
+              </w:rPr>
+              <w:t>S09</w:t>
+              <w:br/>
+            </w:r>
+            <w:r>
+              <w:rPr>
+                <w:b w:val="0"/>
+                <w:i w:val="0"/>
+                <w:color w:val="64748B"/>
+                <w:sz w:val="14"/>
+              </w:rPr>
+              <w:t>Dépenses non alimentaires</w:t>
+            </w:r>
+          </w:p>
+        </w:tc>
+        <w:tc>
+          <w:tcPr>
+            <w:tcW w:type="dxa" w:w="1531"/>
+          </w:tcPr>
+          <w:p>
+            <w:r>
+              <w:rPr>
+                <w:b/>
+                <w:i w:val="0"/>
+                <w:color w:val="16A34A"/>
+                <w:sz w:val="16"/>
+              </w:rPr>
+              <w:t>—</w:t>
+            </w:r>
+          </w:p>
+        </w:tc>
+        <w:tc>
+          <w:tcPr>
+            <w:tcW w:type="dxa" w:w="1191"/>
+          </w:tcPr>
+          <w:p>
+            <w:r>
+              <w:rPr>
+                <w:b w:val="0"/>
+                <w:i w:val="0"/>
+                <w:color w:val="64748B"/>
+                <w:sz w:val="16"/>
+              </w:rPr>
+              <w:t>GT-CQ</w:t>
+            </w:r>
+          </w:p>
+        </w:tc>
+        <w:tc>
+          <w:tcPr>
+            <w:tcW w:type="dxa" w:w="4706"/>
+          </w:tcPr>
+          <w:p>
+            <w:r>
+              <w:rPr>
+                <w:b w:val="0"/>
+                <w:i w:val="0"/>
+                <w:sz w:val="17"/>
+              </w:rPr>
+              <w:t>Attention ! La dépense du ménage de Adji Assaïtou Diallo (15000 Fcfa) au cours de 12 derniers mois de Ustensiles de cuisine: casserole, marmite, tamis local, réparation d'ustensiles de cuisine, etc est relativement élevé.</w:t>
+            </w:r>
+          </w:p>
+        </w:tc>
+      </w:tr>
+      <w:tr>
+        <w:tc>
+          <w:tcPr>
+            <w:tcW w:type="dxa" w:w="964"/>
+          </w:tcPr>
+          <w:p>
+            <w:r>
+              <w:rPr>
+                <w:b/>
+                <w:i w:val="0"/>
+                <w:color w:val="EA580C"/>
+                <w:sz w:val="16"/>
+              </w:rPr>
+              <w:t>Moyenne</w:t>
+            </w:r>
+          </w:p>
+        </w:tc>
+        <w:tc>
+          <w:tcPr>
+            <w:tcW w:type="dxa" w:w="1247"/>
+          </w:tcPr>
+          <w:p>
+            <w:r>
+              <w:rPr>
+                <w:b/>
+                <w:i w:val="0"/>
+                <w:sz w:val="16"/>
+              </w:rPr>
+              <w:t>S09</w:t>
+              <w:br/>
+            </w:r>
+            <w:r>
+              <w:rPr>
+                <w:b w:val="0"/>
+                <w:i w:val="0"/>
+                <w:color w:val="64748B"/>
+                <w:sz w:val="14"/>
+              </w:rPr>
+              <w:t>Dépenses non alimentaires</w:t>
+            </w:r>
+          </w:p>
+        </w:tc>
+        <w:tc>
+          <w:tcPr>
+            <w:tcW w:type="dxa" w:w="1531"/>
+          </w:tcPr>
+          <w:p>
+            <w:r>
+              <w:rPr>
+                <w:b/>
+                <w:i w:val="0"/>
+                <w:color w:val="16A34A"/>
+                <w:sz w:val="16"/>
+              </w:rPr>
+              <w:t>—</w:t>
+            </w:r>
+          </w:p>
+        </w:tc>
+        <w:tc>
+          <w:tcPr>
+            <w:tcW w:type="dxa" w:w="1191"/>
+          </w:tcPr>
+          <w:p>
+            <w:r>
+              <w:rPr>
+                <w:b w:val="0"/>
+                <w:i w:val="0"/>
+                <w:color w:val="64748B"/>
+                <w:sz w:val="16"/>
+              </w:rPr>
+              <w:t>GT-CQ</w:t>
+            </w:r>
+          </w:p>
+        </w:tc>
+        <w:tc>
+          <w:tcPr>
+            <w:tcW w:type="dxa" w:w="4706"/>
+          </w:tcPr>
+          <w:p>
+            <w:r>
+              <w:rPr>
+                <w:b w:val="0"/>
+                <w:i w:val="0"/>
+                <w:sz w:val="17"/>
+              </w:rPr>
+              <w:t>Prière de corriger ou de confirmer avec le QG.</w:t>
+            </w:r>
+          </w:p>
+        </w:tc>
+      </w:tr>
+      <w:tr>
+        <w:tc>
+          <w:tcPr>
+            <w:tcW w:type="dxa" w:w="964"/>
+          </w:tcPr>
+          <w:p>
+            <w:r>
+              <w:rPr>
+                <w:b/>
+                <w:i w:val="0"/>
+                <w:color w:val="EA580C"/>
+                <w:sz w:val="16"/>
+              </w:rPr>
+              <w:t>Moyenne</w:t>
+            </w:r>
+          </w:p>
+        </w:tc>
+        <w:tc>
+          <w:tcPr>
+            <w:tcW w:type="dxa" w:w="1247"/>
+          </w:tcPr>
+          <w:p>
+            <w:r>
+              <w:rPr>
+                <w:b/>
+                <w:i w:val="0"/>
+                <w:sz w:val="16"/>
+              </w:rPr>
+              <w:t>S09</w:t>
+              <w:br/>
+            </w:r>
+            <w:r>
+              <w:rPr>
+                <w:b w:val="0"/>
+                <w:i w:val="0"/>
+                <w:color w:val="64748B"/>
+                <w:sz w:val="14"/>
+              </w:rPr>
+              <w:t>Dépenses non alimentaires</w:t>
+            </w:r>
+          </w:p>
+        </w:tc>
+        <w:tc>
+          <w:tcPr>
+            <w:tcW w:type="dxa" w:w="1531"/>
+          </w:tcPr>
+          <w:p>
+            <w:r>
+              <w:rPr>
+                <w:b/>
+                <w:i w:val="0"/>
+                <w:color w:val="16A34A"/>
+                <w:sz w:val="16"/>
+              </w:rPr>
+              <w:t>—</w:t>
+            </w:r>
+          </w:p>
+        </w:tc>
+        <w:tc>
+          <w:tcPr>
+            <w:tcW w:type="dxa" w:w="1191"/>
+          </w:tcPr>
+          <w:p>
+            <w:r>
+              <w:rPr>
+                <w:b w:val="0"/>
+                <w:i w:val="0"/>
+                <w:color w:val="64748B"/>
+                <w:sz w:val="16"/>
+              </w:rPr>
+              <w:t>GT-CQ</w:t>
+            </w:r>
+          </w:p>
+        </w:tc>
+        <w:tc>
+          <w:tcPr>
+            <w:tcW w:type="dxa" w:w="4706"/>
+          </w:tcPr>
+          <w:p>
+            <w:r>
+              <w:rPr>
+                <w:b w:val="0"/>
+                <w:i w:val="0"/>
+                <w:sz w:val="17"/>
+              </w:rPr>
+              <w:t>Attention ! La dépense du ménage de Adji Assaïtou Diallo (25000 Fcfa) au cours de 12 derniers mois de Linge de maison et articles associés (serviettes de bain, drap, couverture, couvre-lit, oreillers, moustiquaire, nattes, tapis, rideaux, éventail, etc.</w:t>
+            </w:r>
+          </w:p>
+        </w:tc>
+      </w:tr>
+      <w:tr>
+        <w:tc>
+          <w:tcPr>
+            <w:tcW w:type="dxa" w:w="964"/>
+          </w:tcPr>
+          <w:p>
+            <w:r>
+              <w:rPr>
+                <w:b/>
+                <w:i w:val="0"/>
+                <w:color w:val="EA580C"/>
+                <w:sz w:val="16"/>
+              </w:rPr>
+              <w:t>Moyenne</w:t>
+            </w:r>
+          </w:p>
+        </w:tc>
+        <w:tc>
+          <w:tcPr>
+            <w:tcW w:type="dxa" w:w="1247"/>
+          </w:tcPr>
+          <w:p>
+            <w:r>
+              <w:rPr>
+                <w:b/>
+                <w:i w:val="0"/>
+                <w:sz w:val="16"/>
+              </w:rPr>
+              <w:t>S09</w:t>
+              <w:br/>
+            </w:r>
+            <w:r>
+              <w:rPr>
+                <w:b w:val="0"/>
+                <w:i w:val="0"/>
+                <w:color w:val="64748B"/>
+                <w:sz w:val="14"/>
+              </w:rPr>
+              <w:t>Dépenses non alimentaires</w:t>
+            </w:r>
+          </w:p>
+        </w:tc>
+        <w:tc>
+          <w:tcPr>
+            <w:tcW w:type="dxa" w:w="1531"/>
+          </w:tcPr>
+          <w:p>
+            <w:r>
+              <w:rPr>
+                <w:b/>
+                <w:i w:val="0"/>
+                <w:color w:val="16A34A"/>
+                <w:sz w:val="16"/>
+              </w:rPr>
+              <w:t>—</w:t>
+            </w:r>
+          </w:p>
+        </w:tc>
+        <w:tc>
+          <w:tcPr>
+            <w:tcW w:type="dxa" w:w="1191"/>
+          </w:tcPr>
+          <w:p>
+            <w:r>
+              <w:rPr>
+                <w:b w:val="0"/>
+                <w:i w:val="0"/>
+                <w:color w:val="64748B"/>
+                <w:sz w:val="16"/>
+              </w:rPr>
+              <w:t>GT-CQ</w:t>
+            </w:r>
+          </w:p>
+        </w:tc>
+        <w:tc>
+          <w:tcPr>
+            <w:tcW w:type="dxa" w:w="4706"/>
+          </w:tcPr>
+          <w:p>
+            <w:r>
+              <w:rPr>
+                <w:b w:val="0"/>
+                <w:i w:val="0"/>
+                <w:sz w:val="17"/>
+              </w:rPr>
+              <w:t>) est relativement élevé.</w:t>
+            </w:r>
+          </w:p>
+        </w:tc>
+      </w:tr>
+      <w:tr>
+        <w:tc>
+          <w:tcPr>
+            <w:tcW w:type="dxa" w:w="964"/>
+          </w:tcPr>
+          <w:p>
+            <w:r>
+              <w:rPr>
+                <w:b/>
+                <w:i w:val="0"/>
+                <w:color w:val="EA580C"/>
+                <w:sz w:val="16"/>
+              </w:rPr>
+              <w:t>Moyenne</w:t>
+            </w:r>
+          </w:p>
+        </w:tc>
+        <w:tc>
+          <w:tcPr>
+            <w:tcW w:type="dxa" w:w="1247"/>
+          </w:tcPr>
+          <w:p>
+            <w:r>
+              <w:rPr>
+                <w:b/>
+                <w:i w:val="0"/>
+                <w:sz w:val="16"/>
+              </w:rPr>
+              <w:t>S09</w:t>
+              <w:br/>
+            </w:r>
+            <w:r>
+              <w:rPr>
+                <w:b w:val="0"/>
+                <w:i w:val="0"/>
+                <w:color w:val="64748B"/>
+                <w:sz w:val="14"/>
+              </w:rPr>
+              <w:t>Dépenses non alimentaires</w:t>
+            </w:r>
+          </w:p>
+        </w:tc>
+        <w:tc>
+          <w:tcPr>
+            <w:tcW w:type="dxa" w:w="1531"/>
+          </w:tcPr>
+          <w:p>
+            <w:r>
+              <w:rPr>
+                <w:b/>
+                <w:i w:val="0"/>
+                <w:color w:val="16A34A"/>
+                <w:sz w:val="16"/>
+              </w:rPr>
+              <w:t>—</w:t>
+            </w:r>
+          </w:p>
+        </w:tc>
+        <w:tc>
+          <w:tcPr>
+            <w:tcW w:type="dxa" w:w="1191"/>
+          </w:tcPr>
+          <w:p>
+            <w:r>
+              <w:rPr>
+                <w:b w:val="0"/>
+                <w:i w:val="0"/>
+                <w:color w:val="64748B"/>
+                <w:sz w:val="16"/>
+              </w:rPr>
+              <w:t>GT-CQ</w:t>
+            </w:r>
+          </w:p>
+        </w:tc>
+        <w:tc>
+          <w:tcPr>
+            <w:tcW w:type="dxa" w:w="4706"/>
+          </w:tcPr>
+          <w:p>
+            <w:r>
+              <w:rPr>
+                <w:b w:val="0"/>
+                <w:i w:val="0"/>
+                <w:sz w:val="17"/>
+              </w:rPr>
+              <w:t>Attention ! La dépense du ménage de Adji Assaïtou Diallo (40000 Fcfa) au cours de 12 derniers mois de Vaisselle: assiettes, couteau, fourchette, cuillère, gobelets, verres, etc est relativement élevé.</w:t>
+            </w:r>
+          </w:p>
+        </w:tc>
+      </w:tr>
+      <w:tr>
+        <w:tc>
+          <w:tcPr>
+            <w:tcW w:type="dxa" w:w="964"/>
+          </w:tcPr>
+          <w:p>
+            <w:r>
+              <w:rPr>
+                <w:b/>
+                <w:i w:val="0"/>
+                <w:color w:val="EA580C"/>
+                <w:sz w:val="16"/>
+              </w:rPr>
+              <w:t>Moyenne</w:t>
+            </w:r>
+          </w:p>
+        </w:tc>
+        <w:tc>
+          <w:tcPr>
+            <w:tcW w:type="dxa" w:w="1247"/>
+          </w:tcPr>
+          <w:p>
+            <w:r>
+              <w:rPr>
+                <w:b/>
+                <w:i w:val="0"/>
+                <w:sz w:val="16"/>
+              </w:rPr>
+              <w:t>S09</w:t>
+              <w:br/>
+            </w:r>
+            <w:r>
+              <w:rPr>
+                <w:b w:val="0"/>
+                <w:i w:val="0"/>
+                <w:color w:val="64748B"/>
+                <w:sz w:val="14"/>
+              </w:rPr>
+              <w:t>Dépenses non alimentaires</w:t>
+            </w:r>
+          </w:p>
+        </w:tc>
+        <w:tc>
+          <w:tcPr>
+            <w:tcW w:type="dxa" w:w="1531"/>
+          </w:tcPr>
+          <w:p>
+            <w:r>
+              <w:rPr>
+                <w:b/>
+                <w:i w:val="0"/>
+                <w:color w:val="16A34A"/>
+                <w:sz w:val="16"/>
+              </w:rPr>
+              <w:t>—</w:t>
+            </w:r>
+          </w:p>
+        </w:tc>
+        <w:tc>
+          <w:tcPr>
+            <w:tcW w:type="dxa" w:w="1191"/>
+          </w:tcPr>
+          <w:p>
+            <w:r>
+              <w:rPr>
+                <w:b w:val="0"/>
+                <w:i w:val="0"/>
+                <w:color w:val="64748B"/>
+                <w:sz w:val="16"/>
+              </w:rPr>
+              <w:t>GT-CQ</w:t>
+            </w:r>
+          </w:p>
+        </w:tc>
+        <w:tc>
+          <w:tcPr>
+            <w:tcW w:type="dxa" w:w="4706"/>
+          </w:tcPr>
+          <w:p>
+            <w:r>
+              <w:rPr>
+                <w:b w:val="0"/>
+                <w:i w:val="0"/>
+                <w:sz w:val="17"/>
+              </w:rPr>
+              <w:t>Attention ! La dépense du ménage de Adji Assaïtou Diallo (55000 Fcfa) au cours de 12 derniers mois de Autres effets personnels :valise, sac voyage, sac main, perruques, chapeau, lunettes solaires, parapluies, parasol, canne, porte-monnaie/feuille, articles pour fumeurs (cendrier etc.); articles bébé (poussette, sièges), articles funéraires, etc est relativement élevé.</w:t>
+            </w:r>
+          </w:p>
+        </w:tc>
+      </w:tr>
+      <w:tr>
+        <w:tc>
+          <w:tcPr>
+            <w:tcW w:type="dxa" w:w="964"/>
+          </w:tcPr>
+          <w:p>
+            <w:r>
+              <w:rPr>
+                <w:b/>
+                <w:i w:val="0"/>
+                <w:color w:val="EA580C"/>
+                <w:sz w:val="16"/>
+              </w:rPr>
+              <w:t>Moyenne</w:t>
             </w:r>
           </w:p>
         </w:tc>
@@ -1894,7 +6124,7 @@
                 <w:color w:val="16A34A"/>
                 <w:sz w:val="16"/>
               </w:rPr>
-              <w:t>—</w:t>
+              <w:t>s00q11, s01q03b, s01q04b, s02q01__1, s02q02__1, s02q03__1, s02q04, s02q15</w:t>
             </w:r>
           </w:p>
         </w:tc>
@@ -1925,4777 +6155,7 @@
                 <w:i w:val="0"/>
                 <w:sz w:val="17"/>
               </w:rPr>
-              <w:t>Incoherent!!! Le nombre de pièces occupés (8) est superieur aux nombres de personnes vivant dans le ménage.</w:t>
-            </w:r>
-          </w:p>
-        </w:tc>
-      </w:tr>
-      <w:tr>
-        <w:tc>
-          <w:tcPr>
-            <w:tcW w:type="dxa" w:w="964"/>
-          </w:tcPr>
-          <w:p>
-            <w:r>
-              <w:rPr>
-                <w:b/>
-                <w:i w:val="0"/>
-                <w:color w:val="DC2626"/>
-                <w:sz w:val="16"/>
-              </w:rPr>
-              <w:t>Haute</w:t>
-            </w:r>
-          </w:p>
-        </w:tc>
-        <w:tc>
-          <w:tcPr>
-            <w:tcW w:type="dxa" w:w="1247"/>
-          </w:tcPr>
-          <w:p>
-            <w:r>
-              <w:rPr>
-                <w:b/>
-                <w:i w:val="0"/>
-                <w:sz w:val="16"/>
-              </w:rPr>
-              <w:t>S11</w:t>
-              <w:br/>
-            </w:r>
-            <w:r>
-              <w:rPr>
-                <w:b w:val="0"/>
-                <w:i w:val="0"/>
-                <w:color w:val="64748B"/>
-                <w:sz w:val="14"/>
-              </w:rPr>
-              <w:t>Logement / cadre de vie</w:t>
-            </w:r>
-          </w:p>
-        </w:tc>
-        <w:tc>
-          <w:tcPr>
-            <w:tcW w:type="dxa" w:w="1531"/>
-          </w:tcPr>
-          <w:p>
-            <w:r>
-              <w:rPr>
-                <w:b/>
-                <w:i w:val="0"/>
-                <w:color w:val="16A34A"/>
-                <w:sz w:val="16"/>
-              </w:rPr>
-              <w:t>—</w:t>
-            </w:r>
-          </w:p>
-        </w:tc>
-        <w:tc>
-          <w:tcPr>
-            <w:tcW w:type="dxa" w:w="1191"/>
-          </w:tcPr>
-          <w:p>
-            <w:r>
-              <w:rPr>
-                <w:b w:val="0"/>
-                <w:i w:val="0"/>
-                <w:color w:val="64748B"/>
-                <w:sz w:val="16"/>
-              </w:rPr>
-              <w:t>GT-CQ</w:t>
-            </w:r>
-          </w:p>
-        </w:tc>
-        <w:tc>
-          <w:tcPr>
-            <w:tcW w:type="dxa" w:w="4706"/>
-          </w:tcPr>
-          <w:p>
-            <w:r>
-              <w:rPr>
-                <w:b w:val="0"/>
-                <w:i w:val="0"/>
-                <w:sz w:val="17"/>
-              </w:rPr>
-              <w:t>Prière de corriger cette incohérence.</w:t>
-            </w:r>
-          </w:p>
-        </w:tc>
-      </w:tr>
-      <w:tr>
-        <w:tc>
-          <w:tcPr>
-            <w:tcW w:type="dxa" w:w="964"/>
-          </w:tcPr>
-          <w:p>
-            <w:r>
-              <w:rPr>
-                <w:b/>
-                <w:i w:val="0"/>
-                <w:color w:val="DC2626"/>
-                <w:sz w:val="16"/>
-              </w:rPr>
-              <w:t>Haute</w:t>
-            </w:r>
-          </w:p>
-        </w:tc>
-        <w:tc>
-          <w:tcPr>
-            <w:tcW w:type="dxa" w:w="1247"/>
-          </w:tcPr>
-          <w:p>
-            <w:r>
-              <w:rPr>
-                <w:b/>
-                <w:i w:val="0"/>
-                <w:sz w:val="16"/>
-              </w:rPr>
-              <w:t>S13</w:t>
-              <w:br/>
-            </w:r>
-            <w:r>
-              <w:rPr>
-                <w:b w:val="0"/>
-                <w:i w:val="0"/>
-                <w:color w:val="64748B"/>
-                <w:sz w:val="14"/>
-              </w:rPr>
-              <w:t>Transferts</w:t>
-            </w:r>
-          </w:p>
-        </w:tc>
-        <w:tc>
-          <w:tcPr>
-            <w:tcW w:type="dxa" w:w="1531"/>
-          </w:tcPr>
-          <w:p>
-            <w:r>
-              <w:rPr>
-                <w:b/>
-                <w:i w:val="0"/>
-                <w:color w:val="16A34A"/>
-                <w:sz w:val="16"/>
-              </w:rPr>
-              <w:t>s00q27, s01q00a, s01q12, s01q13, s02q04, s03q11, s03q12, s01q01</w:t>
-            </w:r>
-          </w:p>
-        </w:tc>
-        <w:tc>
-          <w:tcPr>
-            <w:tcW w:type="dxa" w:w="1191"/>
-          </w:tcPr>
-          <w:p>
-            <w:r>
-              <w:rPr>
-                <w:b w:val="0"/>
-                <w:i w:val="0"/>
-                <w:color w:val="64748B"/>
-                <w:sz w:val="16"/>
-              </w:rPr>
-              <w:t>GT-CQ</w:t>
-            </w:r>
-          </w:p>
-        </w:tc>
-        <w:tc>
-          <w:tcPr>
-            <w:tcW w:type="dxa" w:w="4706"/>
-          </w:tcPr>
-          <w:p>
-            <w:r>
-              <w:rPr>
-                <w:b w:val="0"/>
-                <w:i w:val="0"/>
-                <w:sz w:val="17"/>
-              </w:rPr>
-              <w:t>L'âge du béneficiaire d'argent dans la section 13b (Transfert emis) semble incoherent voir élévé, prière de verifier ou corriger.</w:t>
-            </w:r>
-          </w:p>
-        </w:tc>
-      </w:tr>
-      <w:tr>
-        <w:tc>
-          <w:tcPr>
-            <w:tcW w:type="dxa" w:w="964"/>
-          </w:tcPr>
-          <w:p>
-            <w:r>
-              <w:rPr>
-                <w:b/>
-                <w:i w:val="0"/>
-                <w:color w:val="EA580C"/>
-                <w:sz w:val="16"/>
-              </w:rPr>
-              <w:t>Moyenne</w:t>
-            </w:r>
-          </w:p>
-        </w:tc>
-        <w:tc>
-          <w:tcPr>
-            <w:tcW w:type="dxa" w:w="1247"/>
-          </w:tcPr>
-          <w:p>
-            <w:r>
-              <w:rPr>
-                <w:b/>
-                <w:i w:val="0"/>
-                <w:sz w:val="16"/>
-              </w:rPr>
-              <w:t>S00</w:t>
-              <w:br/>
-            </w:r>
-            <w:r>
-              <w:rPr>
-                <w:b w:val="0"/>
-                <w:i w:val="0"/>
-                <w:color w:val="64748B"/>
-                <w:sz w:val="14"/>
-              </w:rPr>
-              <w:t>Identification</w:t>
-            </w:r>
-          </w:p>
-        </w:tc>
-        <w:tc>
-          <w:tcPr>
-            <w:tcW w:type="dxa" w:w="1531"/>
-          </w:tcPr>
-          <w:p>
-            <w:r>
-              <w:rPr>
-                <w:b/>
-                <w:i w:val="0"/>
-                <w:color w:val="16A34A"/>
-                <w:sz w:val="16"/>
-              </w:rPr>
-              <w:t>s00q27</w:t>
-            </w:r>
-          </w:p>
-        </w:tc>
-        <w:tc>
-          <w:tcPr>
-            <w:tcW w:type="dxa" w:w="1191"/>
-          </w:tcPr>
-          <w:p>
-            <w:r>
-              <w:rPr>
-                <w:b w:val="0"/>
-                <w:i w:val="0"/>
-                <w:color w:val="64748B"/>
-                <w:sz w:val="16"/>
-              </w:rPr>
-              <w:t>GT-CQ</w:t>
-            </w:r>
-          </w:p>
-        </w:tc>
-        <w:tc>
-          <w:tcPr>
-            <w:tcW w:type="dxa" w:w="4706"/>
-          </w:tcPr>
-          <w:p>
-            <w:r>
-              <w:rPr>
-                <w:b w:val="0"/>
-                <w:i w:val="0"/>
-                <w:sz w:val="17"/>
-              </w:rPr>
-              <w:t>Le questionnaire semble ne pas être complètement fini mais le questionnaire est en statut complet, prière de compléter le questionnaire.</w:t>
-            </w:r>
-          </w:p>
-        </w:tc>
-      </w:tr>
-      <w:tr>
-        <w:tc>
-          <w:tcPr>
-            <w:tcW w:type="dxa" w:w="964"/>
-          </w:tcPr>
-          <w:p>
-            <w:r>
-              <w:rPr>
-                <w:b/>
-                <w:i w:val="0"/>
-                <w:color w:val="EA580C"/>
-                <w:sz w:val="16"/>
-              </w:rPr>
-              <w:t>Moyenne</w:t>
-            </w:r>
-          </w:p>
-        </w:tc>
-        <w:tc>
-          <w:tcPr>
-            <w:tcW w:type="dxa" w:w="1247"/>
-          </w:tcPr>
-          <w:p>
-            <w:r>
-              <w:rPr>
-                <w:b/>
-                <w:i w:val="0"/>
-                <w:sz w:val="16"/>
-              </w:rPr>
-              <w:t>S00</w:t>
-              <w:br/>
-            </w:r>
-            <w:r>
-              <w:rPr>
-                <w:b w:val="0"/>
-                <w:i w:val="0"/>
-                <w:color w:val="64748B"/>
-                <w:sz w:val="14"/>
-              </w:rPr>
-              <w:t>Identification</w:t>
-            </w:r>
-          </w:p>
-        </w:tc>
-        <w:tc>
-          <w:tcPr>
-            <w:tcW w:type="dxa" w:w="1531"/>
-          </w:tcPr>
-          <w:p>
-            <w:r>
-              <w:rPr>
-                <w:b/>
-                <w:i w:val="0"/>
-                <w:color w:val="16A34A"/>
-                <w:sz w:val="16"/>
-              </w:rPr>
-              <w:t>—</w:t>
-            </w:r>
-          </w:p>
-        </w:tc>
-        <w:tc>
-          <w:tcPr>
-            <w:tcW w:type="dxa" w:w="1191"/>
-          </w:tcPr>
-          <w:p>
-            <w:r>
-              <w:rPr>
-                <w:b w:val="0"/>
-                <w:i w:val="0"/>
-                <w:color w:val="64748B"/>
-                <w:sz w:val="16"/>
-              </w:rPr>
-              <w:t>GT-CQ</w:t>
-            </w:r>
-          </w:p>
-        </w:tc>
-        <w:tc>
-          <w:tcPr>
-            <w:tcW w:type="dxa" w:w="4706"/>
-          </w:tcPr>
-          <w:p>
-            <w:r>
-              <w:rPr>
-                <w:b w:val="0"/>
-                <w:i w:val="0"/>
-                <w:sz w:val="17"/>
-              </w:rPr>
-              <w:t>L'adresse ou la localisation du ménage doit être bien renseignée, ne doit pas contenir des numéros de téléphone et elle semble courte pour être une adresse.</w:t>
-            </w:r>
-          </w:p>
-        </w:tc>
-      </w:tr>
-      <w:tr>
-        <w:tc>
-          <w:tcPr>
-            <w:tcW w:type="dxa" w:w="964"/>
-          </w:tcPr>
-          <w:p>
-            <w:r>
-              <w:rPr>
-                <w:b/>
-                <w:i w:val="0"/>
-                <w:color w:val="EA580C"/>
-                <w:sz w:val="16"/>
-              </w:rPr>
-              <w:t>Moyenne</w:t>
-            </w:r>
-          </w:p>
-        </w:tc>
-        <w:tc>
-          <w:tcPr>
-            <w:tcW w:type="dxa" w:w="1247"/>
-          </w:tcPr>
-          <w:p>
-            <w:r>
-              <w:rPr>
-                <w:b/>
-                <w:i w:val="0"/>
-                <w:sz w:val="16"/>
-              </w:rPr>
-              <w:t>S00</w:t>
-              <w:br/>
-            </w:r>
-            <w:r>
-              <w:rPr>
-                <w:b w:val="0"/>
-                <w:i w:val="0"/>
-                <w:color w:val="64748B"/>
-                <w:sz w:val="14"/>
-              </w:rPr>
-              <w:t>Identification</w:t>
-            </w:r>
-          </w:p>
-        </w:tc>
-        <w:tc>
-          <w:tcPr>
-            <w:tcW w:type="dxa" w:w="1531"/>
-          </w:tcPr>
-          <w:p>
-            <w:r>
-              <w:rPr>
-                <w:b/>
-                <w:i w:val="0"/>
-                <w:color w:val="16A34A"/>
-                <w:sz w:val="16"/>
-              </w:rPr>
-              <w:t>—</w:t>
-            </w:r>
-          </w:p>
-        </w:tc>
-        <w:tc>
-          <w:tcPr>
-            <w:tcW w:type="dxa" w:w="1191"/>
-          </w:tcPr>
-          <w:p>
-            <w:r>
-              <w:rPr>
-                <w:b w:val="0"/>
-                <w:i w:val="0"/>
-                <w:color w:val="64748B"/>
-                <w:sz w:val="16"/>
-              </w:rPr>
-              <w:t>GT-CQ</w:t>
-            </w:r>
-          </w:p>
-        </w:tc>
-        <w:tc>
-          <w:tcPr>
-            <w:tcW w:type="dxa" w:w="4706"/>
-          </w:tcPr>
-          <w:p>
-            <w:r>
-              <w:rPr>
-                <w:b w:val="0"/>
-                <w:i w:val="0"/>
-                <w:sz w:val="17"/>
-              </w:rPr>
-              <w:t>Prière de renseigner la bonne adresse.</w:t>
-            </w:r>
-          </w:p>
-        </w:tc>
-      </w:tr>
-      <w:tr>
-        <w:tc>
-          <w:tcPr>
-            <w:tcW w:type="dxa" w:w="964"/>
-          </w:tcPr>
-          <w:p>
-            <w:r>
-              <w:rPr>
-                <w:b/>
-                <w:i w:val="0"/>
-                <w:color w:val="EA580C"/>
-                <w:sz w:val="16"/>
-              </w:rPr>
-              <w:t>Moyenne</w:t>
-            </w:r>
-          </w:p>
-        </w:tc>
-        <w:tc>
-          <w:tcPr>
-            <w:tcW w:type="dxa" w:w="1247"/>
-          </w:tcPr>
-          <w:p>
-            <w:r>
-              <w:rPr>
-                <w:b/>
-                <w:i w:val="0"/>
-                <w:sz w:val="16"/>
-              </w:rPr>
-              <w:t>S01</w:t>
-              <w:br/>
-            </w:r>
-            <w:r>
-              <w:rPr>
-                <w:b w:val="0"/>
-                <w:i w:val="0"/>
-                <w:color w:val="64748B"/>
-                <w:sz w:val="14"/>
-              </w:rPr>
-              <w:t>Démographie</w:t>
-            </w:r>
-          </w:p>
-        </w:tc>
-        <w:tc>
-          <w:tcPr>
-            <w:tcW w:type="dxa" w:w="1531"/>
-          </w:tcPr>
-          <w:p>
-            <w:r>
-              <w:rPr>
-                <w:b/>
-                <w:i w:val="0"/>
-                <w:color w:val="16A34A"/>
-                <w:sz w:val="16"/>
-              </w:rPr>
-              <w:t>—</w:t>
-            </w:r>
-          </w:p>
-        </w:tc>
-        <w:tc>
-          <w:tcPr>
-            <w:tcW w:type="dxa" w:w="1191"/>
-          </w:tcPr>
-          <w:p>
-            <w:r>
-              <w:rPr>
-                <w:b w:val="0"/>
-                <w:i w:val="0"/>
-                <w:color w:val="64748B"/>
-                <w:sz w:val="16"/>
-              </w:rPr>
-              <w:t>GT-CQ</w:t>
-            </w:r>
-          </w:p>
-        </w:tc>
-        <w:tc>
-          <w:tcPr>
-            <w:tcW w:type="dxa" w:w="4706"/>
-          </w:tcPr>
-          <w:p>
-            <w:r>
-              <w:rPr>
-                <w:b w:val="0"/>
-                <w:i w:val="0"/>
-                <w:sz w:val="17"/>
-              </w:rPr>
-              <w:t>Prière de verifier l'information donnée par Badara Diallo ou corriger au niveau de la section 1.</w:t>
-            </w:r>
-          </w:p>
-        </w:tc>
-      </w:tr>
-      <w:tr>
-        <w:tc>
-          <w:tcPr>
-            <w:tcW w:type="dxa" w:w="964"/>
-          </w:tcPr>
-          <w:p>
-            <w:r>
-              <w:rPr>
-                <w:b/>
-                <w:i w:val="0"/>
-                <w:color w:val="EA580C"/>
-                <w:sz w:val="16"/>
-              </w:rPr>
-              <w:t>Moyenne</w:t>
-            </w:r>
-          </w:p>
-        </w:tc>
-        <w:tc>
-          <w:tcPr>
-            <w:tcW w:type="dxa" w:w="1247"/>
-          </w:tcPr>
-          <w:p>
-            <w:r>
-              <w:rPr>
-                <w:b/>
-                <w:i w:val="0"/>
-                <w:sz w:val="16"/>
-              </w:rPr>
-              <w:t>S01</w:t>
-              <w:br/>
-            </w:r>
-            <w:r>
-              <w:rPr>
-                <w:b w:val="0"/>
-                <w:i w:val="0"/>
-                <w:color w:val="64748B"/>
-                <w:sz w:val="14"/>
-              </w:rPr>
-              <w:t>Démographie</w:t>
-            </w:r>
-          </w:p>
-        </w:tc>
-        <w:tc>
-          <w:tcPr>
-            <w:tcW w:type="dxa" w:w="1531"/>
-          </w:tcPr>
-          <w:p>
-            <w:r>
-              <w:rPr>
-                <w:b/>
-                <w:i w:val="0"/>
-                <w:color w:val="16A34A"/>
-                <w:sz w:val="16"/>
-              </w:rPr>
-              <w:t>—</w:t>
-            </w:r>
-          </w:p>
-        </w:tc>
-        <w:tc>
-          <w:tcPr>
-            <w:tcW w:type="dxa" w:w="1191"/>
-          </w:tcPr>
-          <w:p>
-            <w:r>
-              <w:rPr>
-                <w:b w:val="0"/>
-                <w:i w:val="0"/>
-                <w:color w:val="64748B"/>
-                <w:sz w:val="16"/>
-              </w:rPr>
-              <w:t>GT-CQ</w:t>
-            </w:r>
-          </w:p>
-        </w:tc>
-        <w:tc>
-          <w:tcPr>
-            <w:tcW w:type="dxa" w:w="4706"/>
-          </w:tcPr>
-          <w:p>
-            <w:r>
-              <w:rPr>
-                <w:b w:val="0"/>
-                <w:i w:val="0"/>
-                <w:sz w:val="17"/>
-              </w:rPr>
-              <w:t>Prière de verifier l'information donnée par Caroline Diallo ou corriger au niveau de la section 1.</w:t>
-            </w:r>
-          </w:p>
-        </w:tc>
-      </w:tr>
-      <w:tr>
-        <w:tc>
-          <w:tcPr>
-            <w:tcW w:type="dxa" w:w="964"/>
-          </w:tcPr>
-          <w:p>
-            <w:r>
-              <w:rPr>
-                <w:b/>
-                <w:i w:val="0"/>
-                <w:color w:val="EA580C"/>
-                <w:sz w:val="16"/>
-              </w:rPr>
-              <w:t>Moyenne</w:t>
-            </w:r>
-          </w:p>
-        </w:tc>
-        <w:tc>
-          <w:tcPr>
-            <w:tcW w:type="dxa" w:w="1247"/>
-          </w:tcPr>
-          <w:p>
-            <w:r>
-              <w:rPr>
-                <w:b/>
-                <w:i w:val="0"/>
-                <w:sz w:val="16"/>
-              </w:rPr>
-              <w:t>S01</w:t>
-              <w:br/>
-            </w:r>
-            <w:r>
-              <w:rPr>
-                <w:b w:val="0"/>
-                <w:i w:val="0"/>
-                <w:color w:val="64748B"/>
-                <w:sz w:val="14"/>
-              </w:rPr>
-              <w:t>Démographie</w:t>
-            </w:r>
-          </w:p>
-        </w:tc>
-        <w:tc>
-          <w:tcPr>
-            <w:tcW w:type="dxa" w:w="1531"/>
-          </w:tcPr>
-          <w:p>
-            <w:r>
-              <w:rPr>
-                <w:b/>
-                <w:i w:val="0"/>
-                <w:color w:val="16A34A"/>
-                <w:sz w:val="16"/>
-              </w:rPr>
-              <w:t>—</w:t>
-            </w:r>
-          </w:p>
-        </w:tc>
-        <w:tc>
-          <w:tcPr>
-            <w:tcW w:type="dxa" w:w="1191"/>
-          </w:tcPr>
-          <w:p>
-            <w:r>
-              <w:rPr>
-                <w:b w:val="0"/>
-                <w:i w:val="0"/>
-                <w:color w:val="64748B"/>
-                <w:sz w:val="16"/>
-              </w:rPr>
-              <w:t>GT-CQ</w:t>
-            </w:r>
-          </w:p>
-        </w:tc>
-        <w:tc>
-          <w:tcPr>
-            <w:tcW w:type="dxa" w:w="4706"/>
-          </w:tcPr>
-          <w:p>
-            <w:r>
-              <w:rPr>
-                <w:b w:val="0"/>
-                <w:i w:val="0"/>
-                <w:sz w:val="17"/>
-              </w:rPr>
-              <w:t>Prière de verifier l'information donnée par Mame Diarra Diallo ou corriger au niveau de la section 1.</w:t>
-            </w:r>
-          </w:p>
-        </w:tc>
-      </w:tr>
-      <w:tr>
-        <w:tc>
-          <w:tcPr>
-            <w:tcW w:type="dxa" w:w="964"/>
-          </w:tcPr>
-          <w:p>
-            <w:r>
-              <w:rPr>
-                <w:b/>
-                <w:i w:val="0"/>
-                <w:color w:val="EA580C"/>
-                <w:sz w:val="16"/>
-              </w:rPr>
-              <w:t>Moyenne</w:t>
-            </w:r>
-          </w:p>
-        </w:tc>
-        <w:tc>
-          <w:tcPr>
-            <w:tcW w:type="dxa" w:w="1247"/>
-          </w:tcPr>
-          <w:p>
-            <w:r>
-              <w:rPr>
-                <w:b/>
-                <w:i w:val="0"/>
-                <w:sz w:val="16"/>
-              </w:rPr>
-              <w:t>S01</w:t>
-              <w:br/>
-            </w:r>
-            <w:r>
-              <w:rPr>
-                <w:b w:val="0"/>
-                <w:i w:val="0"/>
-                <w:color w:val="64748B"/>
-                <w:sz w:val="14"/>
-              </w:rPr>
-              <w:t>Démographie</w:t>
-            </w:r>
-          </w:p>
-        </w:tc>
-        <w:tc>
-          <w:tcPr>
-            <w:tcW w:type="dxa" w:w="1531"/>
-          </w:tcPr>
-          <w:p>
-            <w:r>
-              <w:rPr>
-                <w:b/>
-                <w:i w:val="0"/>
-                <w:color w:val="16A34A"/>
-                <w:sz w:val="16"/>
-              </w:rPr>
-              <w:t>s00q27, s01q03a, s01q03b, s01q03c, s01q00b</w:t>
-            </w:r>
-          </w:p>
-        </w:tc>
-        <w:tc>
-          <w:tcPr>
-            <w:tcW w:type="dxa" w:w="1191"/>
-          </w:tcPr>
-          <w:p>
-            <w:r>
-              <w:rPr>
-                <w:b w:val="0"/>
-                <w:i w:val="0"/>
-                <w:color w:val="64748B"/>
-                <w:sz w:val="16"/>
-              </w:rPr>
-              <w:t>GT-CQ</w:t>
-            </w:r>
-          </w:p>
-        </w:tc>
-        <w:tc>
-          <w:tcPr>
-            <w:tcW w:type="dxa" w:w="4706"/>
-          </w:tcPr>
-          <w:p>
-            <w:r>
-              <w:rPr>
-                <w:b w:val="0"/>
-                <w:i w:val="0"/>
-                <w:sz w:val="17"/>
-              </w:rPr>
-              <w:t>Les informations sur l'acte de naissance (ni Jours, ni mois et ni années) de  Aminata Mar Ndiaye  manquent, s'il vous plait pouvez-vous fournir d'effort pour avoir ces informations.</w:t>
-            </w:r>
-          </w:p>
-        </w:tc>
-      </w:tr>
-      <w:tr>
-        <w:tc>
-          <w:tcPr>
-            <w:tcW w:type="dxa" w:w="964"/>
-          </w:tcPr>
-          <w:p>
-            <w:r>
-              <w:rPr>
-                <w:b/>
-                <w:i w:val="0"/>
-                <w:color w:val="EA580C"/>
-                <w:sz w:val="16"/>
-              </w:rPr>
-              <w:t>Moyenne</w:t>
-            </w:r>
-          </w:p>
-        </w:tc>
-        <w:tc>
-          <w:tcPr>
-            <w:tcW w:type="dxa" w:w="1247"/>
-          </w:tcPr>
-          <w:p>
-            <w:r>
-              <w:rPr>
-                <w:b/>
-                <w:i w:val="0"/>
-                <w:sz w:val="16"/>
-              </w:rPr>
-              <w:t>S01</w:t>
-              <w:br/>
-            </w:r>
-            <w:r>
-              <w:rPr>
-                <w:b w:val="0"/>
-                <w:i w:val="0"/>
-                <w:color w:val="64748B"/>
-                <w:sz w:val="14"/>
-              </w:rPr>
-              <w:t>Démographie</w:t>
-            </w:r>
-          </w:p>
-        </w:tc>
-        <w:tc>
-          <w:tcPr>
-            <w:tcW w:type="dxa" w:w="1531"/>
-          </w:tcPr>
-          <w:p>
-            <w:r>
-              <w:rPr>
-                <w:b/>
-                <w:i w:val="0"/>
-                <w:color w:val="16A34A"/>
-                <w:sz w:val="16"/>
-              </w:rPr>
-              <w:t>s00q27, s01q03a, s01q03b, s01q03c, s01q00b</w:t>
-            </w:r>
-          </w:p>
-        </w:tc>
-        <w:tc>
-          <w:tcPr>
-            <w:tcW w:type="dxa" w:w="1191"/>
-          </w:tcPr>
-          <w:p>
-            <w:r>
-              <w:rPr>
-                <w:b w:val="0"/>
-                <w:i w:val="0"/>
-                <w:color w:val="64748B"/>
-                <w:sz w:val="16"/>
-              </w:rPr>
-              <w:t>GT-CQ</w:t>
-            </w:r>
-          </w:p>
-        </w:tc>
-        <w:tc>
-          <w:tcPr>
-            <w:tcW w:type="dxa" w:w="4706"/>
-          </w:tcPr>
-          <w:p>
-            <w:r>
-              <w:rPr>
-                <w:b w:val="0"/>
-                <w:i w:val="0"/>
-                <w:sz w:val="17"/>
-              </w:rPr>
-              <w:t>Les informations sur l'acte de naissance (ni Jours, ni mois et ni années) de  Cheikhouna Diouf  manquent, s'il vous plait pouvez-vous fournir d'effort pour avoir ces informations.</w:t>
-            </w:r>
-          </w:p>
-        </w:tc>
-      </w:tr>
-      <w:tr>
-        <w:tc>
-          <w:tcPr>
-            <w:tcW w:type="dxa" w:w="964"/>
-          </w:tcPr>
-          <w:p>
-            <w:r>
-              <w:rPr>
-                <w:b/>
-                <w:i w:val="0"/>
-                <w:color w:val="EA580C"/>
-                <w:sz w:val="16"/>
-              </w:rPr>
-              <w:t>Moyenne</w:t>
-            </w:r>
-          </w:p>
-        </w:tc>
-        <w:tc>
-          <w:tcPr>
-            <w:tcW w:type="dxa" w:w="1247"/>
-          </w:tcPr>
-          <w:p>
-            <w:r>
-              <w:rPr>
-                <w:b/>
-                <w:i w:val="0"/>
-                <w:sz w:val="16"/>
-              </w:rPr>
-              <w:t>S02</w:t>
-              <w:br/>
-            </w:r>
-            <w:r>
-              <w:rPr>
-                <w:b w:val="0"/>
-                <w:i w:val="0"/>
-                <w:color w:val="64748B"/>
-                <w:sz w:val="14"/>
-              </w:rPr>
-              <w:t>Éducation</w:t>
-            </w:r>
-          </w:p>
-        </w:tc>
-        <w:tc>
-          <w:tcPr>
-            <w:tcW w:type="dxa" w:w="1531"/>
-          </w:tcPr>
-          <w:p>
-            <w:r>
-              <w:rPr>
-                <w:b/>
-                <w:i w:val="0"/>
-                <w:color w:val="16A34A"/>
-                <w:sz w:val="16"/>
-              </w:rPr>
-              <w:t>—</w:t>
-            </w:r>
-          </w:p>
-        </w:tc>
-        <w:tc>
-          <w:tcPr>
-            <w:tcW w:type="dxa" w:w="1191"/>
-          </w:tcPr>
-          <w:p>
-            <w:r>
-              <w:rPr>
-                <w:b w:val="0"/>
-                <w:i w:val="0"/>
-                <w:color w:val="64748B"/>
-                <w:sz w:val="16"/>
-              </w:rPr>
-              <w:t>GT-CQ</w:t>
-            </w:r>
-          </w:p>
-        </w:tc>
-        <w:tc>
-          <w:tcPr>
-            <w:tcW w:type="dxa" w:w="4706"/>
-          </w:tcPr>
-          <w:p>
-            <w:r>
-              <w:rPr>
-                <w:b w:val="0"/>
-                <w:i w:val="0"/>
-                <w:sz w:val="17"/>
-              </w:rPr>
-              <w:t>veuillez, s'il vous plait, confirmer les frais de scolarité ( 13000 FCFA) payée de Aminata Mar Ndiaye avec le QG ou apporter les corrections nécessaires.</w:t>
-            </w:r>
-          </w:p>
-        </w:tc>
-      </w:tr>
-      <w:tr>
-        <w:tc>
-          <w:tcPr>
-            <w:tcW w:type="dxa" w:w="964"/>
-          </w:tcPr>
-          <w:p>
-            <w:r>
-              <w:rPr>
-                <w:b/>
-                <w:i w:val="0"/>
-                <w:color w:val="EA580C"/>
-                <w:sz w:val="16"/>
-              </w:rPr>
-              <w:t>Moyenne</w:t>
-            </w:r>
-          </w:p>
-        </w:tc>
-        <w:tc>
-          <w:tcPr>
-            <w:tcW w:type="dxa" w:w="1247"/>
-          </w:tcPr>
-          <w:p>
-            <w:r>
-              <w:rPr>
-                <w:b/>
-                <w:i w:val="0"/>
-                <w:sz w:val="16"/>
-              </w:rPr>
-              <w:t>S02</w:t>
-              <w:br/>
-            </w:r>
-            <w:r>
-              <w:rPr>
-                <w:b w:val="0"/>
-                <w:i w:val="0"/>
-                <w:color w:val="64748B"/>
-                <w:sz w:val="14"/>
-              </w:rPr>
-              <w:t>Éducation</w:t>
-            </w:r>
-          </w:p>
-        </w:tc>
-        <w:tc>
-          <w:tcPr>
-            <w:tcW w:type="dxa" w:w="1531"/>
-          </w:tcPr>
-          <w:p>
-            <w:r>
-              <w:rPr>
-                <w:b/>
-                <w:i w:val="0"/>
-                <w:color w:val="16A34A"/>
-                <w:sz w:val="16"/>
-              </w:rPr>
-              <w:t>—</w:t>
-            </w:r>
-          </w:p>
-        </w:tc>
-        <w:tc>
-          <w:tcPr>
-            <w:tcW w:type="dxa" w:w="1191"/>
-          </w:tcPr>
-          <w:p>
-            <w:r>
-              <w:rPr>
-                <w:b w:val="0"/>
-                <w:i w:val="0"/>
-                <w:color w:val="64748B"/>
-                <w:sz w:val="16"/>
-              </w:rPr>
-              <w:t>GT-CQ</w:t>
-            </w:r>
-          </w:p>
-        </w:tc>
-        <w:tc>
-          <w:tcPr>
-            <w:tcW w:type="dxa" w:w="4706"/>
-          </w:tcPr>
-          <w:p>
-            <w:r>
-              <w:rPr>
-                <w:b w:val="0"/>
-                <w:i w:val="0"/>
-                <w:sz w:val="17"/>
-              </w:rPr>
-              <w:t>veuillez, s'il vous plait, confirmer les frais de scolarité ( 13000 FCFA) payée de Cheikhouna Diouf avec le QG ou apporter les corrections nécessaires.</w:t>
-            </w:r>
-          </w:p>
-        </w:tc>
-      </w:tr>
-      <w:tr>
-        <w:tc>
-          <w:tcPr>
-            <w:tcW w:type="dxa" w:w="964"/>
-          </w:tcPr>
-          <w:p>
-            <w:r>
-              <w:rPr>
-                <w:b/>
-                <w:i w:val="0"/>
-                <w:color w:val="EA580C"/>
-                <w:sz w:val="16"/>
-              </w:rPr>
-              <w:t>Moyenne</w:t>
-            </w:r>
-          </w:p>
-        </w:tc>
-        <w:tc>
-          <w:tcPr>
-            <w:tcW w:type="dxa" w:w="1247"/>
-          </w:tcPr>
-          <w:p>
-            <w:r>
-              <w:rPr>
-                <w:b/>
-                <w:i w:val="0"/>
-                <w:sz w:val="16"/>
-              </w:rPr>
-              <w:t>S02</w:t>
-              <w:br/>
-            </w:r>
-            <w:r>
-              <w:rPr>
-                <w:b w:val="0"/>
-                <w:i w:val="0"/>
-                <w:color w:val="64748B"/>
-                <w:sz w:val="14"/>
-              </w:rPr>
-              <w:t>Éducation</w:t>
-            </w:r>
-          </w:p>
-        </w:tc>
-        <w:tc>
-          <w:tcPr>
-            <w:tcW w:type="dxa" w:w="1531"/>
-          </w:tcPr>
-          <w:p>
-            <w:r>
-              <w:rPr>
-                <w:b/>
-                <w:i w:val="0"/>
-                <w:color w:val="16A34A"/>
-                <w:sz w:val="16"/>
-              </w:rPr>
-              <w:t>—</w:t>
-            </w:r>
-          </w:p>
-        </w:tc>
-        <w:tc>
-          <w:tcPr>
-            <w:tcW w:type="dxa" w:w="1191"/>
-          </w:tcPr>
-          <w:p>
-            <w:r>
-              <w:rPr>
-                <w:b w:val="0"/>
-                <w:i w:val="0"/>
-                <w:color w:val="64748B"/>
-                <w:sz w:val="16"/>
-              </w:rPr>
-              <w:t>GT-CQ</w:t>
-            </w:r>
-          </w:p>
-        </w:tc>
-        <w:tc>
-          <w:tcPr>
-            <w:tcW w:type="dxa" w:w="4706"/>
-          </w:tcPr>
-          <w:p>
-            <w:r>
-              <w:rPr>
-                <w:b w:val="0"/>
-                <w:i w:val="0"/>
-                <w:sz w:val="17"/>
-              </w:rPr>
-              <w:t>Prière de vous adresser à Adji Aïssatou Diallo pour avoir l'année exacte.</w:t>
-            </w:r>
-          </w:p>
-        </w:tc>
-      </w:tr>
-      <w:tr>
-        <w:tc>
-          <w:tcPr>
-            <w:tcW w:type="dxa" w:w="964"/>
-          </w:tcPr>
-          <w:p>
-            <w:r>
-              <w:rPr>
-                <w:b/>
-                <w:i w:val="0"/>
-                <w:color w:val="EA580C"/>
-                <w:sz w:val="16"/>
-              </w:rPr>
-              <w:t>Moyenne</w:t>
-            </w:r>
-          </w:p>
-        </w:tc>
-        <w:tc>
-          <w:tcPr>
-            <w:tcW w:type="dxa" w:w="1247"/>
-          </w:tcPr>
-          <w:p>
-            <w:r>
-              <w:rPr>
-                <w:b/>
-                <w:i w:val="0"/>
-                <w:sz w:val="16"/>
-              </w:rPr>
-              <w:t>S02</w:t>
-              <w:br/>
-            </w:r>
-            <w:r>
-              <w:rPr>
-                <w:b w:val="0"/>
-                <w:i w:val="0"/>
-                <w:color w:val="64748B"/>
-                <w:sz w:val="14"/>
-              </w:rPr>
-              <w:t>Éducation</w:t>
-            </w:r>
-          </w:p>
-        </w:tc>
-        <w:tc>
-          <w:tcPr>
-            <w:tcW w:type="dxa" w:w="1531"/>
-          </w:tcPr>
-          <w:p>
-            <w:r>
-              <w:rPr>
-                <w:b/>
-                <w:i w:val="0"/>
-                <w:color w:val="16A34A"/>
-                <w:sz w:val="16"/>
-              </w:rPr>
-              <w:t>—</w:t>
-            </w:r>
-          </w:p>
-        </w:tc>
-        <w:tc>
-          <w:tcPr>
-            <w:tcW w:type="dxa" w:w="1191"/>
-          </w:tcPr>
-          <w:p>
-            <w:r>
-              <w:rPr>
-                <w:b w:val="0"/>
-                <w:i w:val="0"/>
-                <w:color w:val="64748B"/>
-                <w:sz w:val="16"/>
-              </w:rPr>
-              <w:t>GT-CQ</w:t>
-            </w:r>
-          </w:p>
-        </w:tc>
-        <w:tc>
-          <w:tcPr>
-            <w:tcW w:type="dxa" w:w="4706"/>
-          </w:tcPr>
-          <w:p>
-            <w:r>
-              <w:rPr>
-                <w:b w:val="0"/>
-                <w:i w:val="0"/>
-                <w:sz w:val="17"/>
-              </w:rPr>
-              <w:t>Prière de vous adresser à Yama mendy pour avoir l'année exacte.</w:t>
-            </w:r>
-          </w:p>
-        </w:tc>
-      </w:tr>
-      <w:tr>
-        <w:tc>
-          <w:tcPr>
-            <w:tcW w:type="dxa" w:w="964"/>
-          </w:tcPr>
-          <w:p>
-            <w:r>
-              <w:rPr>
-                <w:b/>
-                <w:i w:val="0"/>
-                <w:color w:val="EA580C"/>
-                <w:sz w:val="16"/>
-              </w:rPr>
-              <w:t>Moyenne</w:t>
-            </w:r>
-          </w:p>
-        </w:tc>
-        <w:tc>
-          <w:tcPr>
-            <w:tcW w:type="dxa" w:w="1247"/>
-          </w:tcPr>
-          <w:p>
-            <w:r>
-              <w:rPr>
-                <w:b/>
-                <w:i w:val="0"/>
-                <w:sz w:val="16"/>
-              </w:rPr>
-              <w:t>S02</w:t>
-              <w:br/>
-            </w:r>
-            <w:r>
-              <w:rPr>
-                <w:b w:val="0"/>
-                <w:i w:val="0"/>
-                <w:color w:val="64748B"/>
-                <w:sz w:val="14"/>
-              </w:rPr>
-              <w:t>Éducation</w:t>
-            </w:r>
-          </w:p>
-        </w:tc>
-        <w:tc>
-          <w:tcPr>
-            <w:tcW w:type="dxa" w:w="1531"/>
-          </w:tcPr>
-          <w:p>
-            <w:r>
-              <w:rPr>
-                <w:b/>
-                <w:i w:val="0"/>
-                <w:color w:val="16A34A"/>
-                <w:sz w:val="16"/>
-              </w:rPr>
-              <w:t>—</w:t>
-            </w:r>
-          </w:p>
-        </w:tc>
-        <w:tc>
-          <w:tcPr>
-            <w:tcW w:type="dxa" w:w="1191"/>
-          </w:tcPr>
-          <w:p>
-            <w:r>
-              <w:rPr>
-                <w:b w:val="0"/>
-                <w:i w:val="0"/>
-                <w:color w:val="64748B"/>
-                <w:sz w:val="16"/>
-              </w:rPr>
-              <w:t>GT-CQ</w:t>
-            </w:r>
-          </w:p>
-        </w:tc>
-        <w:tc>
-          <w:tcPr>
-            <w:tcW w:type="dxa" w:w="4706"/>
-          </w:tcPr>
-          <w:p>
-            <w:r>
-              <w:rPr>
-                <w:b w:val="0"/>
-                <w:i w:val="0"/>
-                <w:sz w:val="17"/>
-              </w:rPr>
-              <w:t>Prière de vous adresser à Badara Diallo pour avoir l'année exacte.</w:t>
-            </w:r>
-          </w:p>
-        </w:tc>
-      </w:tr>
-      <w:tr>
-        <w:tc>
-          <w:tcPr>
-            <w:tcW w:type="dxa" w:w="964"/>
-          </w:tcPr>
-          <w:p>
-            <w:r>
-              <w:rPr>
-                <w:b/>
-                <w:i w:val="0"/>
-                <w:color w:val="EA580C"/>
-                <w:sz w:val="16"/>
-              </w:rPr>
-              <w:t>Moyenne</w:t>
-            </w:r>
-          </w:p>
-        </w:tc>
-        <w:tc>
-          <w:tcPr>
-            <w:tcW w:type="dxa" w:w="1247"/>
-          </w:tcPr>
-          <w:p>
-            <w:r>
-              <w:rPr>
-                <w:b/>
-                <w:i w:val="0"/>
-                <w:sz w:val="16"/>
-              </w:rPr>
-              <w:t>S03</w:t>
-              <w:br/>
-            </w:r>
-            <w:r>
-              <w:rPr>
-                <w:b w:val="0"/>
-                <w:i w:val="0"/>
-                <w:color w:val="64748B"/>
-                <w:sz w:val="14"/>
-              </w:rPr>
-              <w:t>Santé</w:t>
-            </w:r>
-          </w:p>
-        </w:tc>
-        <w:tc>
-          <w:tcPr>
-            <w:tcW w:type="dxa" w:w="1531"/>
-          </w:tcPr>
-          <w:p>
-            <w:r>
-              <w:rPr>
-                <w:b/>
-                <w:i w:val="0"/>
-                <w:color w:val="16A34A"/>
-                <w:sz w:val="16"/>
-              </w:rPr>
-              <w:t>s00q07a, s01q54a, s01q54b, s02q20, s02q21, s03q53, s01q00b</w:t>
-            </w:r>
-          </w:p>
-        </w:tc>
-        <w:tc>
-          <w:tcPr>
-            <w:tcW w:type="dxa" w:w="1191"/>
-          </w:tcPr>
-          <w:p>
-            <w:r>
-              <w:rPr>
-                <w:b w:val="0"/>
-                <w:i w:val="0"/>
-                <w:color w:val="64748B"/>
-                <w:sz w:val="16"/>
-              </w:rPr>
-              <w:t>GT-CQ</w:t>
-            </w:r>
-          </w:p>
-        </w:tc>
-        <w:tc>
-          <w:tcPr>
-            <w:tcW w:type="dxa" w:w="4706"/>
-          </w:tcPr>
-          <w:p>
-            <w:r>
-              <w:rPr>
-                <w:b w:val="0"/>
-                <w:i w:val="0"/>
-                <w:sz w:val="17"/>
-              </w:rPr>
-              <w:t>Le montant(20000 FCFA) des dépenses pour chaque visite prénatale de Yama mendy semble faible (voir nul) ou élevé, prière de corriger.</w:t>
-            </w:r>
-          </w:p>
-        </w:tc>
-      </w:tr>
-      <w:tr>
-        <w:tc>
-          <w:tcPr>
-            <w:tcW w:type="dxa" w:w="964"/>
-          </w:tcPr>
-          <w:p>
-            <w:r>
-              <w:rPr>
-                <w:b/>
-                <w:i w:val="0"/>
-                <w:color w:val="EA580C"/>
-                <w:sz w:val="16"/>
-              </w:rPr>
-              <w:t>Moyenne</w:t>
-            </w:r>
-          </w:p>
-        </w:tc>
-        <w:tc>
-          <w:tcPr>
-            <w:tcW w:type="dxa" w:w="1247"/>
-          </w:tcPr>
-          <w:p>
-            <w:r>
-              <w:rPr>
-                <w:b/>
-                <w:i w:val="0"/>
-                <w:sz w:val="16"/>
-              </w:rPr>
-              <w:t>S03</w:t>
-              <w:br/>
-            </w:r>
-            <w:r>
-              <w:rPr>
-                <w:b w:val="0"/>
-                <w:i w:val="0"/>
-                <w:color w:val="64748B"/>
-                <w:sz w:val="14"/>
-              </w:rPr>
-              <w:t>Santé</w:t>
-            </w:r>
-          </w:p>
-        </w:tc>
-        <w:tc>
-          <w:tcPr>
-            <w:tcW w:type="dxa" w:w="1531"/>
-          </w:tcPr>
-          <w:p>
-            <w:r>
-              <w:rPr>
-                <w:b/>
-                <w:i w:val="0"/>
-                <w:color w:val="16A34A"/>
-                <w:sz w:val="16"/>
-              </w:rPr>
-              <w:t>—</w:t>
-            </w:r>
-          </w:p>
-        </w:tc>
-        <w:tc>
-          <w:tcPr>
-            <w:tcW w:type="dxa" w:w="1191"/>
-          </w:tcPr>
-          <w:p>
-            <w:r>
-              <w:rPr>
-                <w:b w:val="0"/>
-                <w:i w:val="0"/>
-                <w:color w:val="64748B"/>
-                <w:sz w:val="16"/>
-              </w:rPr>
-              <w:t>GT-CQ</w:t>
-            </w:r>
-          </w:p>
-        </w:tc>
-        <w:tc>
-          <w:tcPr>
-            <w:tcW w:type="dxa" w:w="4706"/>
-          </w:tcPr>
-          <w:p>
-            <w:r>
-              <w:rPr>
-                <w:b w:val="0"/>
-                <w:i w:val="0"/>
-                <w:sz w:val="17"/>
-              </w:rPr>
-              <w:t>Veuillez revoir la section santé de ce ménage.</w:t>
-            </w:r>
-          </w:p>
-        </w:tc>
-      </w:tr>
-      <w:tr>
-        <w:tc>
-          <w:tcPr>
-            <w:tcW w:type="dxa" w:w="964"/>
-          </w:tcPr>
-          <w:p>
-            <w:r>
-              <w:rPr>
-                <w:b/>
-                <w:i w:val="0"/>
-                <w:color w:val="EA580C"/>
-                <w:sz w:val="16"/>
-              </w:rPr>
-              <w:t>Moyenne</w:t>
-            </w:r>
-          </w:p>
-        </w:tc>
-        <w:tc>
-          <w:tcPr>
-            <w:tcW w:type="dxa" w:w="1247"/>
-          </w:tcPr>
-          <w:p>
-            <w:r>
-              <w:rPr>
-                <w:b/>
-                <w:i w:val="0"/>
-                <w:sz w:val="16"/>
-              </w:rPr>
-              <w:t>S04</w:t>
-              <w:br/>
-            </w:r>
-            <w:r>
-              <w:rPr>
-                <w:b w:val="0"/>
-                <w:i w:val="0"/>
-                <w:color w:val="64748B"/>
-                <w:sz w:val="14"/>
-              </w:rPr>
-              <w:t>Emploi</w:t>
-            </w:r>
-          </w:p>
-        </w:tc>
-        <w:tc>
-          <w:tcPr>
-            <w:tcW w:type="dxa" w:w="1531"/>
-          </w:tcPr>
-          <w:p>
-            <w:r>
-              <w:rPr>
-                <w:b/>
-                <w:i w:val="0"/>
-                <w:color w:val="16A34A"/>
-                <w:sz w:val="16"/>
-              </w:rPr>
-              <w:t>—</w:t>
-            </w:r>
-          </w:p>
-        </w:tc>
-        <w:tc>
-          <w:tcPr>
-            <w:tcW w:type="dxa" w:w="1191"/>
-          </w:tcPr>
-          <w:p>
-            <w:r>
-              <w:rPr>
-                <w:b w:val="0"/>
-                <w:i w:val="0"/>
-                <w:color w:val="64748B"/>
-                <w:sz w:val="16"/>
-              </w:rPr>
-              <w:t>GT-CQ</w:t>
-            </w:r>
-          </w:p>
-        </w:tc>
-        <w:tc>
-          <w:tcPr>
-            <w:tcW w:type="dxa" w:w="4706"/>
-          </w:tcPr>
-          <w:p>
-            <w:r>
-              <w:rPr>
-                <w:b w:val="0"/>
-                <w:i w:val="0"/>
-                <w:sz w:val="17"/>
-              </w:rPr>
-              <w:t>Attention ! Le nombre de jours (6 jours) que Yama mendy a travaillés par mois semble être inférieur à 15.</w:t>
-            </w:r>
-          </w:p>
-        </w:tc>
-      </w:tr>
-      <w:tr>
-        <w:tc>
-          <w:tcPr>
-            <w:tcW w:type="dxa" w:w="964"/>
-          </w:tcPr>
-          <w:p>
-            <w:r>
-              <w:rPr>
-                <w:b/>
-                <w:i w:val="0"/>
-                <w:color w:val="EA580C"/>
-                <w:sz w:val="16"/>
-              </w:rPr>
-              <w:t>Moyenne</w:t>
-            </w:r>
-          </w:p>
-        </w:tc>
-        <w:tc>
-          <w:tcPr>
-            <w:tcW w:type="dxa" w:w="1247"/>
-          </w:tcPr>
-          <w:p>
-            <w:r>
-              <w:rPr>
-                <w:b/>
-                <w:i w:val="0"/>
-                <w:sz w:val="16"/>
-              </w:rPr>
-              <w:t>S04</w:t>
-              <w:br/>
-            </w:r>
-            <w:r>
-              <w:rPr>
-                <w:b w:val="0"/>
-                <w:i w:val="0"/>
-                <w:color w:val="64748B"/>
-                <w:sz w:val="14"/>
-              </w:rPr>
-              <w:t>Emploi</w:t>
-            </w:r>
-          </w:p>
-        </w:tc>
-        <w:tc>
-          <w:tcPr>
-            <w:tcW w:type="dxa" w:w="1531"/>
-          </w:tcPr>
-          <w:p>
-            <w:r>
-              <w:rPr>
-                <w:b/>
-                <w:i w:val="0"/>
-                <w:color w:val="16A34A"/>
-                <w:sz w:val="16"/>
-              </w:rPr>
-              <w:t>—</w:t>
-            </w:r>
-          </w:p>
-        </w:tc>
-        <w:tc>
-          <w:tcPr>
-            <w:tcW w:type="dxa" w:w="1191"/>
-          </w:tcPr>
-          <w:p>
-            <w:r>
-              <w:rPr>
-                <w:b w:val="0"/>
-                <w:i w:val="0"/>
-                <w:color w:val="64748B"/>
-                <w:sz w:val="16"/>
-              </w:rPr>
-              <w:t>GT-CQ</w:t>
-            </w:r>
-          </w:p>
-        </w:tc>
-        <w:tc>
-          <w:tcPr>
-            <w:tcW w:type="dxa" w:w="4706"/>
-          </w:tcPr>
-          <w:p>
-            <w:r>
-              <w:rPr>
-                <w:b w:val="0"/>
-                <w:i w:val="0"/>
-                <w:sz w:val="17"/>
-              </w:rPr>
-              <w:t>Veuillez, s'il vous plaît, confirmer cette information.</w:t>
-            </w:r>
-          </w:p>
-        </w:tc>
-      </w:tr>
-      <w:tr>
-        <w:tc>
-          <w:tcPr>
-            <w:tcW w:type="dxa" w:w="964"/>
-          </w:tcPr>
-          <w:p>
-            <w:r>
-              <w:rPr>
-                <w:b/>
-                <w:i w:val="0"/>
-                <w:color w:val="EA580C"/>
-                <w:sz w:val="16"/>
-              </w:rPr>
-              <w:t>Moyenne</w:t>
-            </w:r>
-          </w:p>
-        </w:tc>
-        <w:tc>
-          <w:tcPr>
-            <w:tcW w:type="dxa" w:w="1247"/>
-          </w:tcPr>
-          <w:p>
-            <w:r>
-              <w:rPr>
-                <w:b/>
-                <w:i w:val="0"/>
-                <w:sz w:val="16"/>
-              </w:rPr>
-              <w:t>S07</w:t>
-              <w:br/>
-            </w:r>
-            <w:r>
-              <w:rPr>
-                <w:b w:val="0"/>
-                <w:i w:val="0"/>
-                <w:color w:val="64748B"/>
-                <w:sz w:val="14"/>
-              </w:rPr>
-              <w:t>Consommation alimentaire</w:t>
-            </w:r>
-          </w:p>
-        </w:tc>
-        <w:tc>
-          <w:tcPr>
-            <w:tcW w:type="dxa" w:w="1531"/>
-          </w:tcPr>
-          <w:p>
-            <w:r>
-              <w:rPr>
-                <w:b/>
-                <w:i w:val="0"/>
-                <w:color w:val="16A34A"/>
-                <w:sz w:val="16"/>
-              </w:rPr>
-              <w:t>—</w:t>
-            </w:r>
-          </w:p>
-        </w:tc>
-        <w:tc>
-          <w:tcPr>
-            <w:tcW w:type="dxa" w:w="1191"/>
-          </w:tcPr>
-          <w:p>
-            <w:r>
-              <w:rPr>
-                <w:b w:val="0"/>
-                <w:i w:val="0"/>
-                <w:color w:val="64748B"/>
-                <w:sz w:val="16"/>
-              </w:rPr>
-              <w:t>GT-CQ</w:t>
-            </w:r>
-          </w:p>
-        </w:tc>
-        <w:tc>
-          <w:tcPr>
-            <w:tcW w:type="dxa" w:w="4706"/>
-          </w:tcPr>
-          <w:p>
-            <w:r>
-              <w:rPr>
-                <w:b w:val="0"/>
-                <w:i w:val="0"/>
-                <w:sz w:val="17"/>
-              </w:rPr>
-              <w:t>Attention ! Le prix unitaire d'achat (1200 Fcfa) de Banane douce en Kg (taille unique) est relativement élevé par rapport aux autres prix observés dans cette zone.</w:t>
-            </w:r>
-          </w:p>
-        </w:tc>
-      </w:tr>
-      <w:tr>
-        <w:tc>
-          <w:tcPr>
-            <w:tcW w:type="dxa" w:w="964"/>
-          </w:tcPr>
-          <w:p>
-            <w:r>
-              <w:rPr>
-                <w:b/>
-                <w:i w:val="0"/>
-                <w:color w:val="EA580C"/>
-                <w:sz w:val="16"/>
-              </w:rPr>
-              <w:t>Moyenne</w:t>
-            </w:r>
-          </w:p>
-        </w:tc>
-        <w:tc>
-          <w:tcPr>
-            <w:tcW w:type="dxa" w:w="1247"/>
-          </w:tcPr>
-          <w:p>
-            <w:r>
-              <w:rPr>
-                <w:b/>
-                <w:i w:val="0"/>
-                <w:sz w:val="16"/>
-              </w:rPr>
-              <w:t>S07</w:t>
-              <w:br/>
-            </w:r>
-            <w:r>
-              <w:rPr>
-                <w:b w:val="0"/>
-                <w:i w:val="0"/>
-                <w:color w:val="64748B"/>
-                <w:sz w:val="14"/>
-              </w:rPr>
-              <w:t>Consommation alimentaire</w:t>
-            </w:r>
-          </w:p>
-        </w:tc>
-        <w:tc>
-          <w:tcPr>
-            <w:tcW w:type="dxa" w:w="1531"/>
-          </w:tcPr>
-          <w:p>
-            <w:r>
-              <w:rPr>
-                <w:b/>
-                <w:i w:val="0"/>
-                <w:color w:val="16A34A"/>
-                <w:sz w:val="16"/>
-              </w:rPr>
-              <w:t>—</w:t>
-            </w:r>
-          </w:p>
-        </w:tc>
-        <w:tc>
-          <w:tcPr>
-            <w:tcW w:type="dxa" w:w="1191"/>
-          </w:tcPr>
-          <w:p>
-            <w:r>
-              <w:rPr>
-                <w:b w:val="0"/>
-                <w:i w:val="0"/>
-                <w:color w:val="64748B"/>
-                <w:sz w:val="16"/>
-              </w:rPr>
-              <w:t>GT-CQ</w:t>
-            </w:r>
-          </w:p>
-        </w:tc>
-        <w:tc>
-          <w:tcPr>
-            <w:tcW w:type="dxa" w:w="4706"/>
-          </w:tcPr>
-          <w:p>
-            <w:r>
-              <w:rPr>
-                <w:b w:val="0"/>
-                <w:i w:val="0"/>
-                <w:sz w:val="17"/>
-              </w:rPr>
-              <w:t>Prière de corriger ou de confirmer avec le QG.</w:t>
-            </w:r>
-          </w:p>
-        </w:tc>
-      </w:tr>
-      <w:tr>
-        <w:tc>
-          <w:tcPr>
-            <w:tcW w:type="dxa" w:w="964"/>
-          </w:tcPr>
-          <w:p>
-            <w:r>
-              <w:rPr>
-                <w:b/>
-                <w:i w:val="0"/>
-                <w:color w:val="EA580C"/>
-                <w:sz w:val="16"/>
-              </w:rPr>
-              <w:t>Moyenne</w:t>
-            </w:r>
-          </w:p>
-        </w:tc>
-        <w:tc>
-          <w:tcPr>
-            <w:tcW w:type="dxa" w:w="1247"/>
-          </w:tcPr>
-          <w:p>
-            <w:r>
-              <w:rPr>
-                <w:b/>
-                <w:i w:val="0"/>
-                <w:sz w:val="16"/>
-              </w:rPr>
-              <w:t>S07</w:t>
-              <w:br/>
-            </w:r>
-            <w:r>
-              <w:rPr>
-                <w:b w:val="0"/>
-                <w:i w:val="0"/>
-                <w:color w:val="64748B"/>
-                <w:sz w:val="14"/>
-              </w:rPr>
-              <w:t>Consommation alimentaire</w:t>
-            </w:r>
-          </w:p>
-        </w:tc>
-        <w:tc>
-          <w:tcPr>
-            <w:tcW w:type="dxa" w:w="1531"/>
-          </w:tcPr>
-          <w:p>
-            <w:r>
-              <w:rPr>
-                <w:b/>
-                <w:i w:val="0"/>
-                <w:color w:val="16A34A"/>
-                <w:sz w:val="16"/>
-              </w:rPr>
-              <w:t>—</w:t>
-            </w:r>
-          </w:p>
-        </w:tc>
-        <w:tc>
-          <w:tcPr>
-            <w:tcW w:type="dxa" w:w="1191"/>
-          </w:tcPr>
-          <w:p>
-            <w:r>
-              <w:rPr>
-                <w:b w:val="0"/>
-                <w:i w:val="0"/>
-                <w:color w:val="64748B"/>
-                <w:sz w:val="16"/>
-              </w:rPr>
-              <w:t>GT-CQ</w:t>
-            </w:r>
-          </w:p>
-        </w:tc>
-        <w:tc>
-          <w:tcPr>
-            <w:tcW w:type="dxa" w:w="4706"/>
-          </w:tcPr>
-          <w:p>
-            <w:r>
-              <w:rPr>
-                <w:b w:val="0"/>
-                <w:i w:val="0"/>
-                <w:sz w:val="17"/>
-              </w:rPr>
-              <w:t>Attention ! Le prix unitaire d'achat (200 Fcfa) de Tomate fraîche en Sachets (Petit) est relativement élevé par rapport aux autres prix observés dans cette zone.</w:t>
-            </w:r>
-          </w:p>
-        </w:tc>
-      </w:tr>
-      <w:tr>
-        <w:tc>
-          <w:tcPr>
-            <w:tcW w:type="dxa" w:w="964"/>
-          </w:tcPr>
-          <w:p>
-            <w:r>
-              <w:rPr>
-                <w:b/>
-                <w:i w:val="0"/>
-                <w:color w:val="EA580C"/>
-                <w:sz w:val="16"/>
-              </w:rPr>
-              <w:t>Moyenne</w:t>
-            </w:r>
-          </w:p>
-        </w:tc>
-        <w:tc>
-          <w:tcPr>
-            <w:tcW w:type="dxa" w:w="1247"/>
-          </w:tcPr>
-          <w:p>
-            <w:r>
-              <w:rPr>
-                <w:b/>
-                <w:i w:val="0"/>
-                <w:sz w:val="16"/>
-              </w:rPr>
-              <w:t>S07</w:t>
-              <w:br/>
-            </w:r>
-            <w:r>
-              <w:rPr>
-                <w:b w:val="0"/>
-                <w:i w:val="0"/>
-                <w:color w:val="64748B"/>
-                <w:sz w:val="14"/>
-              </w:rPr>
-              <w:t>Consommation alimentaire</w:t>
-            </w:r>
-          </w:p>
-        </w:tc>
-        <w:tc>
-          <w:tcPr>
-            <w:tcW w:type="dxa" w:w="1531"/>
-          </w:tcPr>
-          <w:p>
-            <w:r>
-              <w:rPr>
-                <w:b/>
-                <w:i w:val="0"/>
-                <w:color w:val="16A34A"/>
-                <w:sz w:val="16"/>
-              </w:rPr>
-              <w:t>—</w:t>
-            </w:r>
-          </w:p>
-        </w:tc>
-        <w:tc>
-          <w:tcPr>
-            <w:tcW w:type="dxa" w:w="1191"/>
-          </w:tcPr>
-          <w:p>
-            <w:r>
-              <w:rPr>
-                <w:b w:val="0"/>
-                <w:i w:val="0"/>
-                <w:color w:val="64748B"/>
-                <w:sz w:val="16"/>
-              </w:rPr>
-              <w:t>GT-CQ</w:t>
-            </w:r>
-          </w:p>
-        </w:tc>
-        <w:tc>
-          <w:tcPr>
-            <w:tcW w:type="dxa" w:w="4706"/>
-          </w:tcPr>
-          <w:p>
-            <w:r>
-              <w:rPr>
-                <w:b w:val="0"/>
-                <w:i w:val="0"/>
-                <w:sz w:val="17"/>
-              </w:rPr>
-              <w:t>Attention ! Le prix unitaire d'achat (500 Fcfa) de Sucre en poudre en Kg (taille unique) est relativement faible par rapport aux autres prix observés dans cette zone.</w:t>
-            </w:r>
-          </w:p>
-        </w:tc>
-      </w:tr>
-      <w:tr>
-        <w:tc>
-          <w:tcPr>
-            <w:tcW w:type="dxa" w:w="964"/>
-          </w:tcPr>
-          <w:p>
-            <w:r>
-              <w:rPr>
-                <w:b/>
-                <w:i w:val="0"/>
-                <w:color w:val="EA580C"/>
-                <w:sz w:val="16"/>
-              </w:rPr>
-              <w:t>Moyenne</w:t>
-            </w:r>
-          </w:p>
-        </w:tc>
-        <w:tc>
-          <w:tcPr>
-            <w:tcW w:type="dxa" w:w="1247"/>
-          </w:tcPr>
-          <w:p>
-            <w:r>
-              <w:rPr>
-                <w:b/>
-                <w:i w:val="0"/>
-                <w:sz w:val="16"/>
-              </w:rPr>
-              <w:t>S07</w:t>
-              <w:br/>
-            </w:r>
-            <w:r>
-              <w:rPr>
-                <w:b w:val="0"/>
-                <w:i w:val="0"/>
-                <w:color w:val="64748B"/>
-                <w:sz w:val="14"/>
-              </w:rPr>
-              <w:t>Consommation alimentaire</w:t>
-            </w:r>
-          </w:p>
-        </w:tc>
-        <w:tc>
-          <w:tcPr>
-            <w:tcW w:type="dxa" w:w="1531"/>
-          </w:tcPr>
-          <w:p>
-            <w:r>
-              <w:rPr>
-                <w:b/>
-                <w:i w:val="0"/>
-                <w:color w:val="16A34A"/>
-                <w:sz w:val="16"/>
-              </w:rPr>
-              <w:t>—</w:t>
-            </w:r>
-          </w:p>
-        </w:tc>
-        <w:tc>
-          <w:tcPr>
-            <w:tcW w:type="dxa" w:w="1191"/>
-          </w:tcPr>
-          <w:p>
-            <w:r>
-              <w:rPr>
-                <w:b w:val="0"/>
-                <w:i w:val="0"/>
-                <w:color w:val="64748B"/>
-                <w:sz w:val="16"/>
-              </w:rPr>
-              <w:t>GT-CQ</w:t>
-            </w:r>
-          </w:p>
-        </w:tc>
-        <w:tc>
-          <w:tcPr>
-            <w:tcW w:type="dxa" w:w="4706"/>
-          </w:tcPr>
-          <w:p>
-            <w:r>
-              <w:rPr>
-                <w:b w:val="0"/>
-                <w:i w:val="0"/>
-                <w:sz w:val="17"/>
-              </w:rPr>
-              <w:t>Attention ! Le prix unitaire d'achat (700 Fcfa) de Choux en Kg (taille unique) est relativement élevé par rapport aux autres prix observés dans cette zone.</w:t>
-            </w:r>
-          </w:p>
-        </w:tc>
-      </w:tr>
-      <w:tr>
-        <w:tc>
-          <w:tcPr>
-            <w:tcW w:type="dxa" w:w="964"/>
-          </w:tcPr>
-          <w:p>
-            <w:r>
-              <w:rPr>
-                <w:b/>
-                <w:i w:val="0"/>
-                <w:color w:val="EA580C"/>
-                <w:sz w:val="16"/>
-              </w:rPr>
-              <w:t>Moyenne</w:t>
-            </w:r>
-          </w:p>
-        </w:tc>
-        <w:tc>
-          <w:tcPr>
-            <w:tcW w:type="dxa" w:w="1247"/>
-          </w:tcPr>
-          <w:p>
-            <w:r>
-              <w:rPr>
-                <w:b/>
-                <w:i w:val="0"/>
-                <w:sz w:val="16"/>
-              </w:rPr>
-              <w:t>S07</w:t>
-              <w:br/>
-            </w:r>
-            <w:r>
-              <w:rPr>
-                <w:b w:val="0"/>
-                <w:i w:val="0"/>
-                <w:color w:val="64748B"/>
-                <w:sz w:val="14"/>
-              </w:rPr>
-              <w:t>Consommation alimentaire</w:t>
-            </w:r>
-          </w:p>
-        </w:tc>
-        <w:tc>
-          <w:tcPr>
-            <w:tcW w:type="dxa" w:w="1531"/>
-          </w:tcPr>
-          <w:p>
-            <w:r>
-              <w:rPr>
-                <w:b/>
-                <w:i w:val="0"/>
-                <w:color w:val="16A34A"/>
-                <w:sz w:val="16"/>
-              </w:rPr>
-              <w:t>s02q10, s06q13, s06q14, s06q15a, s07bq01, s07bq03b, s07bq03b1, s07bq03c1</w:t>
-            </w:r>
-          </w:p>
-        </w:tc>
-        <w:tc>
-          <w:tcPr>
-            <w:tcW w:type="dxa" w:w="1191"/>
-          </w:tcPr>
-          <w:p>
-            <w:r>
-              <w:rPr>
-                <w:b w:val="0"/>
-                <w:i w:val="0"/>
-                <w:color w:val="64748B"/>
-                <w:sz w:val="16"/>
-              </w:rPr>
-              <w:t>GT-CQ</w:t>
-            </w:r>
-          </w:p>
-        </w:tc>
-        <w:tc>
-          <w:tcPr>
-            <w:tcW w:type="dxa" w:w="4706"/>
-          </w:tcPr>
-          <w:p>
-            <w:r>
-              <w:rPr>
-                <w:b w:val="0"/>
-                <w:i w:val="0"/>
-                <w:sz w:val="17"/>
-              </w:rPr>
-              <w:t>Difficile de consommer le Sel en Boite (Autre que la boite/pot de tomate) Petit prière de verifier.</w:t>
-            </w:r>
-          </w:p>
-        </w:tc>
-      </w:tr>
-      <w:tr>
-        <w:tc>
-          <w:tcPr>
-            <w:tcW w:type="dxa" w:w="964"/>
-          </w:tcPr>
-          <w:p>
-            <w:r>
-              <w:rPr>
-                <w:b/>
-                <w:i w:val="0"/>
-                <w:color w:val="EA580C"/>
-                <w:sz w:val="16"/>
-              </w:rPr>
-              <w:t>Moyenne</w:t>
-            </w:r>
-          </w:p>
-        </w:tc>
-        <w:tc>
-          <w:tcPr>
-            <w:tcW w:type="dxa" w:w="1247"/>
-          </w:tcPr>
-          <w:p>
-            <w:r>
-              <w:rPr>
-                <w:b/>
-                <w:i w:val="0"/>
-                <w:sz w:val="16"/>
-              </w:rPr>
-              <w:t>S07</w:t>
-              <w:br/>
-            </w:r>
-            <w:r>
-              <w:rPr>
-                <w:b w:val="0"/>
-                <w:i w:val="0"/>
-                <w:color w:val="64748B"/>
-                <w:sz w:val="14"/>
-              </w:rPr>
-              <w:t>Consommation alimentaire</w:t>
-            </w:r>
-          </w:p>
-        </w:tc>
-        <w:tc>
-          <w:tcPr>
-            <w:tcW w:type="dxa" w:w="1531"/>
-          </w:tcPr>
-          <w:p>
-            <w:r>
-              <w:rPr>
-                <w:b/>
-                <w:i w:val="0"/>
-                <w:color w:val="16A34A"/>
-                <w:sz w:val="16"/>
-              </w:rPr>
-              <w:t>—</w:t>
-            </w:r>
-          </w:p>
-        </w:tc>
-        <w:tc>
-          <w:tcPr>
-            <w:tcW w:type="dxa" w:w="1191"/>
-          </w:tcPr>
-          <w:p>
-            <w:r>
-              <w:rPr>
-                <w:b w:val="0"/>
-                <w:i w:val="0"/>
-                <w:color w:val="64748B"/>
-                <w:sz w:val="16"/>
-              </w:rPr>
-              <w:t>GT-CQ</w:t>
-            </w:r>
-          </w:p>
-        </w:tc>
-        <w:tc>
-          <w:tcPr>
-            <w:tcW w:type="dxa" w:w="4706"/>
-          </w:tcPr>
-          <w:p>
-            <w:r>
-              <w:rPr>
-                <w:b w:val="0"/>
-                <w:i w:val="0"/>
-                <w:sz w:val="17"/>
-              </w:rPr>
-              <w:t>Peu plausible!! Ce ménage à consommer du sel en unité Boite (Autre que la boite/pot de tomate) .</w:t>
-            </w:r>
-          </w:p>
-        </w:tc>
-      </w:tr>
-      <w:tr>
-        <w:tc>
-          <w:tcPr>
-            <w:tcW w:type="dxa" w:w="964"/>
-          </w:tcPr>
-          <w:p>
-            <w:r>
-              <w:rPr>
-                <w:b/>
-                <w:i w:val="0"/>
-                <w:color w:val="EA580C"/>
-                <w:sz w:val="16"/>
-              </w:rPr>
-              <w:t>Moyenne</w:t>
-            </w:r>
-          </w:p>
-        </w:tc>
-        <w:tc>
-          <w:tcPr>
-            <w:tcW w:type="dxa" w:w="1247"/>
-          </w:tcPr>
-          <w:p>
-            <w:r>
-              <w:rPr>
-                <w:b/>
-                <w:i w:val="0"/>
-                <w:sz w:val="16"/>
-              </w:rPr>
-              <w:t>S07</w:t>
-              <w:br/>
-            </w:r>
-            <w:r>
-              <w:rPr>
-                <w:b w:val="0"/>
-                <w:i w:val="0"/>
-                <w:color w:val="64748B"/>
-                <w:sz w:val="14"/>
-              </w:rPr>
-              <w:t>Consommation alimentaire</w:t>
-            </w:r>
-          </w:p>
-        </w:tc>
-        <w:tc>
-          <w:tcPr>
-            <w:tcW w:type="dxa" w:w="1531"/>
-          </w:tcPr>
-          <w:p>
-            <w:r>
-              <w:rPr>
-                <w:b/>
-                <w:i w:val="0"/>
-                <w:color w:val="16A34A"/>
-                <w:sz w:val="16"/>
-              </w:rPr>
-              <w:t>—</w:t>
-            </w:r>
-          </w:p>
-        </w:tc>
-        <w:tc>
-          <w:tcPr>
-            <w:tcW w:type="dxa" w:w="1191"/>
-          </w:tcPr>
-          <w:p>
-            <w:r>
-              <w:rPr>
-                <w:b w:val="0"/>
-                <w:i w:val="0"/>
-                <w:color w:val="64748B"/>
-                <w:sz w:val="16"/>
-              </w:rPr>
-              <w:t>GT-CQ</w:t>
-            </w:r>
-          </w:p>
-        </w:tc>
-        <w:tc>
-          <w:tcPr>
-            <w:tcW w:type="dxa" w:w="4706"/>
-          </w:tcPr>
-          <w:p>
-            <w:r>
-              <w:rPr>
-                <w:b w:val="0"/>
-                <w:i w:val="0"/>
-                <w:sz w:val="17"/>
-              </w:rPr>
-              <w:t>Veuillez selectionner la bonne unité de consommation ou confirmez l'unité choisie avec le QG.</w:t>
-            </w:r>
-          </w:p>
-        </w:tc>
-      </w:tr>
-      <w:tr>
-        <w:tc>
-          <w:tcPr>
-            <w:tcW w:type="dxa" w:w="964"/>
-          </w:tcPr>
-          <w:p>
-            <w:r>
-              <w:rPr>
-                <w:b/>
-                <w:i w:val="0"/>
-                <w:color w:val="EA580C"/>
-                <w:sz w:val="16"/>
-              </w:rPr>
-              <w:t>Moyenne</w:t>
-            </w:r>
-          </w:p>
-        </w:tc>
-        <w:tc>
-          <w:tcPr>
-            <w:tcW w:type="dxa" w:w="1247"/>
-          </w:tcPr>
-          <w:p>
-            <w:r>
-              <w:rPr>
-                <w:b/>
-                <w:i w:val="0"/>
-                <w:sz w:val="16"/>
-              </w:rPr>
-              <w:t>S07</w:t>
-              <w:br/>
-            </w:r>
-            <w:r>
-              <w:rPr>
-                <w:b w:val="0"/>
-                <w:i w:val="0"/>
-                <w:color w:val="64748B"/>
-                <w:sz w:val="14"/>
-              </w:rPr>
-              <w:t>Consommation alimentaire</w:t>
-            </w:r>
-          </w:p>
-        </w:tc>
-        <w:tc>
-          <w:tcPr>
-            <w:tcW w:type="dxa" w:w="1531"/>
-          </w:tcPr>
-          <w:p>
-            <w:r>
-              <w:rPr>
-                <w:b/>
-                <w:i w:val="0"/>
-                <w:color w:val="16A34A"/>
-                <w:sz w:val="16"/>
-              </w:rPr>
-              <w:t>s07bq07a, s07bq07b, s07bq07c, s07bq08</w:t>
-            </w:r>
-          </w:p>
-        </w:tc>
-        <w:tc>
-          <w:tcPr>
-            <w:tcW w:type="dxa" w:w="1191"/>
-          </w:tcPr>
-          <w:p>
-            <w:r>
-              <w:rPr>
-                <w:b w:val="0"/>
-                <w:i w:val="0"/>
-                <w:color w:val="64748B"/>
-                <w:sz w:val="16"/>
-              </w:rPr>
-              <w:t>GT-CQ</w:t>
-            </w:r>
-          </w:p>
-        </w:tc>
-        <w:tc>
-          <w:tcPr>
-            <w:tcW w:type="dxa" w:w="4706"/>
-          </w:tcPr>
-          <w:p>
-            <w:r>
-              <w:rPr>
-                <w:b w:val="0"/>
-                <w:i w:val="0"/>
-                <w:sz w:val="17"/>
-              </w:rPr>
-              <w:t>Le prix d'achat unitaire (9000 Fcfa) de Poisson séché Guedj beurre en Kg de taille taille unique prière de regarder les reponses prises dans les questions s07bq07a s07bq07b s07bq07c s07bq08 pour mieux corriger.</w:t>
-            </w:r>
-          </w:p>
-        </w:tc>
-      </w:tr>
-      <w:tr>
-        <w:tc>
-          <w:tcPr>
-            <w:tcW w:type="dxa" w:w="964"/>
-          </w:tcPr>
-          <w:p>
-            <w:r>
-              <w:rPr>
-                <w:b/>
-                <w:i w:val="0"/>
-                <w:color w:val="EA580C"/>
-                <w:sz w:val="16"/>
-              </w:rPr>
-              <w:t>Moyenne</w:t>
-            </w:r>
-          </w:p>
-        </w:tc>
-        <w:tc>
-          <w:tcPr>
-            <w:tcW w:type="dxa" w:w="1247"/>
-          </w:tcPr>
-          <w:p>
-            <w:r>
-              <w:rPr>
-                <w:b/>
-                <w:i w:val="0"/>
-                <w:sz w:val="16"/>
-              </w:rPr>
-              <w:t>S07</w:t>
-              <w:br/>
-            </w:r>
-            <w:r>
-              <w:rPr>
-                <w:b w:val="0"/>
-                <w:i w:val="0"/>
-                <w:color w:val="64748B"/>
-                <w:sz w:val="14"/>
-              </w:rPr>
-              <w:t>Consommation alimentaire</w:t>
-            </w:r>
-          </w:p>
-        </w:tc>
-        <w:tc>
-          <w:tcPr>
-            <w:tcW w:type="dxa" w:w="1531"/>
-          </w:tcPr>
-          <w:p>
-            <w:r>
-              <w:rPr>
-                <w:b/>
-                <w:i w:val="0"/>
-                <w:color w:val="16A34A"/>
-                <w:sz w:val="16"/>
-              </w:rPr>
-              <w:t>—</w:t>
-            </w:r>
-          </w:p>
-        </w:tc>
-        <w:tc>
-          <w:tcPr>
-            <w:tcW w:type="dxa" w:w="1191"/>
-          </w:tcPr>
-          <w:p>
-            <w:r>
-              <w:rPr>
-                <w:b w:val="0"/>
-                <w:i w:val="0"/>
-                <w:color w:val="64748B"/>
-                <w:sz w:val="16"/>
-              </w:rPr>
-              <w:t>GT-CQ</w:t>
-            </w:r>
-          </w:p>
-        </w:tc>
-        <w:tc>
-          <w:tcPr>
-            <w:tcW w:type="dxa" w:w="4706"/>
-          </w:tcPr>
-          <w:p>
-            <w:r>
-              <w:rPr>
-                <w:b w:val="0"/>
-                <w:i w:val="0"/>
-                <w:sz w:val="17"/>
-              </w:rPr>
-              <w:t>Attention ! Le prix unitaire d'achat (9000 Fcfa) de Poisson séché Guedj beurre en Kg (taille unique) est relativement élevé par rapport aux autres prix observés dans cette zone.</w:t>
-            </w:r>
-          </w:p>
-        </w:tc>
-      </w:tr>
-      <w:tr>
-        <w:tc>
-          <w:tcPr>
-            <w:tcW w:type="dxa" w:w="964"/>
-          </w:tcPr>
-          <w:p>
-            <w:r>
-              <w:rPr>
-                <w:b/>
-                <w:i w:val="0"/>
-                <w:color w:val="EA580C"/>
-                <w:sz w:val="16"/>
-              </w:rPr>
-              <w:t>Moyenne</w:t>
-            </w:r>
-          </w:p>
-        </w:tc>
-        <w:tc>
-          <w:tcPr>
-            <w:tcW w:type="dxa" w:w="1247"/>
-          </w:tcPr>
-          <w:p>
-            <w:r>
-              <w:rPr>
-                <w:b/>
-                <w:i w:val="0"/>
-                <w:sz w:val="16"/>
-              </w:rPr>
-              <w:t>S09</w:t>
-              <w:br/>
-            </w:r>
-            <w:r>
-              <w:rPr>
-                <w:b w:val="0"/>
-                <w:i w:val="0"/>
-                <w:color w:val="64748B"/>
-                <w:sz w:val="14"/>
-              </w:rPr>
-              <w:t>Dépenses non alimentaires</w:t>
-            </w:r>
-          </w:p>
-        </w:tc>
-        <w:tc>
-          <w:tcPr>
-            <w:tcW w:type="dxa" w:w="1531"/>
-          </w:tcPr>
-          <w:p>
-            <w:r>
-              <w:rPr>
-                <w:b/>
-                <w:i w:val="0"/>
-                <w:color w:val="16A34A"/>
-                <w:sz w:val="16"/>
-              </w:rPr>
-              <w:t>—</w:t>
-            </w:r>
-          </w:p>
-        </w:tc>
-        <w:tc>
-          <w:tcPr>
-            <w:tcW w:type="dxa" w:w="1191"/>
-          </w:tcPr>
-          <w:p>
-            <w:r>
-              <w:rPr>
-                <w:b w:val="0"/>
-                <w:i w:val="0"/>
-                <w:color w:val="64748B"/>
-                <w:sz w:val="16"/>
-              </w:rPr>
-              <w:t>GT-CQ</w:t>
-            </w:r>
-          </w:p>
-        </w:tc>
-        <w:tc>
-          <w:tcPr>
-            <w:tcW w:type="dxa" w:w="4706"/>
-          </w:tcPr>
-          <w:p>
-            <w:r>
-              <w:rPr>
-                <w:b w:val="0"/>
-                <w:i w:val="0"/>
-                <w:sz w:val="17"/>
-              </w:rPr>
-              <w:t>Attention ! La dépense totale du ménage de Adji Assaïtou Diallo (23000 Fcfa) de la fête de Nouvel an 2026 est relativement élevé.</w:t>
-            </w:r>
-          </w:p>
-        </w:tc>
-      </w:tr>
-      <w:tr>
-        <w:tc>
-          <w:tcPr>
-            <w:tcW w:type="dxa" w:w="964"/>
-          </w:tcPr>
-          <w:p>
-            <w:r>
-              <w:rPr>
-                <w:b/>
-                <w:i w:val="0"/>
-                <w:color w:val="EA580C"/>
-                <w:sz w:val="16"/>
-              </w:rPr>
-              <w:t>Moyenne</w:t>
-            </w:r>
-          </w:p>
-        </w:tc>
-        <w:tc>
-          <w:tcPr>
-            <w:tcW w:type="dxa" w:w="1247"/>
-          </w:tcPr>
-          <w:p>
-            <w:r>
-              <w:rPr>
-                <w:b/>
-                <w:i w:val="0"/>
-                <w:sz w:val="16"/>
-              </w:rPr>
-              <w:t>S09</w:t>
-              <w:br/>
-            </w:r>
-            <w:r>
-              <w:rPr>
-                <w:b w:val="0"/>
-                <w:i w:val="0"/>
-                <w:color w:val="64748B"/>
-                <w:sz w:val="14"/>
-              </w:rPr>
-              <w:t>Dépenses non alimentaires</w:t>
-            </w:r>
-          </w:p>
-        </w:tc>
-        <w:tc>
-          <w:tcPr>
-            <w:tcW w:type="dxa" w:w="1531"/>
-          </w:tcPr>
-          <w:p>
-            <w:r>
-              <w:rPr>
-                <w:b/>
-                <w:i w:val="0"/>
-                <w:color w:val="16A34A"/>
-                <w:sz w:val="16"/>
-              </w:rPr>
-              <w:t>—</w:t>
-            </w:r>
-          </w:p>
-        </w:tc>
-        <w:tc>
-          <w:tcPr>
-            <w:tcW w:type="dxa" w:w="1191"/>
-          </w:tcPr>
-          <w:p>
-            <w:r>
-              <w:rPr>
-                <w:b w:val="0"/>
-                <w:i w:val="0"/>
-                <w:color w:val="64748B"/>
-                <w:sz w:val="16"/>
-              </w:rPr>
-              <w:t>GT-CQ</w:t>
-            </w:r>
-          </w:p>
-        </w:tc>
-        <w:tc>
-          <w:tcPr>
-            <w:tcW w:type="dxa" w:w="4706"/>
-          </w:tcPr>
-          <w:p>
-            <w:r>
-              <w:rPr>
-                <w:b w:val="0"/>
-                <w:i w:val="0"/>
-                <w:sz w:val="17"/>
-              </w:rPr>
-              <w:t>Prière de corriger ou de confirmer avec le QG.</w:t>
-            </w:r>
-          </w:p>
-        </w:tc>
-      </w:tr>
-      <w:tr>
-        <w:tc>
-          <w:tcPr>
-            <w:tcW w:type="dxa" w:w="964"/>
-          </w:tcPr>
-          <w:p>
-            <w:r>
-              <w:rPr>
-                <w:b/>
-                <w:i w:val="0"/>
-                <w:color w:val="EA580C"/>
-                <w:sz w:val="16"/>
-              </w:rPr>
-              <w:t>Moyenne</w:t>
-            </w:r>
-          </w:p>
-        </w:tc>
-        <w:tc>
-          <w:tcPr>
-            <w:tcW w:type="dxa" w:w="1247"/>
-          </w:tcPr>
-          <w:p>
-            <w:r>
-              <w:rPr>
-                <w:b/>
-                <w:i w:val="0"/>
-                <w:sz w:val="16"/>
-              </w:rPr>
-              <w:t>S09</w:t>
-              <w:br/>
-            </w:r>
-            <w:r>
-              <w:rPr>
-                <w:b w:val="0"/>
-                <w:i w:val="0"/>
-                <w:color w:val="64748B"/>
-                <w:sz w:val="14"/>
-              </w:rPr>
-              <w:t>Dépenses non alimentaires</w:t>
-            </w:r>
-          </w:p>
-        </w:tc>
-        <w:tc>
-          <w:tcPr>
-            <w:tcW w:type="dxa" w:w="1531"/>
-          </w:tcPr>
-          <w:p>
-            <w:r>
-              <w:rPr>
-                <w:b/>
-                <w:i w:val="0"/>
-                <w:color w:val="16A34A"/>
-                <w:sz w:val="16"/>
-              </w:rPr>
-              <w:t>—</w:t>
-            </w:r>
-          </w:p>
-        </w:tc>
-        <w:tc>
-          <w:tcPr>
-            <w:tcW w:type="dxa" w:w="1191"/>
-          </w:tcPr>
-          <w:p>
-            <w:r>
-              <w:rPr>
-                <w:b w:val="0"/>
-                <w:i w:val="0"/>
-                <w:color w:val="64748B"/>
-                <w:sz w:val="16"/>
-              </w:rPr>
-              <w:t>GT-CQ</w:t>
-            </w:r>
-          </w:p>
-        </w:tc>
-        <w:tc>
-          <w:tcPr>
-            <w:tcW w:type="dxa" w:w="4706"/>
-          </w:tcPr>
-          <w:p>
-            <w:r>
-              <w:rPr>
-                <w:b w:val="0"/>
-                <w:i w:val="0"/>
-                <w:sz w:val="17"/>
-              </w:rPr>
-              <w:t>Attention ! La dépense du ménage de Adji Assaïtou Diallo (15000 Fcfa) au cours de 7 derniers jours de Transport urbain en bus est relativement élevé.</w:t>
-            </w:r>
-          </w:p>
-        </w:tc>
-      </w:tr>
-      <w:tr>
-        <w:tc>
-          <w:tcPr>
-            <w:tcW w:type="dxa" w:w="964"/>
-          </w:tcPr>
-          <w:p>
-            <w:r>
-              <w:rPr>
-                <w:b/>
-                <w:i w:val="0"/>
-                <w:color w:val="EA580C"/>
-                <w:sz w:val="16"/>
-              </w:rPr>
-              <w:t>Moyenne</w:t>
-            </w:r>
-          </w:p>
-        </w:tc>
-        <w:tc>
-          <w:tcPr>
-            <w:tcW w:type="dxa" w:w="1247"/>
-          </w:tcPr>
-          <w:p>
-            <w:r>
-              <w:rPr>
-                <w:b/>
-                <w:i w:val="0"/>
-                <w:sz w:val="16"/>
-              </w:rPr>
-              <w:t>S09</w:t>
-              <w:br/>
-            </w:r>
-            <w:r>
-              <w:rPr>
-                <w:b w:val="0"/>
-                <w:i w:val="0"/>
-                <w:color w:val="64748B"/>
-                <w:sz w:val="14"/>
-              </w:rPr>
-              <w:t>Dépenses non alimentaires</w:t>
-            </w:r>
-          </w:p>
-        </w:tc>
-        <w:tc>
-          <w:tcPr>
-            <w:tcW w:type="dxa" w:w="1531"/>
-          </w:tcPr>
-          <w:p>
-            <w:r>
-              <w:rPr>
-                <w:b/>
-                <w:i w:val="0"/>
-                <w:color w:val="16A34A"/>
-                <w:sz w:val="16"/>
-              </w:rPr>
-              <w:t>—</w:t>
-            </w:r>
-          </w:p>
-        </w:tc>
-        <w:tc>
-          <w:tcPr>
-            <w:tcW w:type="dxa" w:w="1191"/>
-          </w:tcPr>
-          <w:p>
-            <w:r>
-              <w:rPr>
-                <w:b w:val="0"/>
-                <w:i w:val="0"/>
-                <w:color w:val="64748B"/>
-                <w:sz w:val="16"/>
-              </w:rPr>
-              <w:t>GT-CQ</w:t>
-            </w:r>
-          </w:p>
-        </w:tc>
-        <w:tc>
-          <w:tcPr>
-            <w:tcW w:type="dxa" w:w="4706"/>
-          </w:tcPr>
-          <w:p>
-            <w:r>
-              <w:rPr>
-                <w:b w:val="0"/>
-                <w:i w:val="0"/>
-                <w:sz w:val="17"/>
-              </w:rPr>
-              <w:t>Prière de corriger ou de confirmer avec le QG.</w:t>
-            </w:r>
-          </w:p>
-        </w:tc>
-      </w:tr>
-      <w:tr>
-        <w:tc>
-          <w:tcPr>
-            <w:tcW w:type="dxa" w:w="964"/>
-          </w:tcPr>
-          <w:p>
-            <w:r>
-              <w:rPr>
-                <w:b/>
-                <w:i w:val="0"/>
-                <w:color w:val="EA580C"/>
-                <w:sz w:val="16"/>
-              </w:rPr>
-              <w:t>Moyenne</w:t>
-            </w:r>
-          </w:p>
-        </w:tc>
-        <w:tc>
-          <w:tcPr>
-            <w:tcW w:type="dxa" w:w="1247"/>
-          </w:tcPr>
-          <w:p>
-            <w:r>
-              <w:rPr>
-                <w:b/>
-                <w:i w:val="0"/>
-                <w:sz w:val="16"/>
-              </w:rPr>
-              <w:t>S09</w:t>
-              <w:br/>
-            </w:r>
-            <w:r>
-              <w:rPr>
-                <w:b w:val="0"/>
-                <w:i w:val="0"/>
-                <w:color w:val="64748B"/>
-                <w:sz w:val="14"/>
-              </w:rPr>
-              <w:t>Dépenses non alimentaires</w:t>
-            </w:r>
-          </w:p>
-        </w:tc>
-        <w:tc>
-          <w:tcPr>
-            <w:tcW w:type="dxa" w:w="1531"/>
-          </w:tcPr>
-          <w:p>
-            <w:r>
-              <w:rPr>
-                <w:b/>
-                <w:i w:val="0"/>
-                <w:color w:val="16A34A"/>
-                <w:sz w:val="16"/>
-              </w:rPr>
-              <w:t>—</w:t>
-            </w:r>
-          </w:p>
-        </w:tc>
-        <w:tc>
-          <w:tcPr>
-            <w:tcW w:type="dxa" w:w="1191"/>
-          </w:tcPr>
-          <w:p>
-            <w:r>
-              <w:rPr>
-                <w:b w:val="0"/>
-                <w:i w:val="0"/>
-                <w:color w:val="64748B"/>
-                <w:sz w:val="16"/>
-              </w:rPr>
-              <w:t>GT-CQ</w:t>
-            </w:r>
-          </w:p>
-        </w:tc>
-        <w:tc>
-          <w:tcPr>
-            <w:tcW w:type="dxa" w:w="4706"/>
-          </w:tcPr>
-          <w:p>
-            <w:r>
-              <w:rPr>
-                <w:b w:val="0"/>
-                <w:i w:val="0"/>
-                <w:sz w:val="17"/>
-              </w:rPr>
-              <w:t>La dernière fois que vous avez acheté Frais de blanchiment des vêtements, linge, etc.</w:t>
-            </w:r>
-          </w:p>
-        </w:tc>
-      </w:tr>
-      <w:tr>
-        <w:tc>
-          <w:tcPr>
-            <w:tcW w:type="dxa" w:w="964"/>
-          </w:tcPr>
-          <w:p>
-            <w:r>
-              <w:rPr>
-                <w:b/>
-                <w:i w:val="0"/>
-                <w:color w:val="EA580C"/>
-                <w:sz w:val="16"/>
-              </w:rPr>
-              <w:t>Moyenne</w:t>
-            </w:r>
-          </w:p>
-        </w:tc>
-        <w:tc>
-          <w:tcPr>
-            <w:tcW w:type="dxa" w:w="1247"/>
-          </w:tcPr>
-          <w:p>
-            <w:r>
-              <w:rPr>
-                <w:b/>
-                <w:i w:val="0"/>
-                <w:sz w:val="16"/>
-              </w:rPr>
-              <w:t>S09</w:t>
-              <w:br/>
-            </w:r>
-            <w:r>
-              <w:rPr>
-                <w:b w:val="0"/>
-                <w:i w:val="0"/>
-                <w:color w:val="64748B"/>
-                <w:sz w:val="14"/>
-              </w:rPr>
-              <w:t>Dépenses non alimentaires</w:t>
-            </w:r>
-          </w:p>
-        </w:tc>
-        <w:tc>
-          <w:tcPr>
-            <w:tcW w:type="dxa" w:w="1531"/>
-          </w:tcPr>
-          <w:p>
-            <w:r>
-              <w:rPr>
-                <w:b/>
-                <w:i w:val="0"/>
-                <w:color w:val="16A34A"/>
-                <w:sz w:val="16"/>
-              </w:rPr>
-              <w:t>s01q23, s01q00b, s01q23_autre</w:t>
-            </w:r>
-          </w:p>
-        </w:tc>
-        <w:tc>
-          <w:tcPr>
-            <w:tcW w:type="dxa" w:w="1191"/>
-          </w:tcPr>
-          <w:p>
-            <w:r>
-              <w:rPr>
-                <w:b w:val="0"/>
-                <w:i w:val="0"/>
-                <w:color w:val="64748B"/>
-                <w:sz w:val="16"/>
-              </w:rPr>
-              <w:t>GT-CQ</w:t>
-            </w:r>
-          </w:p>
-        </w:tc>
-        <w:tc>
-          <w:tcPr>
-            <w:tcW w:type="dxa" w:w="4706"/>
-          </w:tcPr>
-          <w:p>
-            <w:r>
-              <w:rPr>
-                <w:b w:val="0"/>
-                <w:i w:val="0"/>
-                <w:sz w:val="17"/>
-              </w:rPr>
-              <w:t>(Pressing) est maison et semble exister dans les modalités, prière de prendre attache avec le QG pour plus d'explication afin de la classer bien.</w:t>
-            </w:r>
-          </w:p>
-        </w:tc>
-      </w:tr>
-      <w:tr>
-        <w:tc>
-          <w:tcPr>
-            <w:tcW w:type="dxa" w:w="964"/>
-          </w:tcPr>
-          <w:p>
-            <w:r>
-              <w:rPr>
-                <w:b/>
-                <w:i w:val="0"/>
-                <w:color w:val="EA580C"/>
-                <w:sz w:val="16"/>
-              </w:rPr>
-              <w:t>Moyenne</w:t>
-            </w:r>
-          </w:p>
-        </w:tc>
-        <w:tc>
-          <w:tcPr>
-            <w:tcW w:type="dxa" w:w="1247"/>
-          </w:tcPr>
-          <w:p>
-            <w:r>
-              <w:rPr>
-                <w:b/>
-                <w:i w:val="0"/>
-                <w:sz w:val="16"/>
-              </w:rPr>
-              <w:t>S09</w:t>
-              <w:br/>
-            </w:r>
-            <w:r>
-              <w:rPr>
-                <w:b w:val="0"/>
-                <w:i w:val="0"/>
-                <w:color w:val="64748B"/>
-                <w:sz w:val="14"/>
-              </w:rPr>
-              <w:t>Dépenses non alimentaires</w:t>
-            </w:r>
-          </w:p>
-        </w:tc>
-        <w:tc>
-          <w:tcPr>
-            <w:tcW w:type="dxa" w:w="1531"/>
-          </w:tcPr>
-          <w:p>
-            <w:r>
-              <w:rPr>
-                <w:b/>
-                <w:i w:val="0"/>
-                <w:color w:val="16A34A"/>
-                <w:sz w:val="16"/>
-              </w:rPr>
-              <w:t>—</w:t>
-            </w:r>
-          </w:p>
-        </w:tc>
-        <w:tc>
-          <w:tcPr>
-            <w:tcW w:type="dxa" w:w="1191"/>
-          </w:tcPr>
-          <w:p>
-            <w:r>
-              <w:rPr>
-                <w:b w:val="0"/>
-                <w:i w:val="0"/>
-                <w:color w:val="64748B"/>
-                <w:sz w:val="16"/>
-              </w:rPr>
-              <w:t>GT-CQ</w:t>
-            </w:r>
-          </w:p>
-        </w:tc>
-        <w:tc>
-          <w:tcPr>
-            <w:tcW w:type="dxa" w:w="4706"/>
-          </w:tcPr>
-          <w:p>
-            <w:r>
-              <w:rPr>
-                <w:b w:val="0"/>
-                <w:i w:val="0"/>
-                <w:sz w:val="17"/>
-              </w:rPr>
-              <w:t>La dernière fois que vous avez acheté Salaire du personnel de maison (gardien, boy, chauffeur, cuisinier, etc.</w:t>
-            </w:r>
-          </w:p>
-        </w:tc>
-      </w:tr>
-      <w:tr>
-        <w:tc>
-          <w:tcPr>
-            <w:tcW w:type="dxa" w:w="964"/>
-          </w:tcPr>
-          <w:p>
-            <w:r>
-              <w:rPr>
-                <w:b/>
-                <w:i w:val="0"/>
-                <w:color w:val="EA580C"/>
-                <w:sz w:val="16"/>
-              </w:rPr>
-              <w:t>Moyenne</w:t>
-            </w:r>
-          </w:p>
-        </w:tc>
-        <w:tc>
-          <w:tcPr>
-            <w:tcW w:type="dxa" w:w="1247"/>
-          </w:tcPr>
-          <w:p>
-            <w:r>
-              <w:rPr>
-                <w:b/>
-                <w:i w:val="0"/>
-                <w:sz w:val="16"/>
-              </w:rPr>
-              <w:t>S09</w:t>
-              <w:br/>
-            </w:r>
-            <w:r>
-              <w:rPr>
-                <w:b w:val="0"/>
-                <w:i w:val="0"/>
-                <w:color w:val="64748B"/>
-                <w:sz w:val="14"/>
-              </w:rPr>
-              <w:t>Dépenses non alimentaires</w:t>
-            </w:r>
-          </w:p>
-        </w:tc>
-        <w:tc>
-          <w:tcPr>
-            <w:tcW w:type="dxa" w:w="1531"/>
-          </w:tcPr>
-          <w:p>
-            <w:r>
-              <w:rPr>
-                <w:b/>
-                <w:i w:val="0"/>
-                <w:color w:val="16A34A"/>
-                <w:sz w:val="16"/>
-              </w:rPr>
-              <w:t>s01q23, s01q00b, s01q23_autre</w:t>
-            </w:r>
-          </w:p>
-        </w:tc>
-        <w:tc>
-          <w:tcPr>
-            <w:tcW w:type="dxa" w:w="1191"/>
-          </w:tcPr>
-          <w:p>
-            <w:r>
-              <w:rPr>
-                <w:b w:val="0"/>
-                <w:i w:val="0"/>
-                <w:color w:val="64748B"/>
-                <w:sz w:val="16"/>
-              </w:rPr>
-              <w:t>GT-CQ</w:t>
-            </w:r>
-          </w:p>
-        </w:tc>
-        <w:tc>
-          <w:tcPr>
-            <w:tcW w:type="dxa" w:w="4706"/>
-          </w:tcPr>
-          <w:p>
-            <w:r>
-              <w:rPr>
-                <w:b w:val="0"/>
-                <w:i w:val="0"/>
-                <w:sz w:val="17"/>
-              </w:rPr>
-              <w:t>) est maison et semble exister dans les modalités, prière de prendre attache avec le QG pour plus d'explication afin de la classer bien.</w:t>
-            </w:r>
-          </w:p>
-        </w:tc>
-      </w:tr>
-      <w:tr>
-        <w:tc>
-          <w:tcPr>
-            <w:tcW w:type="dxa" w:w="964"/>
-          </w:tcPr>
-          <w:p>
-            <w:r>
-              <w:rPr>
-                <w:b/>
-                <w:i w:val="0"/>
-                <w:color w:val="EA580C"/>
-                <w:sz w:val="16"/>
-              </w:rPr>
-              <w:t>Moyenne</w:t>
-            </w:r>
-          </w:p>
-        </w:tc>
-        <w:tc>
-          <w:tcPr>
-            <w:tcW w:type="dxa" w:w="1247"/>
-          </w:tcPr>
-          <w:p>
-            <w:r>
-              <w:rPr>
-                <w:b/>
-                <w:i w:val="0"/>
-                <w:sz w:val="16"/>
-              </w:rPr>
-              <w:t>S09</w:t>
-              <w:br/>
-            </w:r>
-            <w:r>
-              <w:rPr>
-                <w:b w:val="0"/>
-                <w:i w:val="0"/>
-                <w:color w:val="64748B"/>
-                <w:sz w:val="14"/>
-              </w:rPr>
-              <w:t>Dépenses non alimentaires</w:t>
-            </w:r>
-          </w:p>
-        </w:tc>
-        <w:tc>
-          <w:tcPr>
-            <w:tcW w:type="dxa" w:w="1531"/>
-          </w:tcPr>
-          <w:p>
-            <w:r>
-              <w:rPr>
-                <w:b/>
-                <w:i w:val="0"/>
-                <w:color w:val="16A34A"/>
-                <w:sz w:val="16"/>
-              </w:rPr>
-              <w:t>—</w:t>
-            </w:r>
-          </w:p>
-        </w:tc>
-        <w:tc>
-          <w:tcPr>
-            <w:tcW w:type="dxa" w:w="1191"/>
-          </w:tcPr>
-          <w:p>
-            <w:r>
-              <w:rPr>
-                <w:b w:val="0"/>
-                <w:i w:val="0"/>
-                <w:color w:val="64748B"/>
-                <w:sz w:val="16"/>
-              </w:rPr>
-              <w:t>GT-CQ</w:t>
-            </w:r>
-          </w:p>
-        </w:tc>
-        <w:tc>
-          <w:tcPr>
-            <w:tcW w:type="dxa" w:w="4706"/>
-          </w:tcPr>
-          <w:p>
-            <w:r>
-              <w:rPr>
-                <w:b w:val="0"/>
-                <w:i w:val="0"/>
-                <w:sz w:val="17"/>
-              </w:rPr>
-              <w:t>Attention ! La dépense du ménage de Adji Assaïtou Diallo (50000 Fcfa) au cours de 30 derniers jours de Salaire du personnel de maison (gardien, boy, chauffeur, cuisinier, etc.</w:t>
-            </w:r>
-          </w:p>
-        </w:tc>
-      </w:tr>
-      <w:tr>
-        <w:tc>
-          <w:tcPr>
-            <w:tcW w:type="dxa" w:w="964"/>
-          </w:tcPr>
-          <w:p>
-            <w:r>
-              <w:rPr>
-                <w:b/>
-                <w:i w:val="0"/>
-                <w:color w:val="EA580C"/>
-                <w:sz w:val="16"/>
-              </w:rPr>
-              <w:t>Moyenne</w:t>
-            </w:r>
-          </w:p>
-        </w:tc>
-        <w:tc>
-          <w:tcPr>
-            <w:tcW w:type="dxa" w:w="1247"/>
-          </w:tcPr>
-          <w:p>
-            <w:r>
-              <w:rPr>
-                <w:b/>
-                <w:i w:val="0"/>
-                <w:sz w:val="16"/>
-              </w:rPr>
-              <w:t>S09</w:t>
-              <w:br/>
-            </w:r>
-            <w:r>
-              <w:rPr>
-                <w:b w:val="0"/>
-                <w:i w:val="0"/>
-                <w:color w:val="64748B"/>
-                <w:sz w:val="14"/>
-              </w:rPr>
-              <w:t>Dépenses non alimentaires</w:t>
-            </w:r>
-          </w:p>
-        </w:tc>
-        <w:tc>
-          <w:tcPr>
-            <w:tcW w:type="dxa" w:w="1531"/>
-          </w:tcPr>
-          <w:p>
-            <w:r>
-              <w:rPr>
-                <w:b/>
-                <w:i w:val="0"/>
-                <w:color w:val="16A34A"/>
-                <w:sz w:val="16"/>
-              </w:rPr>
-              <w:t>—</w:t>
-            </w:r>
-          </w:p>
-        </w:tc>
-        <w:tc>
-          <w:tcPr>
-            <w:tcW w:type="dxa" w:w="1191"/>
-          </w:tcPr>
-          <w:p>
-            <w:r>
-              <w:rPr>
-                <w:b w:val="0"/>
-                <w:i w:val="0"/>
-                <w:color w:val="64748B"/>
-                <w:sz w:val="16"/>
-              </w:rPr>
-              <w:t>GT-CQ</w:t>
-            </w:r>
-          </w:p>
-        </w:tc>
-        <w:tc>
-          <w:tcPr>
-            <w:tcW w:type="dxa" w:w="4706"/>
-          </w:tcPr>
-          <w:p>
-            <w:r>
-              <w:rPr>
-                <w:b w:val="0"/>
-                <w:i w:val="0"/>
-                <w:sz w:val="17"/>
-              </w:rPr>
-              <w:t>) est relativement élevé.</w:t>
-            </w:r>
-          </w:p>
-        </w:tc>
-      </w:tr>
-      <w:tr>
-        <w:tc>
-          <w:tcPr>
-            <w:tcW w:type="dxa" w:w="964"/>
-          </w:tcPr>
-          <w:p>
-            <w:r>
-              <w:rPr>
-                <w:b/>
-                <w:i w:val="0"/>
-                <w:color w:val="EA580C"/>
-                <w:sz w:val="16"/>
-              </w:rPr>
-              <w:t>Moyenne</w:t>
-            </w:r>
-          </w:p>
-        </w:tc>
-        <w:tc>
-          <w:tcPr>
-            <w:tcW w:type="dxa" w:w="1247"/>
-          </w:tcPr>
-          <w:p>
-            <w:r>
-              <w:rPr>
-                <w:b/>
-                <w:i w:val="0"/>
-                <w:sz w:val="16"/>
-              </w:rPr>
-              <w:t>S09</w:t>
-              <w:br/>
-            </w:r>
-            <w:r>
-              <w:rPr>
-                <w:b w:val="0"/>
-                <w:i w:val="0"/>
-                <w:color w:val="64748B"/>
-                <w:sz w:val="14"/>
-              </w:rPr>
-              <w:t>Dépenses non alimentaires</w:t>
-            </w:r>
-          </w:p>
-        </w:tc>
-        <w:tc>
-          <w:tcPr>
-            <w:tcW w:type="dxa" w:w="1531"/>
-          </w:tcPr>
-          <w:p>
-            <w:r>
-              <w:rPr>
-                <w:b/>
-                <w:i w:val="0"/>
-                <w:color w:val="16A34A"/>
-                <w:sz w:val="16"/>
-              </w:rPr>
-              <w:t>—</w:t>
-            </w:r>
-          </w:p>
-        </w:tc>
-        <w:tc>
-          <w:tcPr>
-            <w:tcW w:type="dxa" w:w="1191"/>
-          </w:tcPr>
-          <w:p>
-            <w:r>
-              <w:rPr>
-                <w:b w:val="0"/>
-                <w:i w:val="0"/>
-                <w:color w:val="64748B"/>
-                <w:sz w:val="16"/>
-              </w:rPr>
-              <w:t>GT-CQ</w:t>
-            </w:r>
-          </w:p>
-        </w:tc>
-        <w:tc>
-          <w:tcPr>
-            <w:tcW w:type="dxa" w:w="4706"/>
-          </w:tcPr>
-          <w:p>
-            <w:r>
-              <w:rPr>
-                <w:b w:val="0"/>
-                <w:i w:val="0"/>
-                <w:sz w:val="17"/>
-              </w:rPr>
-              <w:t>Prière de corriger ou de confirmer avec le QG.</w:t>
-            </w:r>
-          </w:p>
-        </w:tc>
-      </w:tr>
-      <w:tr>
-        <w:tc>
-          <w:tcPr>
-            <w:tcW w:type="dxa" w:w="964"/>
-          </w:tcPr>
-          <w:p>
-            <w:r>
-              <w:rPr>
-                <w:b/>
-                <w:i w:val="0"/>
-                <w:color w:val="EA580C"/>
-                <w:sz w:val="16"/>
-              </w:rPr>
-              <w:t>Moyenne</w:t>
-            </w:r>
-          </w:p>
-        </w:tc>
-        <w:tc>
-          <w:tcPr>
-            <w:tcW w:type="dxa" w:w="1247"/>
-          </w:tcPr>
-          <w:p>
-            <w:r>
-              <w:rPr>
-                <w:b/>
-                <w:i w:val="0"/>
-                <w:sz w:val="16"/>
-              </w:rPr>
-              <w:t>S09</w:t>
-              <w:br/>
-            </w:r>
-            <w:r>
-              <w:rPr>
-                <w:b w:val="0"/>
-                <w:i w:val="0"/>
-                <w:color w:val="64748B"/>
-                <w:sz w:val="14"/>
-              </w:rPr>
-              <w:t>Dépenses non alimentaires</w:t>
-            </w:r>
-          </w:p>
-        </w:tc>
-        <w:tc>
-          <w:tcPr>
-            <w:tcW w:type="dxa" w:w="1531"/>
-          </w:tcPr>
-          <w:p>
-            <w:r>
-              <w:rPr>
-                <w:b/>
-                <w:i w:val="0"/>
-                <w:color w:val="16A34A"/>
-                <w:sz w:val="16"/>
-              </w:rPr>
-              <w:t>—</w:t>
-            </w:r>
-          </w:p>
-        </w:tc>
-        <w:tc>
-          <w:tcPr>
-            <w:tcW w:type="dxa" w:w="1191"/>
-          </w:tcPr>
-          <w:p>
-            <w:r>
-              <w:rPr>
-                <w:b w:val="0"/>
-                <w:i w:val="0"/>
-                <w:color w:val="64748B"/>
-                <w:sz w:val="16"/>
-              </w:rPr>
-              <w:t>GT-CQ</w:t>
-            </w:r>
-          </w:p>
-        </w:tc>
-        <w:tc>
-          <w:tcPr>
-            <w:tcW w:type="dxa" w:w="4706"/>
-          </w:tcPr>
-          <w:p>
-            <w:r>
-              <w:rPr>
-                <w:b w:val="0"/>
-                <w:i w:val="0"/>
-                <w:sz w:val="17"/>
-              </w:rPr>
-              <w:t>Attention ! La dépense du ménage de Adji Assaïtou Diallo (10000 Fcfa) au cours de 6 derniers mois de Transport inter-localité par voitures est relativement élevé.</w:t>
-            </w:r>
-          </w:p>
-        </w:tc>
-      </w:tr>
-      <w:tr>
-        <w:tc>
-          <w:tcPr>
-            <w:tcW w:type="dxa" w:w="964"/>
-          </w:tcPr>
-          <w:p>
-            <w:r>
-              <w:rPr>
-                <w:b/>
-                <w:i w:val="0"/>
-                <w:color w:val="EA580C"/>
-                <w:sz w:val="16"/>
-              </w:rPr>
-              <w:t>Moyenne</w:t>
-            </w:r>
-          </w:p>
-        </w:tc>
-        <w:tc>
-          <w:tcPr>
-            <w:tcW w:type="dxa" w:w="1247"/>
-          </w:tcPr>
-          <w:p>
-            <w:r>
-              <w:rPr>
-                <w:b/>
-                <w:i w:val="0"/>
-                <w:sz w:val="16"/>
-              </w:rPr>
-              <w:t>S09</w:t>
-              <w:br/>
-            </w:r>
-            <w:r>
-              <w:rPr>
-                <w:b w:val="0"/>
-                <w:i w:val="0"/>
-                <w:color w:val="64748B"/>
-                <w:sz w:val="14"/>
-              </w:rPr>
-              <w:t>Dépenses non alimentaires</w:t>
-            </w:r>
-          </w:p>
-        </w:tc>
-        <w:tc>
-          <w:tcPr>
-            <w:tcW w:type="dxa" w:w="1531"/>
-          </w:tcPr>
-          <w:p>
-            <w:r>
-              <w:rPr>
-                <w:b/>
-                <w:i w:val="0"/>
-                <w:color w:val="16A34A"/>
-                <w:sz w:val="16"/>
-              </w:rPr>
-              <w:t>—</w:t>
-            </w:r>
-          </w:p>
-        </w:tc>
-        <w:tc>
-          <w:tcPr>
-            <w:tcW w:type="dxa" w:w="1191"/>
-          </w:tcPr>
-          <w:p>
-            <w:r>
-              <w:rPr>
-                <w:b w:val="0"/>
-                <w:i w:val="0"/>
-                <w:color w:val="64748B"/>
-                <w:sz w:val="16"/>
-              </w:rPr>
-              <w:t>GT-CQ</w:t>
-            </w:r>
-          </w:p>
-        </w:tc>
-        <w:tc>
-          <w:tcPr>
-            <w:tcW w:type="dxa" w:w="4706"/>
-          </w:tcPr>
-          <w:p>
-            <w:r>
-              <w:rPr>
-                <w:b w:val="0"/>
-                <w:i w:val="0"/>
-                <w:sz w:val="17"/>
-              </w:rPr>
-              <w:t>Prière de corriger ou de confirmer avec le QG.</w:t>
-            </w:r>
-          </w:p>
-        </w:tc>
-      </w:tr>
-      <w:tr>
-        <w:tc>
-          <w:tcPr>
-            <w:tcW w:type="dxa" w:w="964"/>
-          </w:tcPr>
-          <w:p>
-            <w:r>
-              <w:rPr>
-                <w:b/>
-                <w:i w:val="0"/>
-                <w:color w:val="EA580C"/>
-                <w:sz w:val="16"/>
-              </w:rPr>
-              <w:t>Moyenne</w:t>
-            </w:r>
-          </w:p>
-        </w:tc>
-        <w:tc>
-          <w:tcPr>
-            <w:tcW w:type="dxa" w:w="1247"/>
-          </w:tcPr>
-          <w:p>
-            <w:r>
-              <w:rPr>
-                <w:b/>
-                <w:i w:val="0"/>
-                <w:sz w:val="16"/>
-              </w:rPr>
-              <w:t>S09</w:t>
-              <w:br/>
-            </w:r>
-            <w:r>
-              <w:rPr>
-                <w:b w:val="0"/>
-                <w:i w:val="0"/>
-                <w:color w:val="64748B"/>
-                <w:sz w:val="14"/>
-              </w:rPr>
-              <w:t>Dépenses non alimentaires</w:t>
-            </w:r>
-          </w:p>
-        </w:tc>
-        <w:tc>
-          <w:tcPr>
-            <w:tcW w:type="dxa" w:w="1531"/>
-          </w:tcPr>
-          <w:p>
-            <w:r>
-              <w:rPr>
-                <w:b/>
-                <w:i w:val="0"/>
-                <w:color w:val="16A34A"/>
-                <w:sz w:val="16"/>
-              </w:rPr>
-              <w:t>—</w:t>
-            </w:r>
-          </w:p>
-        </w:tc>
-        <w:tc>
-          <w:tcPr>
-            <w:tcW w:type="dxa" w:w="1191"/>
-          </w:tcPr>
-          <w:p>
-            <w:r>
-              <w:rPr>
-                <w:b w:val="0"/>
-                <w:i w:val="0"/>
-                <w:color w:val="64748B"/>
-                <w:sz w:val="16"/>
-              </w:rPr>
-              <w:t>GT-CQ</w:t>
-            </w:r>
-          </w:p>
-        </w:tc>
-        <w:tc>
-          <w:tcPr>
-            <w:tcW w:type="dxa" w:w="4706"/>
-          </w:tcPr>
-          <w:p>
-            <w:r>
-              <w:rPr>
-                <w:b w:val="0"/>
-                <w:i w:val="0"/>
-                <w:sz w:val="17"/>
-              </w:rPr>
-              <w:t>Attention ! La dépense du ménage de Adji Assaïtou Diallo (14000 Fcfa) au cours de 6 derniers mois de Frais de confection et de réparation de vêtements enfants est relativement élevé.</w:t>
-            </w:r>
-          </w:p>
-        </w:tc>
-      </w:tr>
-      <w:tr>
-        <w:tc>
-          <w:tcPr>
-            <w:tcW w:type="dxa" w:w="964"/>
-          </w:tcPr>
-          <w:p>
-            <w:r>
-              <w:rPr>
-                <w:b/>
-                <w:i w:val="0"/>
-                <w:color w:val="EA580C"/>
-                <w:sz w:val="16"/>
-              </w:rPr>
-              <w:t>Moyenne</w:t>
-            </w:r>
-          </w:p>
-        </w:tc>
-        <w:tc>
-          <w:tcPr>
-            <w:tcW w:type="dxa" w:w="1247"/>
-          </w:tcPr>
-          <w:p>
-            <w:r>
-              <w:rPr>
-                <w:b/>
-                <w:i w:val="0"/>
-                <w:sz w:val="16"/>
-              </w:rPr>
-              <w:t>S09</w:t>
-              <w:br/>
-            </w:r>
-            <w:r>
-              <w:rPr>
-                <w:b w:val="0"/>
-                <w:i w:val="0"/>
-                <w:color w:val="64748B"/>
-                <w:sz w:val="14"/>
-              </w:rPr>
-              <w:t>Dépenses non alimentaires</w:t>
-            </w:r>
-          </w:p>
-        </w:tc>
-        <w:tc>
-          <w:tcPr>
-            <w:tcW w:type="dxa" w:w="1531"/>
-          </w:tcPr>
-          <w:p>
-            <w:r>
-              <w:rPr>
-                <w:b/>
-                <w:i w:val="0"/>
-                <w:color w:val="16A34A"/>
-                <w:sz w:val="16"/>
-              </w:rPr>
-              <w:t>—</w:t>
-            </w:r>
-          </w:p>
-        </w:tc>
-        <w:tc>
-          <w:tcPr>
-            <w:tcW w:type="dxa" w:w="1191"/>
-          </w:tcPr>
-          <w:p>
-            <w:r>
-              <w:rPr>
-                <w:b w:val="0"/>
-                <w:i w:val="0"/>
-                <w:color w:val="64748B"/>
-                <w:sz w:val="16"/>
-              </w:rPr>
-              <w:t>GT-CQ</w:t>
-            </w:r>
-          </w:p>
-        </w:tc>
-        <w:tc>
-          <w:tcPr>
-            <w:tcW w:type="dxa" w:w="4706"/>
-          </w:tcPr>
-          <w:p>
-            <w:r>
-              <w:rPr>
-                <w:b w:val="0"/>
-                <w:i w:val="0"/>
-                <w:sz w:val="17"/>
-              </w:rPr>
-              <w:t>Attention ! La dépense du ménage de Adji Assaïtou Diallo (15000 Fcfa) au cours de 6 derniers mois de Frais de confection et de réparation de vêtements femme: robe, pantalon, jupe, ensemble, réparation, location, etc.</w:t>
-            </w:r>
-          </w:p>
-        </w:tc>
-      </w:tr>
-      <w:tr>
-        <w:tc>
-          <w:tcPr>
-            <w:tcW w:type="dxa" w:w="964"/>
-          </w:tcPr>
-          <w:p>
-            <w:r>
-              <w:rPr>
-                <w:b/>
-                <w:i w:val="0"/>
-                <w:color w:val="EA580C"/>
-                <w:sz w:val="16"/>
-              </w:rPr>
-              <w:t>Moyenne</w:t>
-            </w:r>
-          </w:p>
-        </w:tc>
-        <w:tc>
-          <w:tcPr>
-            <w:tcW w:type="dxa" w:w="1247"/>
-          </w:tcPr>
-          <w:p>
-            <w:r>
-              <w:rPr>
-                <w:b/>
-                <w:i w:val="0"/>
-                <w:sz w:val="16"/>
-              </w:rPr>
-              <w:t>S09</w:t>
-              <w:br/>
-            </w:r>
-            <w:r>
-              <w:rPr>
-                <w:b w:val="0"/>
-                <w:i w:val="0"/>
-                <w:color w:val="64748B"/>
-                <w:sz w:val="14"/>
-              </w:rPr>
-              <w:t>Dépenses non alimentaires</w:t>
-            </w:r>
-          </w:p>
-        </w:tc>
-        <w:tc>
-          <w:tcPr>
-            <w:tcW w:type="dxa" w:w="1531"/>
-          </w:tcPr>
-          <w:p>
-            <w:r>
-              <w:rPr>
-                <w:b/>
-                <w:i w:val="0"/>
-                <w:color w:val="16A34A"/>
-                <w:sz w:val="16"/>
-              </w:rPr>
-              <w:t>—</w:t>
-            </w:r>
-          </w:p>
-        </w:tc>
-        <w:tc>
-          <w:tcPr>
-            <w:tcW w:type="dxa" w:w="1191"/>
-          </w:tcPr>
-          <w:p>
-            <w:r>
-              <w:rPr>
-                <w:b w:val="0"/>
-                <w:i w:val="0"/>
-                <w:color w:val="64748B"/>
-                <w:sz w:val="16"/>
-              </w:rPr>
-              <w:t>GT-CQ</w:t>
-            </w:r>
-          </w:p>
-        </w:tc>
-        <w:tc>
-          <w:tcPr>
-            <w:tcW w:type="dxa" w:w="4706"/>
-          </w:tcPr>
-          <w:p>
-            <w:r>
-              <w:rPr>
-                <w:b w:val="0"/>
-                <w:i w:val="0"/>
-                <w:sz w:val="17"/>
-              </w:rPr>
-              <w:t>est relativement élevé.</w:t>
-            </w:r>
-          </w:p>
-        </w:tc>
-      </w:tr>
-      <w:tr>
-        <w:tc>
-          <w:tcPr>
-            <w:tcW w:type="dxa" w:w="964"/>
-          </w:tcPr>
-          <w:p>
-            <w:r>
-              <w:rPr>
-                <w:b/>
-                <w:i w:val="0"/>
-                <w:color w:val="EA580C"/>
-                <w:sz w:val="16"/>
-              </w:rPr>
-              <w:t>Moyenne</w:t>
-            </w:r>
-          </w:p>
-        </w:tc>
-        <w:tc>
-          <w:tcPr>
-            <w:tcW w:type="dxa" w:w="1247"/>
-          </w:tcPr>
-          <w:p>
-            <w:r>
-              <w:rPr>
-                <w:b/>
-                <w:i w:val="0"/>
-                <w:sz w:val="16"/>
-              </w:rPr>
-              <w:t>S09</w:t>
-              <w:br/>
-            </w:r>
-            <w:r>
-              <w:rPr>
-                <w:b w:val="0"/>
-                <w:i w:val="0"/>
-                <w:color w:val="64748B"/>
-                <w:sz w:val="14"/>
-              </w:rPr>
-              <w:t>Dépenses non alimentaires</w:t>
-            </w:r>
-          </w:p>
-        </w:tc>
-        <w:tc>
-          <w:tcPr>
-            <w:tcW w:type="dxa" w:w="1531"/>
-          </w:tcPr>
-          <w:p>
-            <w:r>
-              <w:rPr>
-                <w:b/>
-                <w:i w:val="0"/>
-                <w:color w:val="16A34A"/>
-                <w:sz w:val="16"/>
-              </w:rPr>
-              <w:t>—</w:t>
-            </w:r>
-          </w:p>
-        </w:tc>
-        <w:tc>
-          <w:tcPr>
-            <w:tcW w:type="dxa" w:w="1191"/>
-          </w:tcPr>
-          <w:p>
-            <w:r>
-              <w:rPr>
-                <w:b w:val="0"/>
-                <w:i w:val="0"/>
-                <w:color w:val="64748B"/>
-                <w:sz w:val="16"/>
-              </w:rPr>
-              <w:t>GT-CQ</w:t>
-            </w:r>
-          </w:p>
-        </w:tc>
-        <w:tc>
-          <w:tcPr>
-            <w:tcW w:type="dxa" w:w="4706"/>
-          </w:tcPr>
-          <w:p>
-            <w:r>
-              <w:rPr>
-                <w:b w:val="0"/>
-                <w:i w:val="0"/>
-                <w:sz w:val="17"/>
-              </w:rPr>
-              <w:t>Attention ! La dépense du ménage de Adji Assaïtou Diallo (15000 Fcfa) au cours de 12 derniers mois de Ustensiles de cuisine: casserole, marmite, tamis local, réparation d'ustensiles de cuisine, etc est relativement élevé.</w:t>
-            </w:r>
-          </w:p>
-        </w:tc>
-      </w:tr>
-      <w:tr>
-        <w:tc>
-          <w:tcPr>
-            <w:tcW w:type="dxa" w:w="964"/>
-          </w:tcPr>
-          <w:p>
-            <w:r>
-              <w:rPr>
-                <w:b/>
-                <w:i w:val="0"/>
-                <w:color w:val="EA580C"/>
-                <w:sz w:val="16"/>
-              </w:rPr>
-              <w:t>Moyenne</w:t>
-            </w:r>
-          </w:p>
-        </w:tc>
-        <w:tc>
-          <w:tcPr>
-            <w:tcW w:type="dxa" w:w="1247"/>
-          </w:tcPr>
-          <w:p>
-            <w:r>
-              <w:rPr>
-                <w:b/>
-                <w:i w:val="0"/>
-                <w:sz w:val="16"/>
-              </w:rPr>
-              <w:t>S09</w:t>
-              <w:br/>
-            </w:r>
-            <w:r>
-              <w:rPr>
-                <w:b w:val="0"/>
-                <w:i w:val="0"/>
-                <w:color w:val="64748B"/>
-                <w:sz w:val="14"/>
-              </w:rPr>
-              <w:t>Dépenses non alimentaires</w:t>
-            </w:r>
-          </w:p>
-        </w:tc>
-        <w:tc>
-          <w:tcPr>
-            <w:tcW w:type="dxa" w:w="1531"/>
-          </w:tcPr>
-          <w:p>
-            <w:r>
-              <w:rPr>
-                <w:b/>
-                <w:i w:val="0"/>
-                <w:color w:val="16A34A"/>
-                <w:sz w:val="16"/>
-              </w:rPr>
-              <w:t>—</w:t>
-            </w:r>
-          </w:p>
-        </w:tc>
-        <w:tc>
-          <w:tcPr>
-            <w:tcW w:type="dxa" w:w="1191"/>
-          </w:tcPr>
-          <w:p>
-            <w:r>
-              <w:rPr>
-                <w:b w:val="0"/>
-                <w:i w:val="0"/>
-                <w:color w:val="64748B"/>
-                <w:sz w:val="16"/>
-              </w:rPr>
-              <w:t>GT-CQ</w:t>
-            </w:r>
-          </w:p>
-        </w:tc>
-        <w:tc>
-          <w:tcPr>
-            <w:tcW w:type="dxa" w:w="4706"/>
-          </w:tcPr>
-          <w:p>
-            <w:r>
-              <w:rPr>
-                <w:b w:val="0"/>
-                <w:i w:val="0"/>
-                <w:sz w:val="17"/>
-              </w:rPr>
-              <w:t>Prière de corriger ou de confirmer avec le QG.</w:t>
-            </w:r>
-          </w:p>
-        </w:tc>
-      </w:tr>
-      <w:tr>
-        <w:tc>
-          <w:tcPr>
-            <w:tcW w:type="dxa" w:w="964"/>
-          </w:tcPr>
-          <w:p>
-            <w:r>
-              <w:rPr>
-                <w:b/>
-                <w:i w:val="0"/>
-                <w:color w:val="EA580C"/>
-                <w:sz w:val="16"/>
-              </w:rPr>
-              <w:t>Moyenne</w:t>
-            </w:r>
-          </w:p>
-        </w:tc>
-        <w:tc>
-          <w:tcPr>
-            <w:tcW w:type="dxa" w:w="1247"/>
-          </w:tcPr>
-          <w:p>
-            <w:r>
-              <w:rPr>
-                <w:b/>
-                <w:i w:val="0"/>
-                <w:sz w:val="16"/>
-              </w:rPr>
-              <w:t>S09</w:t>
-              <w:br/>
-            </w:r>
-            <w:r>
-              <w:rPr>
-                <w:b w:val="0"/>
-                <w:i w:val="0"/>
-                <w:color w:val="64748B"/>
-                <w:sz w:val="14"/>
-              </w:rPr>
-              <w:t>Dépenses non alimentaires</w:t>
-            </w:r>
-          </w:p>
-        </w:tc>
-        <w:tc>
-          <w:tcPr>
-            <w:tcW w:type="dxa" w:w="1531"/>
-          </w:tcPr>
-          <w:p>
-            <w:r>
-              <w:rPr>
-                <w:b/>
-                <w:i w:val="0"/>
-                <w:color w:val="16A34A"/>
-                <w:sz w:val="16"/>
-              </w:rPr>
-              <w:t>—</w:t>
-            </w:r>
-          </w:p>
-        </w:tc>
-        <w:tc>
-          <w:tcPr>
-            <w:tcW w:type="dxa" w:w="1191"/>
-          </w:tcPr>
-          <w:p>
-            <w:r>
-              <w:rPr>
-                <w:b w:val="0"/>
-                <w:i w:val="0"/>
-                <w:color w:val="64748B"/>
-                <w:sz w:val="16"/>
-              </w:rPr>
-              <w:t>GT-CQ</w:t>
-            </w:r>
-          </w:p>
-        </w:tc>
-        <w:tc>
-          <w:tcPr>
-            <w:tcW w:type="dxa" w:w="4706"/>
-          </w:tcPr>
-          <w:p>
-            <w:r>
-              <w:rPr>
-                <w:b w:val="0"/>
-                <w:i w:val="0"/>
-                <w:sz w:val="17"/>
-              </w:rPr>
-              <w:t>Attention ! La dépense du ménage de Adji Assaïtou Diallo (25000 Fcfa) au cours de 12 derniers mois de Linge de maison et articles associés (serviettes de bain, drap, couverture, couvre-lit, oreillers, moustiquaire, nattes, tapis, rideaux, éventail, etc.</w:t>
-            </w:r>
-          </w:p>
-        </w:tc>
-      </w:tr>
-      <w:tr>
-        <w:tc>
-          <w:tcPr>
-            <w:tcW w:type="dxa" w:w="964"/>
-          </w:tcPr>
-          <w:p>
-            <w:r>
-              <w:rPr>
-                <w:b/>
-                <w:i w:val="0"/>
-                <w:color w:val="EA580C"/>
-                <w:sz w:val="16"/>
-              </w:rPr>
-              <w:t>Moyenne</w:t>
-            </w:r>
-          </w:p>
-        </w:tc>
-        <w:tc>
-          <w:tcPr>
-            <w:tcW w:type="dxa" w:w="1247"/>
-          </w:tcPr>
-          <w:p>
-            <w:r>
-              <w:rPr>
-                <w:b/>
-                <w:i w:val="0"/>
-                <w:sz w:val="16"/>
-              </w:rPr>
-              <w:t>S09</w:t>
-              <w:br/>
-            </w:r>
-            <w:r>
-              <w:rPr>
-                <w:b w:val="0"/>
-                <w:i w:val="0"/>
-                <w:color w:val="64748B"/>
-                <w:sz w:val="14"/>
-              </w:rPr>
-              <w:t>Dépenses non alimentaires</w:t>
-            </w:r>
-          </w:p>
-        </w:tc>
-        <w:tc>
-          <w:tcPr>
-            <w:tcW w:type="dxa" w:w="1531"/>
-          </w:tcPr>
-          <w:p>
-            <w:r>
-              <w:rPr>
-                <w:b/>
-                <w:i w:val="0"/>
-                <w:color w:val="16A34A"/>
-                <w:sz w:val="16"/>
-              </w:rPr>
-              <w:t>—</w:t>
-            </w:r>
-          </w:p>
-        </w:tc>
-        <w:tc>
-          <w:tcPr>
-            <w:tcW w:type="dxa" w:w="1191"/>
-          </w:tcPr>
-          <w:p>
-            <w:r>
-              <w:rPr>
-                <w:b w:val="0"/>
-                <w:i w:val="0"/>
-                <w:color w:val="64748B"/>
-                <w:sz w:val="16"/>
-              </w:rPr>
-              <w:t>GT-CQ</w:t>
-            </w:r>
-          </w:p>
-        </w:tc>
-        <w:tc>
-          <w:tcPr>
-            <w:tcW w:type="dxa" w:w="4706"/>
-          </w:tcPr>
-          <w:p>
-            <w:r>
-              <w:rPr>
-                <w:b w:val="0"/>
-                <w:i w:val="0"/>
-                <w:sz w:val="17"/>
-              </w:rPr>
-              <w:t>) est relativement élevé.</w:t>
-            </w:r>
-          </w:p>
-        </w:tc>
-      </w:tr>
-      <w:tr>
-        <w:tc>
-          <w:tcPr>
-            <w:tcW w:type="dxa" w:w="964"/>
-          </w:tcPr>
-          <w:p>
-            <w:r>
-              <w:rPr>
-                <w:b/>
-                <w:i w:val="0"/>
-                <w:color w:val="EA580C"/>
-                <w:sz w:val="16"/>
-              </w:rPr>
-              <w:t>Moyenne</w:t>
-            </w:r>
-          </w:p>
-        </w:tc>
-        <w:tc>
-          <w:tcPr>
-            <w:tcW w:type="dxa" w:w="1247"/>
-          </w:tcPr>
-          <w:p>
-            <w:r>
-              <w:rPr>
-                <w:b/>
-                <w:i w:val="0"/>
-                <w:sz w:val="16"/>
-              </w:rPr>
-              <w:t>S09</w:t>
-              <w:br/>
-            </w:r>
-            <w:r>
-              <w:rPr>
-                <w:b w:val="0"/>
-                <w:i w:val="0"/>
-                <w:color w:val="64748B"/>
-                <w:sz w:val="14"/>
-              </w:rPr>
-              <w:t>Dépenses non alimentaires</w:t>
-            </w:r>
-          </w:p>
-        </w:tc>
-        <w:tc>
-          <w:tcPr>
-            <w:tcW w:type="dxa" w:w="1531"/>
-          </w:tcPr>
-          <w:p>
-            <w:r>
-              <w:rPr>
-                <w:b/>
-                <w:i w:val="0"/>
-                <w:color w:val="16A34A"/>
-                <w:sz w:val="16"/>
-              </w:rPr>
-              <w:t>—</w:t>
-            </w:r>
-          </w:p>
-        </w:tc>
-        <w:tc>
-          <w:tcPr>
-            <w:tcW w:type="dxa" w:w="1191"/>
-          </w:tcPr>
-          <w:p>
-            <w:r>
-              <w:rPr>
-                <w:b w:val="0"/>
-                <w:i w:val="0"/>
-                <w:color w:val="64748B"/>
-                <w:sz w:val="16"/>
-              </w:rPr>
-              <w:t>GT-CQ</w:t>
-            </w:r>
-          </w:p>
-        </w:tc>
-        <w:tc>
-          <w:tcPr>
-            <w:tcW w:type="dxa" w:w="4706"/>
-          </w:tcPr>
-          <w:p>
-            <w:r>
-              <w:rPr>
-                <w:b w:val="0"/>
-                <w:i w:val="0"/>
-                <w:sz w:val="17"/>
-              </w:rPr>
-              <w:t>Attention ! La dépense du ménage de Adji Assaïtou Diallo (40000 Fcfa) au cours de 12 derniers mois de Vaisselle: assiettes, couteau, fourchette, cuillère, gobelets, verres, etc est relativement élevé.</w:t>
-            </w:r>
-          </w:p>
-        </w:tc>
-      </w:tr>
-      <w:tr>
-        <w:tc>
-          <w:tcPr>
-            <w:tcW w:type="dxa" w:w="964"/>
-          </w:tcPr>
-          <w:p>
-            <w:r>
-              <w:rPr>
-                <w:b/>
-                <w:i w:val="0"/>
-                <w:color w:val="EA580C"/>
-                <w:sz w:val="16"/>
-              </w:rPr>
-              <w:t>Moyenne</w:t>
-            </w:r>
-          </w:p>
-        </w:tc>
-        <w:tc>
-          <w:tcPr>
-            <w:tcW w:type="dxa" w:w="1247"/>
-          </w:tcPr>
-          <w:p>
-            <w:r>
-              <w:rPr>
-                <w:b/>
-                <w:i w:val="0"/>
-                <w:sz w:val="16"/>
-              </w:rPr>
-              <w:t>S09</w:t>
-              <w:br/>
-            </w:r>
-            <w:r>
-              <w:rPr>
-                <w:b w:val="0"/>
-                <w:i w:val="0"/>
-                <w:color w:val="64748B"/>
-                <w:sz w:val="14"/>
-              </w:rPr>
-              <w:t>Dépenses non alimentaires</w:t>
-            </w:r>
-          </w:p>
-        </w:tc>
-        <w:tc>
-          <w:tcPr>
-            <w:tcW w:type="dxa" w:w="1531"/>
-          </w:tcPr>
-          <w:p>
-            <w:r>
-              <w:rPr>
-                <w:b/>
-                <w:i w:val="0"/>
-                <w:color w:val="16A34A"/>
-                <w:sz w:val="16"/>
-              </w:rPr>
-              <w:t>—</w:t>
-            </w:r>
-          </w:p>
-        </w:tc>
-        <w:tc>
-          <w:tcPr>
-            <w:tcW w:type="dxa" w:w="1191"/>
-          </w:tcPr>
-          <w:p>
-            <w:r>
-              <w:rPr>
-                <w:b w:val="0"/>
-                <w:i w:val="0"/>
-                <w:color w:val="64748B"/>
-                <w:sz w:val="16"/>
-              </w:rPr>
-              <w:t>GT-CQ</w:t>
-            </w:r>
-          </w:p>
-        </w:tc>
-        <w:tc>
-          <w:tcPr>
-            <w:tcW w:type="dxa" w:w="4706"/>
-          </w:tcPr>
-          <w:p>
-            <w:r>
-              <w:rPr>
-                <w:b w:val="0"/>
-                <w:i w:val="0"/>
-                <w:sz w:val="17"/>
-              </w:rPr>
-              <w:t>Attention ! La dépense du ménage de Adji Assaïtou Diallo (55000 Fcfa) au cours de 12 derniers mois de Autres effets personnels :valise, sac voyage, sac main, perruques, chapeau, lunettes solaires, parapluies, parasol, canne, porte-monnaie/feuille, articles pour fumeurs (cendrier etc.); articles bébé (poussette, sièges), articles funéraires, etc est relativement élevé.</w:t>
-            </w:r>
-          </w:p>
-        </w:tc>
-      </w:tr>
-      <w:tr>
-        <w:tc>
-          <w:tcPr>
-            <w:tcW w:type="dxa" w:w="964"/>
-          </w:tcPr>
-          <w:p>
-            <w:r>
-              <w:rPr>
-                <w:b/>
-                <w:i w:val="0"/>
-                <w:color w:val="EA580C"/>
-                <w:sz w:val="16"/>
-              </w:rPr>
-              <w:t>Moyenne</w:t>
-            </w:r>
-          </w:p>
-        </w:tc>
-        <w:tc>
-          <w:tcPr>
-            <w:tcW w:type="dxa" w:w="1247"/>
-          </w:tcPr>
-          <w:p>
-            <w:r>
-              <w:rPr>
-                <w:b/>
-                <w:i w:val="0"/>
-                <w:sz w:val="16"/>
-              </w:rPr>
-              <w:t>S11</w:t>
-              <w:br/>
-            </w:r>
-            <w:r>
-              <w:rPr>
-                <w:b w:val="0"/>
-                <w:i w:val="0"/>
-                <w:color w:val="64748B"/>
-                <w:sz w:val="14"/>
-              </w:rPr>
-              <w:t>Logement / cadre de vie</w:t>
-            </w:r>
-          </w:p>
-        </w:tc>
-        <w:tc>
-          <w:tcPr>
-            <w:tcW w:type="dxa" w:w="1531"/>
-          </w:tcPr>
-          <w:p>
-            <w:r>
-              <w:rPr>
-                <w:b/>
-                <w:i w:val="0"/>
-                <w:color w:val="16A34A"/>
-                <w:sz w:val="16"/>
-              </w:rPr>
-              <w:t>s00q11, s01q03b, s01q04b, s02q01__1, s02q02__1, s02q03__1, s02q04, s02q15</w:t>
-            </w:r>
-          </w:p>
-        </w:tc>
-        <w:tc>
-          <w:tcPr>
-            <w:tcW w:type="dxa" w:w="1191"/>
-          </w:tcPr>
-          <w:p>
-            <w:r>
-              <w:rPr>
-                <w:b w:val="0"/>
-                <w:i w:val="0"/>
-                <w:color w:val="64748B"/>
-                <w:sz w:val="16"/>
-              </w:rPr>
-              <w:t>GT-CQ</w:t>
-            </w:r>
-          </w:p>
-        </w:tc>
-        <w:tc>
-          <w:tcPr>
-            <w:tcW w:type="dxa" w:w="4706"/>
-          </w:tcPr>
-          <w:p>
-            <w:r>
-              <w:rPr>
-                <w:b w:val="0"/>
-                <w:i w:val="0"/>
-                <w:sz w:val="17"/>
-              </w:rPr>
               <w:t>Le montant (500000 FCFA) du loyer mensuel payé pour un logement comme le votre (Maison à Etage) dans ce village/quartier est trop élevé, Veuillez s'il vous plaît corriger cette information.</w:t>
-            </w:r>
-          </w:p>
-        </w:tc>
-      </w:tr>
-      <w:tr>
-        <w:tc>
-          <w:tcPr>
-            <w:tcW w:type="dxa" w:w="964"/>
-          </w:tcPr>
-          <w:p>
-            <w:r>
-              <w:rPr>
-                <w:b/>
-                <w:i w:val="0"/>
-                <w:color w:val="EA580C"/>
-                <w:sz w:val="16"/>
-              </w:rPr>
-              <w:t>Moyenne</w:t>
-            </w:r>
-          </w:p>
-        </w:tc>
-        <w:tc>
-          <w:tcPr>
-            <w:tcW w:type="dxa" w:w="1247"/>
-          </w:tcPr>
-          <w:p>
-            <w:r>
-              <w:rPr>
-                <w:b/>
-                <w:i w:val="0"/>
-                <w:sz w:val="16"/>
-              </w:rPr>
-              <w:t>S13</w:t>
-              <w:br/>
-            </w:r>
-            <w:r>
-              <w:rPr>
-                <w:b w:val="0"/>
-                <w:i w:val="0"/>
-                <w:color w:val="64748B"/>
-                <w:sz w:val="14"/>
-              </w:rPr>
-              <w:t>Transferts</w:t>
-            </w:r>
-          </w:p>
-        </w:tc>
-        <w:tc>
-          <w:tcPr>
-            <w:tcW w:type="dxa" w:w="1531"/>
-          </w:tcPr>
-          <w:p>
-            <w:r>
-              <w:rPr>
-                <w:b/>
-                <w:i w:val="0"/>
-                <w:color w:val="16A34A"/>
-                <w:sz w:val="16"/>
-              </w:rPr>
-              <w:t>s00q07a, s00q08, s00q10, s00q13_0, s00q15_0, s00q17_0, s00q23a, s00q23b</w:t>
-            </w:r>
-          </w:p>
-        </w:tc>
-        <w:tc>
-          <w:tcPr>
-            <w:tcW w:type="dxa" w:w="1191"/>
-          </w:tcPr>
-          <w:p>
-            <w:r>
-              <w:rPr>
-                <w:b w:val="0"/>
-                <w:i w:val="0"/>
-                <w:color w:val="64748B"/>
-                <w:sz w:val="16"/>
-              </w:rPr>
-              <w:t>GT-CQ</w:t>
-            </w:r>
-          </w:p>
-        </w:tc>
-        <w:tc>
-          <w:tcPr>
-            <w:tcW w:type="dxa" w:w="4706"/>
-          </w:tcPr>
-          <w:p>
-            <w:r>
-              <w:rPr>
-                <w:b w:val="0"/>
-                <w:i w:val="0"/>
-                <w:sz w:val="17"/>
-              </w:rPr>
-              <w:t>L'enquêteur prière de fournir d'effort pour avoir le niveau d'étude et l'âge de celui qui a béneficié de l'argent dans la section 13b (Transfert emis).</w:t>
             </w:r>
           </w:p>
         </w:tc>
